--- a/public/documentos/GOB-09-informe-de-desempeno-n-1.docx
+++ b/public/documentos/GOB-09-informe-de-desempeno-n-1.docx
@@ -18,7 +18,7 @@
           <w:left w:w="10" w:type="dxa"/>
           <w:right w:w="10" w:type="dxa"/>
         </w:tblCellMar>
-        <w:tblLook w:val="0000" w:firstRow="0" w:lastRow="0" w:firstColumn="0" w:lastColumn="0" w:noHBand="0" w:noVBand="0"/>
+        <w:tblLook w:val="04A0" w:firstRow="1" w:lastRow="0" w:firstColumn="1" w:lastColumn="0" w:noHBand="0" w:noVBand="1"/>
       </w:tblPr>
       <w:tblGrid>
         <w:gridCol w:w="1757"/>
@@ -52,7 +52,7 @@
                 <w:noProof/>
               </w:rPr>
               <w:drawing>
-                <wp:inline distT="0" distB="0" distL="0" distR="0" wp14:anchorId="49A8E74B" wp14:editId="6FBE0681">
+                <wp:inline distT="0" distB="0" distL="0" distR="0" wp14:anchorId="58EF0352" wp14:editId="645F35D5">
                   <wp:extent cx="990600" cy="990600"/>
                   <wp:effectExtent l="0" t="0" r="0" b="0"/>
                   <wp:docPr id="1" name="Imagen 1"/>
@@ -171,10 +171,10 @@
                 <w:noProof/>
               </w:rPr>
               <w:drawing>
-                <wp:inline distT="0" distB="0" distL="0" distR="0" wp14:anchorId="680C7008" wp14:editId="4032D5C6">
+                <wp:inline distT="0" distB="0" distL="0" distR="0" wp14:anchorId="33A10C70" wp14:editId="4466F948">
                   <wp:extent cx="800100" cy="800100"/>
                   <wp:effectExtent l="0" t="0" r="0" b="0"/>
-                  <wp:docPr id="510715866" name="Imagen 510715866"/>
+                  <wp:docPr id="199381965" name="Imagen 199381965"/>
                   <wp:cNvGraphicFramePr>
                     <a:graphicFrameLocks xmlns:a="http://schemas.openxmlformats.org/drawingml/2006/main" noChangeAspect="1"/>
                   </wp:cNvGraphicFramePr>
@@ -308,7 +308,7 @@
           <w:left w:w="10" w:type="dxa"/>
           <w:right w:w="10" w:type="dxa"/>
         </w:tblCellMar>
-        <w:tblLook w:val="0000" w:firstRow="0" w:lastRow="0" w:firstColumn="0" w:lastColumn="0" w:noHBand="0" w:noVBand="0"/>
+        <w:tblLook w:val="04A0" w:firstRow="1" w:lastRow="0" w:firstColumn="1" w:lastColumn="0" w:noHBand="0" w:noVBand="1"/>
       </w:tblPr>
       <w:tblGrid>
         <w:gridCol w:w="2636"/>
@@ -786,7 +786,7 @@
           <w:left w:w="10" w:type="dxa"/>
           <w:right w:w="10" w:type="dxa"/>
         </w:tblCellMar>
-        <w:tblLook w:val="0000" w:firstRow="0" w:lastRow="0" w:firstColumn="0" w:lastColumn="0" w:noHBand="0" w:noVBand="0"/>
+        <w:tblLook w:val="04A0" w:firstRow="1" w:lastRow="0" w:firstColumn="1" w:lastColumn="0" w:noHBand="0" w:noVBand="1"/>
       </w:tblPr>
       <w:tblGrid>
         <w:gridCol w:w="4042"/>
@@ -1399,7 +1399,7 @@
           <w:left w:w="10" w:type="dxa"/>
           <w:right w:w="10" w:type="dxa"/>
         </w:tblCellMar>
-        <w:tblLook w:val="0000" w:firstRow="0" w:lastRow="0" w:firstColumn="0" w:lastColumn="0" w:noHBand="0" w:noVBand="0"/>
+        <w:tblLook w:val="04A0" w:firstRow="1" w:lastRow="0" w:firstColumn="1" w:lastColumn="0" w:noHBand="0" w:noVBand="1"/>
       </w:tblPr>
       <w:tblGrid>
         <w:gridCol w:w="2636"/>
@@ -1817,7 +1817,7 @@
           <w:left w:w="10" w:type="dxa"/>
           <w:right w:w="10" w:type="dxa"/>
         </w:tblCellMar>
-        <w:tblLook w:val="0000" w:firstRow="0" w:lastRow="0" w:firstColumn="0" w:lastColumn="0" w:noHBand="0" w:noVBand="0"/>
+        <w:tblLook w:val="04A0" w:firstRow="1" w:lastRow="0" w:firstColumn="1" w:lastColumn="0" w:noHBand="0" w:noVBand="1"/>
       </w:tblPr>
       <w:tblGrid>
         <w:gridCol w:w="1054"/>
@@ -2158,7 +2158,7 @@
           <w:left w:w="10" w:type="dxa"/>
           <w:right w:w="10" w:type="dxa"/>
         </w:tblCellMar>
-        <w:tblLook w:val="0000" w:firstRow="0" w:lastRow="0" w:firstColumn="0" w:lastColumn="0" w:noHBand="0" w:noVBand="0"/>
+        <w:tblLook w:val="04A0" w:firstRow="1" w:lastRow="0" w:firstColumn="1" w:lastColumn="0" w:noHBand="0" w:noVBand="1"/>
       </w:tblPr>
       <w:tblGrid>
         <w:gridCol w:w="2636"/>
@@ -2498,7 +2498,7 @@
           <w:left w:w="10" w:type="dxa"/>
           <w:right w:w="10" w:type="dxa"/>
         </w:tblCellMar>
-        <w:tblLook w:val="0000" w:firstRow="0" w:lastRow="0" w:firstColumn="0" w:lastColumn="0" w:noHBand="0" w:noVBand="0"/>
+        <w:tblLook w:val="04A0" w:firstRow="1" w:lastRow="0" w:firstColumn="1" w:lastColumn="0" w:noHBand="0" w:noVBand="1"/>
       </w:tblPr>
       <w:tblGrid>
         <w:gridCol w:w="8787"/>
@@ -2585,7 +2585,7 @@
     <w:sdt>
       <w:sdtPr>
         <w:alias w:val="Contenido"/>
-        <w:id w:val="-1974746602"/>
+        <w:id w:val="1788774002"/>
       </w:sdtPr>
       <w:sdtEndPr/>
       <w:sdtContent>
@@ -2611,7 +2611,7 @@
           <w:r>
             <w:fldChar w:fldCharType="separate"/>
           </w:r>
-          <w:hyperlink w:anchor="_Toc242536673" w:history="1">
+          <w:hyperlink w:anchor="_Toc242538671" w:history="1">
             <w:r>
               <w:rPr>
                 <w:rStyle w:val="Hipervnculo"/>
@@ -2635,7 +2635,7 @@
               <w:rPr>
                 <w:noProof/>
               </w:rPr>
-              <w:instrText xml:space="preserve"> PAGEREF _Toc242536673 \h </w:instrText>
+              <w:instrText xml:space="preserve"> PAGEREF _Toc242538671 \h </w:instrText>
             </w:r>
             <w:r>
               <w:rPr>
@@ -2675,7 +2675,7 @@
               <w14:ligatures w14:val="standardContextual"/>
             </w:rPr>
           </w:pPr>
-          <w:hyperlink w:anchor="_Toc242536674" w:history="1">
+          <w:hyperlink w:anchor="_Toc242538672" w:history="1">
             <w:r>
               <w:rPr>
                 <w:rStyle w:val="Hipervnculo"/>
@@ -2699,7 +2699,7 @@
               <w:rPr>
                 <w:noProof/>
               </w:rPr>
-              <w:instrText xml:space="preserve"> PAGEREF _Toc242536674 \h </w:instrText>
+              <w:instrText xml:space="preserve"> PAGEREF _Toc242538672 \h </w:instrText>
             </w:r>
             <w:r>
               <w:rPr>
@@ -2739,7 +2739,7 @@
               <w14:ligatures w14:val="standardContextual"/>
             </w:rPr>
           </w:pPr>
-          <w:hyperlink w:anchor="_Toc242536675" w:history="1">
+          <w:hyperlink w:anchor="_Toc242538673" w:history="1">
             <w:r>
               <w:rPr>
                 <w:rStyle w:val="Hipervnculo"/>
@@ -2763,7 +2763,7 @@
               <w:rPr>
                 <w:noProof/>
               </w:rPr>
-              <w:instrText xml:space="preserve"> PAGEREF _Toc242536675 \h </w:instrText>
+              <w:instrText xml:space="preserve"> PAGEREF _Toc242538673 \h </w:instrText>
             </w:r>
             <w:r>
               <w:rPr>
@@ -2803,7 +2803,7 @@
               <w14:ligatures w14:val="standardContextual"/>
             </w:rPr>
           </w:pPr>
-          <w:hyperlink w:anchor="_Toc242536676" w:history="1">
+          <w:hyperlink w:anchor="_Toc242538674" w:history="1">
             <w:r>
               <w:rPr>
                 <w:rStyle w:val="Hipervnculo"/>
@@ -2827,7 +2827,7 @@
               <w:rPr>
                 <w:noProof/>
               </w:rPr>
-              <w:instrText xml:space="preserve"> PAGEREF _Toc242536676 \h </w:instrText>
+              <w:instrText xml:space="preserve"> PAGEREF _Toc242538674 \h </w:instrText>
             </w:r>
             <w:r>
               <w:rPr>
@@ -2867,7 +2867,7 @@
               <w14:ligatures w14:val="standardContextual"/>
             </w:rPr>
           </w:pPr>
-          <w:hyperlink w:anchor="_Toc242536677" w:history="1">
+          <w:hyperlink w:anchor="_Toc242538675" w:history="1">
             <w:r>
               <w:rPr>
                 <w:rStyle w:val="Hipervnculo"/>
@@ -2891,7 +2891,7 @@
               <w:rPr>
                 <w:noProof/>
               </w:rPr>
-              <w:instrText xml:space="preserve"> PAGEREF _Toc242536677 \h </w:instrText>
+              <w:instrText xml:space="preserve"> PAGEREF _Toc242538675 \h </w:instrText>
             </w:r>
             <w:r>
               <w:rPr>
@@ -2931,7 +2931,7 @@
               <w14:ligatures w14:val="standardContextual"/>
             </w:rPr>
           </w:pPr>
-          <w:hyperlink w:anchor="_Toc242536678" w:history="1">
+          <w:hyperlink w:anchor="_Toc242538676" w:history="1">
             <w:r>
               <w:rPr>
                 <w:rStyle w:val="Hipervnculo"/>
@@ -2955,7 +2955,7 @@
               <w:rPr>
                 <w:noProof/>
               </w:rPr>
-              <w:instrText xml:space="preserve"> PAGEREF _Toc242536678 \h </w:instrText>
+              <w:instrText xml:space="preserve"> PAGEREF _Toc242538676 \h </w:instrText>
             </w:r>
             <w:r>
               <w:rPr>
@@ -2995,7 +2995,7 @@
               <w14:ligatures w14:val="standardContextual"/>
             </w:rPr>
           </w:pPr>
-          <w:hyperlink w:anchor="_Toc242536679" w:history="1">
+          <w:hyperlink w:anchor="_Toc242538677" w:history="1">
             <w:r>
               <w:rPr>
                 <w:rStyle w:val="Hipervnculo"/>
@@ -3019,7 +3019,7 @@
               <w:rPr>
                 <w:noProof/>
               </w:rPr>
-              <w:instrText xml:space="preserve"> PAGEREF _Toc242536679 \h </w:instrText>
+              <w:instrText xml:space="preserve"> PAGEREF _Toc242538677 \h </w:instrText>
             </w:r>
             <w:r>
               <w:rPr>
@@ -3069,7 +3069,7 @@
       <w:pPr>
         <w:pStyle w:val="Ttulo1"/>
       </w:pPr>
-      <w:bookmarkStart w:id="0" w:name="_Toc242536673"/>
+      <w:bookmarkStart w:id="0" w:name="_Toc242538671"/>
       <w:r>
         <w:lastRenderedPageBreak/>
         <w:t>1. Datos del informe</w:t>
@@ -3092,7 +3092,7 @@
           <w:left w:w="10" w:type="dxa"/>
           <w:right w:w="10" w:type="dxa"/>
         </w:tblCellMar>
-        <w:tblLook w:val="0000" w:firstRow="0" w:lastRow="0" w:firstColumn="0" w:lastColumn="0" w:noHBand="0" w:noVBand="0"/>
+        <w:tblLook w:val="04A0" w:firstRow="1" w:lastRow="0" w:firstColumn="1" w:lastColumn="0" w:noHBand="0" w:noVBand="1"/>
       </w:tblPr>
       <w:tblGrid>
         <w:gridCol w:w="2636"/>
@@ -3576,7 +3576,7 @@
       <w:pPr>
         <w:pStyle w:val="Ttulo1"/>
       </w:pPr>
-      <w:bookmarkStart w:id="1" w:name="_Toc242536674"/>
+      <w:bookmarkStart w:id="1" w:name="_Toc242538672"/>
       <w:r>
         <w:t>2. Resumen</w:t>
       </w:r>
@@ -3597,14 +3597,14 @@
         <w:jc w:val="both"/>
       </w:pPr>
       <w:r>
-        <w:t>La planificación de gobernanza, interesados, alcance y cronograma está emitida (22 documentos). El asunto más serio es la calidad del producto: el prototipo heredado no tiene un modelo validado con datos reales.</w:t>
+        <w:t>La planificación de gobernanza, interesados, alcance y cronograma está emitida (24 documentos). El asunto más serio es la calidad del producto: el prototipo heredado no tiene un modelo validado con datos reales.</w:t>
       </w:r>
     </w:p>
     <w:p>
       <w:pPr>
         <w:pStyle w:val="Ttulo1"/>
       </w:pPr>
-      <w:bookmarkStart w:id="2" w:name="_Toc242536675"/>
+      <w:bookmarkStart w:id="2" w:name="_Toc242538673"/>
       <w:r>
         <w:t>3. Estado por dominio</w:t>
       </w:r>
@@ -3652,7 +3652,7 @@
           <w:left w:w="10" w:type="dxa"/>
           <w:right w:w="10" w:type="dxa"/>
         </w:tblCellMar>
-        <w:tblLook w:val="0000" w:firstRow="0" w:lastRow="0" w:firstColumn="0" w:lastColumn="0" w:noHBand="0" w:noVBand="0"/>
+        <w:tblLook w:val="04A0" w:firstRow="1" w:lastRow="0" w:firstColumn="1" w:lastColumn="0" w:noHBand="0" w:noVBand="1"/>
       </w:tblPr>
       <w:tblGrid>
         <w:gridCol w:w="1757"/>
@@ -4685,7 +4685,7 @@
       <w:pPr>
         <w:pStyle w:val="Ttulo1"/>
       </w:pPr>
-      <w:bookmarkStart w:id="3" w:name="_Toc242536676"/>
+      <w:bookmarkStart w:id="3" w:name="_Toc242538674"/>
       <w:r>
         <w:t>4. Avance de los entregables de gestión</w:t>
       </w:r>
@@ -4733,7 +4733,7 @@
           <w:left w:w="10" w:type="dxa"/>
           <w:right w:w="10" w:type="dxa"/>
         </w:tblCellMar>
-        <w:tblLook w:val="0000" w:firstRow="0" w:lastRow="0" w:firstColumn="0" w:lastColumn="0" w:noHBand="0" w:noVBand="0"/>
+        <w:tblLook w:val="04A0" w:firstRow="1" w:lastRow="0" w:firstColumn="1" w:lastColumn="0" w:noHBand="0" w:noVBand="1"/>
       </w:tblPr>
       <w:tblGrid>
         <w:gridCol w:w="5272"/>
@@ -5046,7 +5046,7 @@
                 <w:sz w:val="18"/>
                 <w:szCs w:val="18"/>
               </w:rPr>
-              <w:t>5</w:t>
+              <w:t>7</w:t>
             </w:r>
           </w:p>
         </w:tc>
@@ -5279,7 +5279,7 @@
                 <w:sz w:val="18"/>
                 <w:szCs w:val="18"/>
               </w:rPr>
-              <w:t>22</w:t>
+              <w:t>24</w:t>
             </w:r>
           </w:p>
         </w:tc>
@@ -5338,7 +5338,7 @@
       <w:pPr>
         <w:pStyle w:val="Ttulo1"/>
       </w:pPr>
-      <w:bookmarkStart w:id="4" w:name="_Toc242536677"/>
+      <w:bookmarkStart w:id="4" w:name="_Toc242538675"/>
       <w:r>
         <w:t>5. Hitos próximos</w:t>
       </w:r>
@@ -5386,7 +5386,7 @@
           <w:left w:w="10" w:type="dxa"/>
           <w:right w:w="10" w:type="dxa"/>
         </w:tblCellMar>
-        <w:tblLook w:val="0000" w:firstRow="0" w:lastRow="0" w:firstColumn="0" w:lastColumn="0" w:noHBand="0" w:noVBand="0"/>
+        <w:tblLook w:val="04A0" w:firstRow="1" w:lastRow="0" w:firstColumn="1" w:lastColumn="0" w:noHBand="0" w:noVBand="1"/>
       </w:tblPr>
       <w:tblGrid>
         <w:gridCol w:w="2987"/>
@@ -5957,7 +5957,7 @@
       <w:pPr>
         <w:pStyle w:val="Ttulo1"/>
       </w:pPr>
-      <w:bookmarkStart w:id="5" w:name="_Toc242536678"/>
+      <w:bookmarkStart w:id="5" w:name="_Toc242538676"/>
       <w:r>
         <w:t>6. Decisiones que se solicitan a la patrocinadora</w:t>
       </w:r>
@@ -6037,7 +6037,7 @@
       <w:pPr>
         <w:pStyle w:val="Ttulo1"/>
       </w:pPr>
-      <w:bookmarkStart w:id="6" w:name="_Toc242536679"/>
+      <w:bookmarkStart w:id="6" w:name="_Toc242538677"/>
       <w:r>
         <w:t>7. Cómo se medirá el desempeño desde el Sprint 1</w:t>
       </w:r>
@@ -6085,7 +6085,7 @@
           <w:left w:w="10" w:type="dxa"/>
           <w:right w:w="10" w:type="dxa"/>
         </w:tblCellMar>
-        <w:tblLook w:val="0000" w:firstRow="0" w:lastRow="0" w:firstColumn="0" w:lastColumn="0" w:noHBand="0" w:noVBand="0"/>
+        <w:tblLook w:val="04A0" w:firstRow="1" w:lastRow="0" w:firstColumn="1" w:lastColumn="0" w:noHBand="0" w:noVBand="1"/>
       </w:tblPr>
       <w:tblGrid>
         <w:gridCol w:w="2636"/>
@@ -6902,7 +6902,7 @@
           <w:left w:w="10" w:type="dxa"/>
           <w:right w:w="10" w:type="dxa"/>
         </w:tblCellMar>
-        <w:tblLook w:val="0000" w:firstRow="0" w:lastRow="0" w:firstColumn="0" w:lastColumn="0" w:noHBand="0" w:noVBand="0"/>
+        <w:tblLook w:val="04A0" w:firstRow="1" w:lastRow="0" w:firstColumn="1" w:lastColumn="0" w:noHBand="0" w:noVBand="1"/>
       </w:tblPr>
       <w:tblGrid>
         <w:gridCol w:w="8787"/>
@@ -7353,10 +7353,10 @@
 <file path=word/numbering.xml><?xml version="1.0" encoding="utf-8"?>
 <w:numbering xmlns:wpc="http://schemas.microsoft.com/office/word/2010/wordprocessingCanvas" xmlns:cx="http://schemas.microsoft.com/office/drawing/2014/chartex" xmlns:cx1="http://schemas.microsoft.com/office/drawing/2015/9/8/chartex" xmlns:cx2="http://schemas.microsoft.com/office/drawing/2015/10/21/chartex" xmlns:cx3="http://schemas.microsoft.com/office/drawing/2016/5/9/chartex" xmlns:cx4="http://schemas.microsoft.com/office/drawing/2016/5/10/chartex" xmlns:cx5="http://schemas.microsoft.com/office/drawing/2016/5/11/chartex" xmlns:cx6="http://schemas.microsoft.com/office/drawing/2016/5/12/chartex" xmlns:cx7="http://schemas.microsoft.com/office/drawing/2016/5/13/chartex" xmlns:cx8="http://schemas.microsoft.com/office/drawing/2016/5/14/chartex" xmlns:mc="http://schemas.openxmlformats.org/markup-compatibility/2006" xmlns:aink="http://schemas.microsoft.com/office/drawing/2016/ink" xmlns:am3d="http://schemas.microsoft.com/office/drawing/2017/model3d" xmlns:o="urn:schemas-microsoft-com:office:office" xmlns:oel="http://schemas.microsoft.com/office/2019/extlst" xmlns:r="http://schemas.openxmlformats.org/officeDocument/2006/relationships" xmlns:m="http://schemas.openxmlformats.org/officeDocument/2006/math" xmlns:v="urn:schemas-microsoft-com:vml" xmlns:wp14="http://schemas.microsoft.com/office/word/2010/wordprocessingDrawing" xmlns:wp="http://schemas.openxmlformats.org/drawingml/2006/wordprocessingDrawing" xmlns:w10="urn:schemas-microsoft-com:office:word" xmlns:w="http://schemas.openxmlformats.org/wordprocessingml/2006/main" xmlns:w14="http://schemas.microsoft.com/office/word/2010/wordml" xmlns:w15="http://schemas.microsoft.com/office/word/2012/wordml" xmlns:w16cex="http://schemas.microsoft.com/office/word/2018/wordml/cex" xmlns:w16cid="http://schemas.microsoft.com/office/word/2016/wordml/cid" xmlns:w16="http://schemas.microsoft.com/office/word/2018/wordml" xmlns:w16du="http://schemas.microsoft.com/office/word/2023/wordml/word16du" xmlns:w16sdtdh="http://schemas.microsoft.com/office/word/2020/wordml/sdtdatahash" xmlns:w16sdtfl="http://schemas.microsoft.com/office/word/2024/wordml/sdtformatlock" xmlns:w16se="http://schemas.microsoft.com/office/word/2015/wordml/symex" xmlns:wpg="http://schemas.microsoft.com/office/word/2010/wordprocessingGroup" xmlns:wpi="http://schemas.microsoft.com/office/word/2010/wordprocessingInk" xmlns:wne="http://schemas.microsoft.com/office/word/2006/wordml" xmlns:wps="http://schemas.microsoft.com/office/word/2010/wordprocessingShape" mc:Ignorable="w14 w15 w16se w16cid w16 w16cex w16sdtdh w16sdtfl w16du wp14">
   <w:abstractNum w:abstractNumId="0" w15:restartNumberingAfterBreak="0">
-    <w:nsid w:val="0DAF164E"/>
+    <w:nsid w:val="45D119BE"/>
     <w:multiLevelType w:val="hybridMultilevel"/>
-    <w:tmpl w:val="D1EE1C9E"/>
-    <w:lvl w:ilvl="0" w:tplc="36E0BC32">
+    <w:tmpl w:val="9F7E24C2"/>
+    <w:lvl w:ilvl="0" w:tplc="93FA5758">
       <w:start w:val="1"/>
       <w:numFmt w:val="bullet"/>
       <w:lvlText w:val="●"/>
@@ -7365,7 +7365,7 @@
         <w:ind w:left="720" w:hanging="360"/>
       </w:pPr>
     </w:lvl>
-    <w:lvl w:ilvl="1" w:tplc="4E905E0E">
+    <w:lvl w:ilvl="1" w:tplc="490E065A">
       <w:start w:val="1"/>
       <w:numFmt w:val="bullet"/>
       <w:lvlText w:val="○"/>
@@ -7374,7 +7374,7 @@
         <w:ind w:left="1440" w:hanging="360"/>
       </w:pPr>
     </w:lvl>
-    <w:lvl w:ilvl="2" w:tplc="95E03710">
+    <w:lvl w:ilvl="2" w:tplc="1D4AF398">
       <w:start w:val="1"/>
       <w:numFmt w:val="bullet"/>
       <w:lvlText w:val="■"/>
@@ -7383,7 +7383,7 @@
         <w:ind w:left="2160" w:hanging="360"/>
       </w:pPr>
     </w:lvl>
-    <w:lvl w:ilvl="3" w:tplc="EF8EDD38">
+    <w:lvl w:ilvl="3" w:tplc="D924D668">
       <w:start w:val="1"/>
       <w:numFmt w:val="bullet"/>
       <w:lvlText w:val="●"/>
@@ -7392,7 +7392,7 @@
         <w:ind w:left="2880" w:hanging="360"/>
       </w:pPr>
     </w:lvl>
-    <w:lvl w:ilvl="4" w:tplc="2B12B1B0">
+    <w:lvl w:ilvl="4" w:tplc="02FE25F6">
       <w:start w:val="1"/>
       <w:numFmt w:val="bullet"/>
       <w:lvlText w:val="○"/>
@@ -7401,7 +7401,7 @@
         <w:ind w:left="3600" w:hanging="360"/>
       </w:pPr>
     </w:lvl>
-    <w:lvl w:ilvl="5" w:tplc="2F286200">
+    <w:lvl w:ilvl="5" w:tplc="DBC814D8">
       <w:start w:val="1"/>
       <w:numFmt w:val="bullet"/>
       <w:lvlText w:val="■"/>
@@ -7410,7 +7410,7 @@
         <w:ind w:left="4320" w:hanging="360"/>
       </w:pPr>
     </w:lvl>
-    <w:lvl w:ilvl="6" w:tplc="1E868646">
+    <w:lvl w:ilvl="6" w:tplc="19C88048">
       <w:start w:val="1"/>
       <w:numFmt w:val="bullet"/>
       <w:lvlText w:val="●"/>
@@ -7419,7 +7419,7 @@
         <w:ind w:left="5040" w:hanging="360"/>
       </w:pPr>
     </w:lvl>
-    <w:lvl w:ilvl="7" w:tplc="C33C5F24">
+    <w:lvl w:ilvl="7" w:tplc="E93A0636">
       <w:start w:val="1"/>
       <w:numFmt w:val="bullet"/>
       <w:lvlText w:val="●"/>
@@ -7428,7 +7428,7 @@
         <w:ind w:left="5760" w:hanging="360"/>
       </w:pPr>
     </w:lvl>
-    <w:lvl w:ilvl="8" w:tplc="818C5860">
+    <w:lvl w:ilvl="8" w:tplc="86CCC04C">
       <w:start w:val="1"/>
       <w:numFmt w:val="bullet"/>
       <w:lvlText w:val="●"/>
@@ -7439,10 +7439,10 @@
     </w:lvl>
   </w:abstractNum>
   <w:abstractNum w:abstractNumId="1" w15:restartNumberingAfterBreak="0">
-    <w:nsid w:val="185C3959"/>
+    <w:nsid w:val="7B3A4553"/>
     <w:multiLevelType w:val="hybridMultilevel"/>
-    <w:tmpl w:val="ACFCB9FE"/>
-    <w:lvl w:ilvl="0" w:tplc="E2543662">
+    <w:tmpl w:val="69E85858"/>
+    <w:lvl w:ilvl="0" w:tplc="B838AA4A">
       <w:start w:val="1"/>
       <w:numFmt w:val="decimal"/>
       <w:lvlText w:val="%1."/>
@@ -7451,52 +7451,52 @@
         <w:ind w:left="560" w:hanging="340"/>
       </w:pPr>
     </w:lvl>
-    <w:lvl w:ilvl="1" w:tplc="D280F5D0">
+    <w:lvl w:ilvl="1" w:tplc="89782244">
       <w:numFmt w:val="decimal"/>
       <w:lvlText w:val=""/>
       <w:lvlJc w:val="left"/>
     </w:lvl>
-    <w:lvl w:ilvl="2" w:tplc="DF1A6A96">
+    <w:lvl w:ilvl="2" w:tplc="F8A8E31E">
       <w:numFmt w:val="decimal"/>
       <w:lvlText w:val=""/>
       <w:lvlJc w:val="left"/>
     </w:lvl>
-    <w:lvl w:ilvl="3" w:tplc="7F3EF25C">
+    <w:lvl w:ilvl="3" w:tplc="82EC3072">
       <w:numFmt w:val="decimal"/>
       <w:lvlText w:val=""/>
       <w:lvlJc w:val="left"/>
     </w:lvl>
-    <w:lvl w:ilvl="4" w:tplc="77906260">
+    <w:lvl w:ilvl="4" w:tplc="DFA42F6E">
       <w:numFmt w:val="decimal"/>
       <w:lvlText w:val=""/>
       <w:lvlJc w:val="left"/>
     </w:lvl>
-    <w:lvl w:ilvl="5" w:tplc="68C24CC6">
+    <w:lvl w:ilvl="5" w:tplc="12DABA7E">
       <w:numFmt w:val="decimal"/>
       <w:lvlText w:val=""/>
       <w:lvlJc w:val="left"/>
     </w:lvl>
-    <w:lvl w:ilvl="6" w:tplc="D4DCADF6">
+    <w:lvl w:ilvl="6" w:tplc="11206850">
       <w:numFmt w:val="decimal"/>
       <w:lvlText w:val=""/>
       <w:lvlJc w:val="left"/>
     </w:lvl>
-    <w:lvl w:ilvl="7" w:tplc="5E9AD80A">
+    <w:lvl w:ilvl="7" w:tplc="2660B02E">
       <w:numFmt w:val="decimal"/>
       <w:lvlText w:val=""/>
       <w:lvlJc w:val="left"/>
     </w:lvl>
-    <w:lvl w:ilvl="8" w:tplc="93FCA102">
+    <w:lvl w:ilvl="8" w:tplc="69A0B754">
       <w:numFmt w:val="decimal"/>
       <w:lvlText w:val=""/>
       <w:lvlJc w:val="left"/>
     </w:lvl>
   </w:abstractNum>
   <w:abstractNum w:abstractNumId="2" w15:restartNumberingAfterBreak="0">
-    <w:nsid w:val="4ABD7C9C"/>
+    <w:nsid w:val="7E6A6ACB"/>
     <w:multiLevelType w:val="hybridMultilevel"/>
-    <w:tmpl w:val="5EF2C52A"/>
-    <w:lvl w:ilvl="0" w:tplc="593A820C">
+    <w:tmpl w:val="8FAE6CA0"/>
+    <w:lvl w:ilvl="0" w:tplc="B42C8D52">
       <w:start w:val="1"/>
       <w:numFmt w:val="bullet"/>
       <w:lvlText w:val="•"/>
@@ -7505,60 +7505,60 @@
         <w:ind w:left="560" w:hanging="280"/>
       </w:pPr>
     </w:lvl>
-    <w:lvl w:ilvl="1" w:tplc="95A2EEDC">
+    <w:lvl w:ilvl="1" w:tplc="185E40FC">
       <w:numFmt w:val="decimal"/>
       <w:lvlText w:val=""/>
       <w:lvlJc w:val="left"/>
     </w:lvl>
-    <w:lvl w:ilvl="2" w:tplc="23282C7C">
+    <w:lvl w:ilvl="2" w:tplc="850A68E0">
       <w:numFmt w:val="decimal"/>
       <w:lvlText w:val=""/>
       <w:lvlJc w:val="left"/>
     </w:lvl>
-    <w:lvl w:ilvl="3" w:tplc="1FF8ACFC">
+    <w:lvl w:ilvl="3" w:tplc="B01A5290">
       <w:numFmt w:val="decimal"/>
       <w:lvlText w:val=""/>
       <w:lvlJc w:val="left"/>
     </w:lvl>
-    <w:lvl w:ilvl="4" w:tplc="CFEC462C">
+    <w:lvl w:ilvl="4" w:tplc="D8363BE0">
       <w:numFmt w:val="decimal"/>
       <w:lvlText w:val=""/>
       <w:lvlJc w:val="left"/>
     </w:lvl>
-    <w:lvl w:ilvl="5" w:tplc="9BC8C796">
+    <w:lvl w:ilvl="5" w:tplc="8E1EA62A">
       <w:numFmt w:val="decimal"/>
       <w:lvlText w:val=""/>
       <w:lvlJc w:val="left"/>
     </w:lvl>
-    <w:lvl w:ilvl="6" w:tplc="63F4FFAC">
+    <w:lvl w:ilvl="6" w:tplc="36AA62EC">
       <w:numFmt w:val="decimal"/>
       <w:lvlText w:val=""/>
       <w:lvlJc w:val="left"/>
     </w:lvl>
-    <w:lvl w:ilvl="7" w:tplc="F8825E00">
+    <w:lvl w:ilvl="7" w:tplc="7E9CA0D8">
       <w:numFmt w:val="decimal"/>
       <w:lvlText w:val=""/>
       <w:lvlJc w:val="left"/>
     </w:lvl>
-    <w:lvl w:ilvl="8" w:tplc="8B4C8116">
+    <w:lvl w:ilvl="8" w:tplc="28DE2AFC">
       <w:numFmt w:val="decimal"/>
       <w:lvlText w:val=""/>
       <w:lvlJc w:val="left"/>
     </w:lvl>
   </w:abstractNum>
-  <w:num w:numId="1" w16cid:durableId="9570429">
+  <w:num w:numId="1" w16cid:durableId="421336731">
     <w:abstractNumId w:val="0"/>
     <w:lvlOverride w:ilvl="0">
       <w:startOverride w:val="1"/>
     </w:lvlOverride>
   </w:num>
-  <w:num w:numId="2" w16cid:durableId="2113553150">
+  <w:num w:numId="2" w16cid:durableId="1155028800">
     <w:abstractNumId w:val="2"/>
     <w:lvlOverride w:ilvl="0">
       <w:startOverride w:val="1"/>
     </w:lvlOverride>
   </w:num>
-  <w:num w:numId="3" w16cid:durableId="1218932514">
+  <w:num w:numId="3" w16cid:durableId="1244490208">
     <w:abstractNumId w:val="1"/>
     <w:lvlOverride w:ilvl="0">
       <w:startOverride w:val="1"/>
@@ -8152,7 +8152,7 @@
     <w:autoRedefine/>
     <w:uiPriority w:val="39"/>
     <w:unhideWhenUsed/>
-    <w:rsid w:val="0042320D"/>
+    <w:rsid w:val="00AF63E7"/>
     <w:pPr>
       <w:spacing w:after="100"/>
     </w:pPr>

--- a/public/documentos/GOB-09-informe-de-desempeno-n-1.docx
+++ b/public/documentos/GOB-09-informe-de-desempeno-n-1.docx
@@ -52,7 +52,7 @@
                 <w:noProof/>
               </w:rPr>
               <w:drawing>
-                <wp:inline distT="0" distB="0" distL="0" distR="0" wp14:anchorId="58EF0352" wp14:editId="645F35D5">
+                <wp:inline distT="0" distB="0" distL="0" distR="0" wp14:anchorId="1423C5BD" wp14:editId="3B6597BC">
                   <wp:extent cx="990600" cy="990600"/>
                   <wp:effectExtent l="0" t="0" r="0" b="0"/>
                   <wp:docPr id="1" name="Imagen 1"/>
@@ -171,10 +171,10 @@
                 <w:noProof/>
               </w:rPr>
               <w:drawing>
-                <wp:inline distT="0" distB="0" distL="0" distR="0" wp14:anchorId="33A10C70" wp14:editId="4466F948">
+                <wp:inline distT="0" distB="0" distL="0" distR="0" wp14:anchorId="437AEA5A" wp14:editId="5D7D5D7A">
                   <wp:extent cx="800100" cy="800100"/>
                   <wp:effectExtent l="0" t="0" r="0" b="0"/>
-                  <wp:docPr id="199381965" name="Imagen 199381965"/>
+                  <wp:docPr id="1385959748" name="Imagen 1385959748"/>
                   <wp:cNvGraphicFramePr>
                     <a:graphicFrameLocks xmlns:a="http://schemas.openxmlformats.org/drawingml/2006/main" noChangeAspect="1"/>
                   </wp:cNvGraphicFramePr>
@@ -2585,7 +2585,7 @@
     <w:sdt>
       <w:sdtPr>
         <w:alias w:val="Contenido"/>
-        <w:id w:val="1788774002"/>
+        <w:id w:val="242528844"/>
       </w:sdtPr>
       <w:sdtEndPr/>
       <w:sdtContent>
@@ -2611,7 +2611,7 @@
           <w:r>
             <w:fldChar w:fldCharType="separate"/>
           </w:r>
-          <w:hyperlink w:anchor="_Toc242538671" w:history="1">
+          <w:hyperlink w:anchor="_Toc242540245" w:history="1">
             <w:r>
               <w:rPr>
                 <w:rStyle w:val="Hipervnculo"/>
@@ -2635,7 +2635,7 @@
               <w:rPr>
                 <w:noProof/>
               </w:rPr>
-              <w:instrText xml:space="preserve"> PAGEREF _Toc242538671 \h </w:instrText>
+              <w:instrText xml:space="preserve"> PAGEREF _Toc242540245 \h </w:instrText>
             </w:r>
             <w:r>
               <w:rPr>
@@ -2675,7 +2675,7 @@
               <w14:ligatures w14:val="standardContextual"/>
             </w:rPr>
           </w:pPr>
-          <w:hyperlink w:anchor="_Toc242538672" w:history="1">
+          <w:hyperlink w:anchor="_Toc242540246" w:history="1">
             <w:r>
               <w:rPr>
                 <w:rStyle w:val="Hipervnculo"/>
@@ -2699,7 +2699,7 @@
               <w:rPr>
                 <w:noProof/>
               </w:rPr>
-              <w:instrText xml:space="preserve"> PAGEREF _Toc242538672 \h </w:instrText>
+              <w:instrText xml:space="preserve"> PAGEREF _Toc242540246 \h </w:instrText>
             </w:r>
             <w:r>
               <w:rPr>
@@ -2739,7 +2739,7 @@
               <w14:ligatures w14:val="standardContextual"/>
             </w:rPr>
           </w:pPr>
-          <w:hyperlink w:anchor="_Toc242538673" w:history="1">
+          <w:hyperlink w:anchor="_Toc242540247" w:history="1">
             <w:r>
               <w:rPr>
                 <w:rStyle w:val="Hipervnculo"/>
@@ -2763,7 +2763,7 @@
               <w:rPr>
                 <w:noProof/>
               </w:rPr>
-              <w:instrText xml:space="preserve"> PAGEREF _Toc242538673 \h </w:instrText>
+              <w:instrText xml:space="preserve"> PAGEREF _Toc242540247 \h </w:instrText>
             </w:r>
             <w:r>
               <w:rPr>
@@ -2803,7 +2803,7 @@
               <w14:ligatures w14:val="standardContextual"/>
             </w:rPr>
           </w:pPr>
-          <w:hyperlink w:anchor="_Toc242538674" w:history="1">
+          <w:hyperlink w:anchor="_Toc242540248" w:history="1">
             <w:r>
               <w:rPr>
                 <w:rStyle w:val="Hipervnculo"/>
@@ -2827,7 +2827,7 @@
               <w:rPr>
                 <w:noProof/>
               </w:rPr>
-              <w:instrText xml:space="preserve"> PAGEREF _Toc242538674 \h </w:instrText>
+              <w:instrText xml:space="preserve"> PAGEREF _Toc242540248 \h </w:instrText>
             </w:r>
             <w:r>
               <w:rPr>
@@ -2867,7 +2867,7 @@
               <w14:ligatures w14:val="standardContextual"/>
             </w:rPr>
           </w:pPr>
-          <w:hyperlink w:anchor="_Toc242538675" w:history="1">
+          <w:hyperlink w:anchor="_Toc242540249" w:history="1">
             <w:r>
               <w:rPr>
                 <w:rStyle w:val="Hipervnculo"/>
@@ -2891,7 +2891,7 @@
               <w:rPr>
                 <w:noProof/>
               </w:rPr>
-              <w:instrText xml:space="preserve"> PAGEREF _Toc242538675 \h </w:instrText>
+              <w:instrText xml:space="preserve"> PAGEREF _Toc242540249 \h </w:instrText>
             </w:r>
             <w:r>
               <w:rPr>
@@ -2931,7 +2931,7 @@
               <w14:ligatures w14:val="standardContextual"/>
             </w:rPr>
           </w:pPr>
-          <w:hyperlink w:anchor="_Toc242538676" w:history="1">
+          <w:hyperlink w:anchor="_Toc242540250" w:history="1">
             <w:r>
               <w:rPr>
                 <w:rStyle w:val="Hipervnculo"/>
@@ -2955,7 +2955,7 @@
               <w:rPr>
                 <w:noProof/>
               </w:rPr>
-              <w:instrText xml:space="preserve"> PAGEREF _Toc242538676 \h </w:instrText>
+              <w:instrText xml:space="preserve"> PAGEREF _Toc242540250 \h </w:instrText>
             </w:r>
             <w:r>
               <w:rPr>
@@ -2995,7 +2995,7 @@
               <w14:ligatures w14:val="standardContextual"/>
             </w:rPr>
           </w:pPr>
-          <w:hyperlink w:anchor="_Toc242538677" w:history="1">
+          <w:hyperlink w:anchor="_Toc242540251" w:history="1">
             <w:r>
               <w:rPr>
                 <w:rStyle w:val="Hipervnculo"/>
@@ -3019,7 +3019,7 @@
               <w:rPr>
                 <w:noProof/>
               </w:rPr>
-              <w:instrText xml:space="preserve"> PAGEREF _Toc242538677 \h </w:instrText>
+              <w:instrText xml:space="preserve"> PAGEREF _Toc242540251 \h </w:instrText>
             </w:r>
             <w:r>
               <w:rPr>
@@ -3069,7 +3069,7 @@
       <w:pPr>
         <w:pStyle w:val="Ttulo1"/>
       </w:pPr>
-      <w:bookmarkStart w:id="0" w:name="_Toc242538671"/>
+      <w:bookmarkStart w:id="0" w:name="_Toc242540245"/>
       <w:r>
         <w:lastRenderedPageBreak/>
         <w:t>1. Datos del informe</w:t>
@@ -3576,7 +3576,7 @@
       <w:pPr>
         <w:pStyle w:val="Ttulo1"/>
       </w:pPr>
-      <w:bookmarkStart w:id="1" w:name="_Toc242538672"/>
+      <w:bookmarkStart w:id="1" w:name="_Toc242540246"/>
       <w:r>
         <w:t>2. Resumen</w:t>
       </w:r>
@@ -3604,7 +3604,7 @@
       <w:pPr>
         <w:pStyle w:val="Ttulo1"/>
       </w:pPr>
-      <w:bookmarkStart w:id="2" w:name="_Toc242538673"/>
+      <w:bookmarkStart w:id="2" w:name="_Toc242540247"/>
       <w:r>
         <w:t>3. Estado por dominio</w:t>
       </w:r>
@@ -4685,7 +4685,7 @@
       <w:pPr>
         <w:pStyle w:val="Ttulo1"/>
       </w:pPr>
-      <w:bookmarkStart w:id="3" w:name="_Toc242538674"/>
+      <w:bookmarkStart w:id="3" w:name="_Toc242540248"/>
       <w:r>
         <w:t>4. Avance de los entregables de gestión</w:t>
       </w:r>
@@ -5338,7 +5338,7 @@
       <w:pPr>
         <w:pStyle w:val="Ttulo1"/>
       </w:pPr>
-      <w:bookmarkStart w:id="4" w:name="_Toc242538675"/>
+      <w:bookmarkStart w:id="4" w:name="_Toc242540249"/>
       <w:r>
         <w:t>5. Hitos próximos</w:t>
       </w:r>
@@ -5957,7 +5957,7 @@
       <w:pPr>
         <w:pStyle w:val="Ttulo1"/>
       </w:pPr>
-      <w:bookmarkStart w:id="5" w:name="_Toc242538676"/>
+      <w:bookmarkStart w:id="5" w:name="_Toc242540250"/>
       <w:r>
         <w:t>6. Decisiones que se solicitan a la patrocinadora</w:t>
       </w:r>
@@ -6037,7 +6037,7 @@
       <w:pPr>
         <w:pStyle w:val="Ttulo1"/>
       </w:pPr>
-      <w:bookmarkStart w:id="6" w:name="_Toc242538677"/>
+      <w:bookmarkStart w:id="6" w:name="_Toc242540251"/>
       <w:r>
         <w:t>7. Cómo se medirá el desempeño desde el Sprint 1</w:t>
       </w:r>
@@ -7353,10 +7353,118 @@
 <file path=word/numbering.xml><?xml version="1.0" encoding="utf-8"?>
 <w:numbering xmlns:wpc="http://schemas.microsoft.com/office/word/2010/wordprocessingCanvas" xmlns:cx="http://schemas.microsoft.com/office/drawing/2014/chartex" xmlns:cx1="http://schemas.microsoft.com/office/drawing/2015/9/8/chartex" xmlns:cx2="http://schemas.microsoft.com/office/drawing/2015/10/21/chartex" xmlns:cx3="http://schemas.microsoft.com/office/drawing/2016/5/9/chartex" xmlns:cx4="http://schemas.microsoft.com/office/drawing/2016/5/10/chartex" xmlns:cx5="http://schemas.microsoft.com/office/drawing/2016/5/11/chartex" xmlns:cx6="http://schemas.microsoft.com/office/drawing/2016/5/12/chartex" xmlns:cx7="http://schemas.microsoft.com/office/drawing/2016/5/13/chartex" xmlns:cx8="http://schemas.microsoft.com/office/drawing/2016/5/14/chartex" xmlns:mc="http://schemas.openxmlformats.org/markup-compatibility/2006" xmlns:aink="http://schemas.microsoft.com/office/drawing/2016/ink" xmlns:am3d="http://schemas.microsoft.com/office/drawing/2017/model3d" xmlns:o="urn:schemas-microsoft-com:office:office" xmlns:oel="http://schemas.microsoft.com/office/2019/extlst" xmlns:r="http://schemas.openxmlformats.org/officeDocument/2006/relationships" xmlns:m="http://schemas.openxmlformats.org/officeDocument/2006/math" xmlns:v="urn:schemas-microsoft-com:vml" xmlns:wp14="http://schemas.microsoft.com/office/word/2010/wordprocessingDrawing" xmlns:wp="http://schemas.openxmlformats.org/drawingml/2006/wordprocessingDrawing" xmlns:w10="urn:schemas-microsoft-com:office:word" xmlns:w="http://schemas.openxmlformats.org/wordprocessingml/2006/main" xmlns:w14="http://schemas.microsoft.com/office/word/2010/wordml" xmlns:w15="http://schemas.microsoft.com/office/word/2012/wordml" xmlns:w16cex="http://schemas.microsoft.com/office/word/2018/wordml/cex" xmlns:w16cid="http://schemas.microsoft.com/office/word/2016/wordml/cid" xmlns:w16="http://schemas.microsoft.com/office/word/2018/wordml" xmlns:w16du="http://schemas.microsoft.com/office/word/2023/wordml/word16du" xmlns:w16sdtdh="http://schemas.microsoft.com/office/word/2020/wordml/sdtdatahash" xmlns:w16sdtfl="http://schemas.microsoft.com/office/word/2024/wordml/sdtformatlock" xmlns:w16se="http://schemas.microsoft.com/office/word/2015/wordml/symex" xmlns:wpg="http://schemas.microsoft.com/office/word/2010/wordprocessingGroup" xmlns:wpi="http://schemas.microsoft.com/office/word/2010/wordprocessingInk" xmlns:wne="http://schemas.microsoft.com/office/word/2006/wordml" xmlns:wps="http://schemas.microsoft.com/office/word/2010/wordprocessingShape" mc:Ignorable="w14 w15 w16se w16cid w16 w16cex w16sdtdh w16sdtfl w16du wp14">
   <w:abstractNum w:abstractNumId="0" w15:restartNumberingAfterBreak="0">
-    <w:nsid w:val="45D119BE"/>
+    <w:nsid w:val="120C1A2E"/>
     <w:multiLevelType w:val="hybridMultilevel"/>
-    <w:tmpl w:val="9F7E24C2"/>
-    <w:lvl w:ilvl="0" w:tplc="93FA5758">
+    <w:tmpl w:val="05E69B88"/>
+    <w:lvl w:ilvl="0" w:tplc="30106666">
+      <w:start w:val="1"/>
+      <w:numFmt w:val="bullet"/>
+      <w:lvlText w:val="•"/>
+      <w:lvlJc w:val="left"/>
+      <w:pPr>
+        <w:ind w:left="560" w:hanging="280"/>
+      </w:pPr>
+    </w:lvl>
+    <w:lvl w:ilvl="1" w:tplc="B71068CC">
+      <w:numFmt w:val="decimal"/>
+      <w:lvlText w:val=""/>
+      <w:lvlJc w:val="left"/>
+    </w:lvl>
+    <w:lvl w:ilvl="2" w:tplc="B9045DC6">
+      <w:numFmt w:val="decimal"/>
+      <w:lvlText w:val=""/>
+      <w:lvlJc w:val="left"/>
+    </w:lvl>
+    <w:lvl w:ilvl="3" w:tplc="D0060F2E">
+      <w:numFmt w:val="decimal"/>
+      <w:lvlText w:val=""/>
+      <w:lvlJc w:val="left"/>
+    </w:lvl>
+    <w:lvl w:ilvl="4" w:tplc="A4D86964">
+      <w:numFmt w:val="decimal"/>
+      <w:lvlText w:val=""/>
+      <w:lvlJc w:val="left"/>
+    </w:lvl>
+    <w:lvl w:ilvl="5" w:tplc="B1382B54">
+      <w:numFmt w:val="decimal"/>
+      <w:lvlText w:val=""/>
+      <w:lvlJc w:val="left"/>
+    </w:lvl>
+    <w:lvl w:ilvl="6" w:tplc="7C9E23D4">
+      <w:numFmt w:val="decimal"/>
+      <w:lvlText w:val=""/>
+      <w:lvlJc w:val="left"/>
+    </w:lvl>
+    <w:lvl w:ilvl="7" w:tplc="D252408C">
+      <w:numFmt w:val="decimal"/>
+      <w:lvlText w:val=""/>
+      <w:lvlJc w:val="left"/>
+    </w:lvl>
+    <w:lvl w:ilvl="8" w:tplc="B54EE38A">
+      <w:numFmt w:val="decimal"/>
+      <w:lvlText w:val=""/>
+      <w:lvlJc w:val="left"/>
+    </w:lvl>
+  </w:abstractNum>
+  <w:abstractNum w:abstractNumId="1" w15:restartNumberingAfterBreak="0">
+    <w:nsid w:val="424B09EB"/>
+    <w:multiLevelType w:val="hybridMultilevel"/>
+    <w:tmpl w:val="4816EB1E"/>
+    <w:lvl w:ilvl="0" w:tplc="7A5A461C">
+      <w:start w:val="1"/>
+      <w:numFmt w:val="decimal"/>
+      <w:lvlText w:val="%1."/>
+      <w:lvlJc w:val="left"/>
+      <w:pPr>
+        <w:ind w:left="560" w:hanging="340"/>
+      </w:pPr>
+    </w:lvl>
+    <w:lvl w:ilvl="1" w:tplc="FCF87F9A">
+      <w:numFmt w:val="decimal"/>
+      <w:lvlText w:val=""/>
+      <w:lvlJc w:val="left"/>
+    </w:lvl>
+    <w:lvl w:ilvl="2" w:tplc="988CA6B4">
+      <w:numFmt w:val="decimal"/>
+      <w:lvlText w:val=""/>
+      <w:lvlJc w:val="left"/>
+    </w:lvl>
+    <w:lvl w:ilvl="3" w:tplc="FAAE9868">
+      <w:numFmt w:val="decimal"/>
+      <w:lvlText w:val=""/>
+      <w:lvlJc w:val="left"/>
+    </w:lvl>
+    <w:lvl w:ilvl="4" w:tplc="4CC0BB4E">
+      <w:numFmt w:val="decimal"/>
+      <w:lvlText w:val=""/>
+      <w:lvlJc w:val="left"/>
+    </w:lvl>
+    <w:lvl w:ilvl="5" w:tplc="45346ABC">
+      <w:numFmt w:val="decimal"/>
+      <w:lvlText w:val=""/>
+      <w:lvlJc w:val="left"/>
+    </w:lvl>
+    <w:lvl w:ilvl="6" w:tplc="46664966">
+      <w:numFmt w:val="decimal"/>
+      <w:lvlText w:val=""/>
+      <w:lvlJc w:val="left"/>
+    </w:lvl>
+    <w:lvl w:ilvl="7" w:tplc="5C92C9E2">
+      <w:numFmt w:val="decimal"/>
+      <w:lvlText w:val=""/>
+      <w:lvlJc w:val="left"/>
+    </w:lvl>
+    <w:lvl w:ilvl="8" w:tplc="73EA390A">
+      <w:numFmt w:val="decimal"/>
+      <w:lvlText w:val=""/>
+      <w:lvlJc w:val="left"/>
+    </w:lvl>
+  </w:abstractNum>
+  <w:abstractNum w:abstractNumId="2" w15:restartNumberingAfterBreak="0">
+    <w:nsid w:val="48B74EBA"/>
+    <w:multiLevelType w:val="hybridMultilevel"/>
+    <w:tmpl w:val="F92EF64C"/>
+    <w:lvl w:ilvl="0" w:tplc="74AEDC2E">
       <w:start w:val="1"/>
       <w:numFmt w:val="bullet"/>
       <w:lvlText w:val="●"/>
@@ -7365,7 +7473,7 @@
         <w:ind w:left="720" w:hanging="360"/>
       </w:pPr>
     </w:lvl>
-    <w:lvl w:ilvl="1" w:tplc="490E065A">
+    <w:lvl w:ilvl="1" w:tplc="94947A46">
       <w:start w:val="1"/>
       <w:numFmt w:val="bullet"/>
       <w:lvlText w:val="○"/>
@@ -7374,7 +7482,7 @@
         <w:ind w:left="1440" w:hanging="360"/>
       </w:pPr>
     </w:lvl>
-    <w:lvl w:ilvl="2" w:tplc="1D4AF398">
+    <w:lvl w:ilvl="2" w:tplc="3D008A8E">
       <w:start w:val="1"/>
       <w:numFmt w:val="bullet"/>
       <w:lvlText w:val="■"/>
@@ -7383,7 +7491,7 @@
         <w:ind w:left="2160" w:hanging="360"/>
       </w:pPr>
     </w:lvl>
-    <w:lvl w:ilvl="3" w:tplc="D924D668">
+    <w:lvl w:ilvl="3" w:tplc="D4E4BF74">
       <w:start w:val="1"/>
       <w:numFmt w:val="bullet"/>
       <w:lvlText w:val="●"/>
@@ -7392,7 +7500,7 @@
         <w:ind w:left="2880" w:hanging="360"/>
       </w:pPr>
     </w:lvl>
-    <w:lvl w:ilvl="4" w:tplc="02FE25F6">
+    <w:lvl w:ilvl="4" w:tplc="42144EF2">
       <w:start w:val="1"/>
       <w:numFmt w:val="bullet"/>
       <w:lvlText w:val="○"/>
@@ -7401,7 +7509,7 @@
         <w:ind w:left="3600" w:hanging="360"/>
       </w:pPr>
     </w:lvl>
-    <w:lvl w:ilvl="5" w:tplc="DBC814D8">
+    <w:lvl w:ilvl="5" w:tplc="F0D6F686">
       <w:start w:val="1"/>
       <w:numFmt w:val="bullet"/>
       <w:lvlText w:val="■"/>
@@ -7410,7 +7518,7 @@
         <w:ind w:left="4320" w:hanging="360"/>
       </w:pPr>
     </w:lvl>
-    <w:lvl w:ilvl="6" w:tplc="19C88048">
+    <w:lvl w:ilvl="6" w:tplc="2DA204CA">
       <w:start w:val="1"/>
       <w:numFmt w:val="bullet"/>
       <w:lvlText w:val="●"/>
@@ -7419,7 +7527,7 @@
         <w:ind w:left="5040" w:hanging="360"/>
       </w:pPr>
     </w:lvl>
-    <w:lvl w:ilvl="7" w:tplc="E93A0636">
+    <w:lvl w:ilvl="7" w:tplc="168C4D0C">
       <w:start w:val="1"/>
       <w:numFmt w:val="bullet"/>
       <w:lvlText w:val="●"/>
@@ -7428,7 +7536,7 @@
         <w:ind w:left="5760" w:hanging="360"/>
       </w:pPr>
     </w:lvl>
-    <w:lvl w:ilvl="8" w:tplc="86CCC04C">
+    <w:lvl w:ilvl="8" w:tplc="284C5282">
       <w:start w:val="1"/>
       <w:numFmt w:val="bullet"/>
       <w:lvlText w:val="●"/>
@@ -7438,127 +7546,19 @@
       </w:pPr>
     </w:lvl>
   </w:abstractNum>
-  <w:abstractNum w:abstractNumId="1" w15:restartNumberingAfterBreak="0">
-    <w:nsid w:val="7B3A4553"/>
-    <w:multiLevelType w:val="hybridMultilevel"/>
-    <w:tmpl w:val="69E85858"/>
-    <w:lvl w:ilvl="0" w:tplc="B838AA4A">
-      <w:start w:val="1"/>
-      <w:numFmt w:val="decimal"/>
-      <w:lvlText w:val="%1."/>
-      <w:lvlJc w:val="left"/>
-      <w:pPr>
-        <w:ind w:left="560" w:hanging="340"/>
-      </w:pPr>
-    </w:lvl>
-    <w:lvl w:ilvl="1" w:tplc="89782244">
-      <w:numFmt w:val="decimal"/>
-      <w:lvlText w:val=""/>
-      <w:lvlJc w:val="left"/>
-    </w:lvl>
-    <w:lvl w:ilvl="2" w:tplc="F8A8E31E">
-      <w:numFmt w:val="decimal"/>
-      <w:lvlText w:val=""/>
-      <w:lvlJc w:val="left"/>
-    </w:lvl>
-    <w:lvl w:ilvl="3" w:tplc="82EC3072">
-      <w:numFmt w:val="decimal"/>
-      <w:lvlText w:val=""/>
-      <w:lvlJc w:val="left"/>
-    </w:lvl>
-    <w:lvl w:ilvl="4" w:tplc="DFA42F6E">
-      <w:numFmt w:val="decimal"/>
-      <w:lvlText w:val=""/>
-      <w:lvlJc w:val="left"/>
-    </w:lvl>
-    <w:lvl w:ilvl="5" w:tplc="12DABA7E">
-      <w:numFmt w:val="decimal"/>
-      <w:lvlText w:val=""/>
-      <w:lvlJc w:val="left"/>
-    </w:lvl>
-    <w:lvl w:ilvl="6" w:tplc="11206850">
-      <w:numFmt w:val="decimal"/>
-      <w:lvlText w:val=""/>
-      <w:lvlJc w:val="left"/>
-    </w:lvl>
-    <w:lvl w:ilvl="7" w:tplc="2660B02E">
-      <w:numFmt w:val="decimal"/>
-      <w:lvlText w:val=""/>
-      <w:lvlJc w:val="left"/>
-    </w:lvl>
-    <w:lvl w:ilvl="8" w:tplc="69A0B754">
-      <w:numFmt w:val="decimal"/>
-      <w:lvlText w:val=""/>
-      <w:lvlJc w:val="left"/>
-    </w:lvl>
-  </w:abstractNum>
-  <w:abstractNum w:abstractNumId="2" w15:restartNumberingAfterBreak="0">
-    <w:nsid w:val="7E6A6ACB"/>
-    <w:multiLevelType w:val="hybridMultilevel"/>
-    <w:tmpl w:val="8FAE6CA0"/>
-    <w:lvl w:ilvl="0" w:tplc="B42C8D52">
-      <w:start w:val="1"/>
-      <w:numFmt w:val="bullet"/>
-      <w:lvlText w:val="•"/>
-      <w:lvlJc w:val="left"/>
-      <w:pPr>
-        <w:ind w:left="560" w:hanging="280"/>
-      </w:pPr>
-    </w:lvl>
-    <w:lvl w:ilvl="1" w:tplc="185E40FC">
-      <w:numFmt w:val="decimal"/>
-      <w:lvlText w:val=""/>
-      <w:lvlJc w:val="left"/>
-    </w:lvl>
-    <w:lvl w:ilvl="2" w:tplc="850A68E0">
-      <w:numFmt w:val="decimal"/>
-      <w:lvlText w:val=""/>
-      <w:lvlJc w:val="left"/>
-    </w:lvl>
-    <w:lvl w:ilvl="3" w:tplc="B01A5290">
-      <w:numFmt w:val="decimal"/>
-      <w:lvlText w:val=""/>
-      <w:lvlJc w:val="left"/>
-    </w:lvl>
-    <w:lvl w:ilvl="4" w:tplc="D8363BE0">
-      <w:numFmt w:val="decimal"/>
-      <w:lvlText w:val=""/>
-      <w:lvlJc w:val="left"/>
-    </w:lvl>
-    <w:lvl w:ilvl="5" w:tplc="8E1EA62A">
-      <w:numFmt w:val="decimal"/>
-      <w:lvlText w:val=""/>
-      <w:lvlJc w:val="left"/>
-    </w:lvl>
-    <w:lvl w:ilvl="6" w:tplc="36AA62EC">
-      <w:numFmt w:val="decimal"/>
-      <w:lvlText w:val=""/>
-      <w:lvlJc w:val="left"/>
-    </w:lvl>
-    <w:lvl w:ilvl="7" w:tplc="7E9CA0D8">
-      <w:numFmt w:val="decimal"/>
-      <w:lvlText w:val=""/>
-      <w:lvlJc w:val="left"/>
-    </w:lvl>
-    <w:lvl w:ilvl="8" w:tplc="28DE2AFC">
-      <w:numFmt w:val="decimal"/>
-      <w:lvlText w:val=""/>
-      <w:lvlJc w:val="left"/>
-    </w:lvl>
-  </w:abstractNum>
-  <w:num w:numId="1" w16cid:durableId="421336731">
+  <w:num w:numId="1" w16cid:durableId="280649697">
+    <w:abstractNumId w:val="2"/>
+    <w:lvlOverride w:ilvl="0">
+      <w:startOverride w:val="1"/>
+    </w:lvlOverride>
+  </w:num>
+  <w:num w:numId="2" w16cid:durableId="1226641443">
     <w:abstractNumId w:val="0"/>
     <w:lvlOverride w:ilvl="0">
       <w:startOverride w:val="1"/>
     </w:lvlOverride>
   </w:num>
-  <w:num w:numId="2" w16cid:durableId="1155028800">
-    <w:abstractNumId w:val="2"/>
-    <w:lvlOverride w:ilvl="0">
-      <w:startOverride w:val="1"/>
-    </w:lvlOverride>
-  </w:num>
-  <w:num w:numId="3" w16cid:durableId="1244490208">
+  <w:num w:numId="3" w16cid:durableId="236474338">
     <w:abstractNumId w:val="1"/>
     <w:lvlOverride w:ilvl="0">
       <w:startOverride w:val="1"/>
@@ -8152,7 +8152,7 @@
     <w:autoRedefine/>
     <w:uiPriority w:val="39"/>
     <w:unhideWhenUsed/>
-    <w:rsid w:val="00AF63E7"/>
+    <w:rsid w:val="00A11571"/>
     <w:pPr>
       <w:spacing w:after="100"/>
     </w:pPr>

--- a/public/documentos/GOB-09-informe-de-desempeno-n-1.docx
+++ b/public/documentos/GOB-09-informe-de-desempeno-n-1.docx
@@ -18,7 +18,7 @@
           <w:left w:w="10" w:type="dxa"/>
           <w:right w:w="10" w:type="dxa"/>
         </w:tblCellMar>
-        <w:tblLook w:val="04A0" w:firstRow="1" w:lastRow="0" w:firstColumn="1" w:lastColumn="0" w:noHBand="0" w:noVBand="1"/>
+        <w:tblLook w:val="0000" w:firstRow="0" w:lastRow="0" w:firstColumn="0" w:lastColumn="0" w:noHBand="0" w:noVBand="0"/>
       </w:tblPr>
       <w:tblGrid>
         <w:gridCol w:w="1757"/>
@@ -52,7 +52,7 @@
                 <w:noProof/>
               </w:rPr>
               <w:drawing>
-                <wp:inline distT="0" distB="0" distL="0" distR="0" wp14:anchorId="1423C5BD" wp14:editId="3B6597BC">
+                <wp:inline distT="0" distB="0" distL="0" distR="0" wp14:anchorId="0B45ECAA" wp14:editId="1494F407">
                   <wp:extent cx="990600" cy="990600"/>
                   <wp:effectExtent l="0" t="0" r="0" b="0"/>
                   <wp:docPr id="1" name="Imagen 1"/>
@@ -171,10 +171,10 @@
                 <w:noProof/>
               </w:rPr>
               <w:drawing>
-                <wp:inline distT="0" distB="0" distL="0" distR="0" wp14:anchorId="437AEA5A" wp14:editId="5D7D5D7A">
+                <wp:inline distT="0" distB="0" distL="0" distR="0" wp14:anchorId="316261D9" wp14:editId="2650893E">
                   <wp:extent cx="800100" cy="800100"/>
                   <wp:effectExtent l="0" t="0" r="0" b="0"/>
-                  <wp:docPr id="1385959748" name="Imagen 1385959748"/>
+                  <wp:docPr id="1475527136" name="Imagen 1475527136"/>
                   <wp:cNvGraphicFramePr>
                     <a:graphicFrameLocks xmlns:a="http://schemas.openxmlformats.org/drawingml/2006/main" noChangeAspect="1"/>
                   </wp:cNvGraphicFramePr>
@@ -308,7 +308,7 @@
           <w:left w:w="10" w:type="dxa"/>
           <w:right w:w="10" w:type="dxa"/>
         </w:tblCellMar>
-        <w:tblLook w:val="04A0" w:firstRow="1" w:lastRow="0" w:firstColumn="1" w:lastColumn="0" w:noHBand="0" w:noVBand="1"/>
+        <w:tblLook w:val="0000" w:firstRow="0" w:lastRow="0" w:firstColumn="0" w:lastColumn="0" w:noHBand="0" w:noVBand="0"/>
       </w:tblPr>
       <w:tblGrid>
         <w:gridCol w:w="2636"/>
@@ -786,7 +786,7 @@
           <w:left w:w="10" w:type="dxa"/>
           <w:right w:w="10" w:type="dxa"/>
         </w:tblCellMar>
-        <w:tblLook w:val="04A0" w:firstRow="1" w:lastRow="0" w:firstColumn="1" w:lastColumn="0" w:noHBand="0" w:noVBand="1"/>
+        <w:tblLook w:val="0000" w:firstRow="0" w:lastRow="0" w:firstColumn="0" w:lastColumn="0" w:noHBand="0" w:noVBand="0"/>
       </w:tblPr>
       <w:tblGrid>
         <w:gridCol w:w="4042"/>
@@ -1399,7 +1399,7 @@
           <w:left w:w="10" w:type="dxa"/>
           <w:right w:w="10" w:type="dxa"/>
         </w:tblCellMar>
-        <w:tblLook w:val="04A0" w:firstRow="1" w:lastRow="0" w:firstColumn="1" w:lastColumn="0" w:noHBand="0" w:noVBand="1"/>
+        <w:tblLook w:val="0000" w:firstRow="0" w:lastRow="0" w:firstColumn="0" w:lastColumn="0" w:noHBand="0" w:noVBand="0"/>
       </w:tblPr>
       <w:tblGrid>
         <w:gridCol w:w="2636"/>
@@ -1817,7 +1817,7 @@
           <w:left w:w="10" w:type="dxa"/>
           <w:right w:w="10" w:type="dxa"/>
         </w:tblCellMar>
-        <w:tblLook w:val="04A0" w:firstRow="1" w:lastRow="0" w:firstColumn="1" w:lastColumn="0" w:noHBand="0" w:noVBand="1"/>
+        <w:tblLook w:val="0000" w:firstRow="0" w:lastRow="0" w:firstColumn="0" w:lastColumn="0" w:noHBand="0" w:noVBand="0"/>
       </w:tblPr>
       <w:tblGrid>
         <w:gridCol w:w="1054"/>
@@ -2158,7 +2158,7 @@
           <w:left w:w="10" w:type="dxa"/>
           <w:right w:w="10" w:type="dxa"/>
         </w:tblCellMar>
-        <w:tblLook w:val="04A0" w:firstRow="1" w:lastRow="0" w:firstColumn="1" w:lastColumn="0" w:noHBand="0" w:noVBand="1"/>
+        <w:tblLook w:val="0000" w:firstRow="0" w:lastRow="0" w:firstColumn="0" w:lastColumn="0" w:noHBand="0" w:noVBand="0"/>
       </w:tblPr>
       <w:tblGrid>
         <w:gridCol w:w="2636"/>
@@ -2498,7 +2498,7 @@
           <w:left w:w="10" w:type="dxa"/>
           <w:right w:w="10" w:type="dxa"/>
         </w:tblCellMar>
-        <w:tblLook w:val="04A0" w:firstRow="1" w:lastRow="0" w:firstColumn="1" w:lastColumn="0" w:noHBand="0" w:noVBand="1"/>
+        <w:tblLook w:val="0000" w:firstRow="0" w:lastRow="0" w:firstColumn="0" w:lastColumn="0" w:noHBand="0" w:noVBand="0"/>
       </w:tblPr>
       <w:tblGrid>
         <w:gridCol w:w="8787"/>
@@ -2585,7 +2585,7 @@
     <w:sdt>
       <w:sdtPr>
         <w:alias w:val="Contenido"/>
-        <w:id w:val="242528844"/>
+        <w:id w:val="-1300534144"/>
       </w:sdtPr>
       <w:sdtEndPr/>
       <w:sdtContent>
@@ -2611,7 +2611,7 @@
           <w:r>
             <w:fldChar w:fldCharType="separate"/>
           </w:r>
-          <w:hyperlink w:anchor="_Toc242540245" w:history="1">
+          <w:hyperlink w:anchor="_Toc242543325" w:history="1">
             <w:r>
               <w:rPr>
                 <w:rStyle w:val="Hipervnculo"/>
@@ -2635,7 +2635,7 @@
               <w:rPr>
                 <w:noProof/>
               </w:rPr>
-              <w:instrText xml:space="preserve"> PAGEREF _Toc242540245 \h </w:instrText>
+              <w:instrText xml:space="preserve"> PAGEREF _Toc242543325 \h </w:instrText>
             </w:r>
             <w:r>
               <w:rPr>
@@ -2675,7 +2675,7 @@
               <w14:ligatures w14:val="standardContextual"/>
             </w:rPr>
           </w:pPr>
-          <w:hyperlink w:anchor="_Toc242540246" w:history="1">
+          <w:hyperlink w:anchor="_Toc242543326" w:history="1">
             <w:r>
               <w:rPr>
                 <w:rStyle w:val="Hipervnculo"/>
@@ -2699,7 +2699,7 @@
               <w:rPr>
                 <w:noProof/>
               </w:rPr>
-              <w:instrText xml:space="preserve"> PAGEREF _Toc242540246 \h </w:instrText>
+              <w:instrText xml:space="preserve"> PAGEREF _Toc242543326 \h </w:instrText>
             </w:r>
             <w:r>
               <w:rPr>
@@ -2739,7 +2739,7 @@
               <w14:ligatures w14:val="standardContextual"/>
             </w:rPr>
           </w:pPr>
-          <w:hyperlink w:anchor="_Toc242540247" w:history="1">
+          <w:hyperlink w:anchor="_Toc242543327" w:history="1">
             <w:r>
               <w:rPr>
                 <w:rStyle w:val="Hipervnculo"/>
@@ -2763,7 +2763,7 @@
               <w:rPr>
                 <w:noProof/>
               </w:rPr>
-              <w:instrText xml:space="preserve"> PAGEREF _Toc242540247 \h </w:instrText>
+              <w:instrText xml:space="preserve"> PAGEREF _Toc242543327 \h </w:instrText>
             </w:r>
             <w:r>
               <w:rPr>
@@ -2803,7 +2803,7 @@
               <w14:ligatures w14:val="standardContextual"/>
             </w:rPr>
           </w:pPr>
-          <w:hyperlink w:anchor="_Toc242540248" w:history="1">
+          <w:hyperlink w:anchor="_Toc242543328" w:history="1">
             <w:r>
               <w:rPr>
                 <w:rStyle w:val="Hipervnculo"/>
@@ -2827,7 +2827,7 @@
               <w:rPr>
                 <w:noProof/>
               </w:rPr>
-              <w:instrText xml:space="preserve"> PAGEREF _Toc242540248 \h </w:instrText>
+              <w:instrText xml:space="preserve"> PAGEREF _Toc242543328 \h </w:instrText>
             </w:r>
             <w:r>
               <w:rPr>
@@ -2867,7 +2867,7 @@
               <w14:ligatures w14:val="standardContextual"/>
             </w:rPr>
           </w:pPr>
-          <w:hyperlink w:anchor="_Toc242540249" w:history="1">
+          <w:hyperlink w:anchor="_Toc242543329" w:history="1">
             <w:r>
               <w:rPr>
                 <w:rStyle w:val="Hipervnculo"/>
@@ -2891,7 +2891,7 @@
               <w:rPr>
                 <w:noProof/>
               </w:rPr>
-              <w:instrText xml:space="preserve"> PAGEREF _Toc242540249 \h </w:instrText>
+              <w:instrText xml:space="preserve"> PAGEREF _Toc242543329 \h </w:instrText>
             </w:r>
             <w:r>
               <w:rPr>
@@ -2931,7 +2931,7 @@
               <w14:ligatures w14:val="standardContextual"/>
             </w:rPr>
           </w:pPr>
-          <w:hyperlink w:anchor="_Toc242540250" w:history="1">
+          <w:hyperlink w:anchor="_Toc242543330" w:history="1">
             <w:r>
               <w:rPr>
                 <w:rStyle w:val="Hipervnculo"/>
@@ -2955,7 +2955,7 @@
               <w:rPr>
                 <w:noProof/>
               </w:rPr>
-              <w:instrText xml:space="preserve"> PAGEREF _Toc242540250 \h </w:instrText>
+              <w:instrText xml:space="preserve"> PAGEREF _Toc242543330 \h </w:instrText>
             </w:r>
             <w:r>
               <w:rPr>
@@ -2995,7 +2995,7 @@
               <w14:ligatures w14:val="standardContextual"/>
             </w:rPr>
           </w:pPr>
-          <w:hyperlink w:anchor="_Toc242540251" w:history="1">
+          <w:hyperlink w:anchor="_Toc242543331" w:history="1">
             <w:r>
               <w:rPr>
                 <w:rStyle w:val="Hipervnculo"/>
@@ -3019,7 +3019,7 @@
               <w:rPr>
                 <w:noProof/>
               </w:rPr>
-              <w:instrText xml:space="preserve"> PAGEREF _Toc242540251 \h </w:instrText>
+              <w:instrText xml:space="preserve"> PAGEREF _Toc242543331 \h </w:instrText>
             </w:r>
             <w:r>
               <w:rPr>
@@ -3069,7 +3069,7 @@
       <w:pPr>
         <w:pStyle w:val="Ttulo1"/>
       </w:pPr>
-      <w:bookmarkStart w:id="0" w:name="_Toc242540245"/>
+      <w:bookmarkStart w:id="0" w:name="_Toc242543325"/>
       <w:r>
         <w:lastRenderedPageBreak/>
         <w:t>1. Datos del informe</w:t>
@@ -3092,7 +3092,7 @@
           <w:left w:w="10" w:type="dxa"/>
           <w:right w:w="10" w:type="dxa"/>
         </w:tblCellMar>
-        <w:tblLook w:val="04A0" w:firstRow="1" w:lastRow="0" w:firstColumn="1" w:lastColumn="0" w:noHBand="0" w:noVBand="1"/>
+        <w:tblLook w:val="0000" w:firstRow="0" w:lastRow="0" w:firstColumn="0" w:lastColumn="0" w:noHBand="0" w:noVBand="0"/>
       </w:tblPr>
       <w:tblGrid>
         <w:gridCol w:w="2636"/>
@@ -3576,7 +3576,7 @@
       <w:pPr>
         <w:pStyle w:val="Ttulo1"/>
       </w:pPr>
-      <w:bookmarkStart w:id="1" w:name="_Toc242540246"/>
+      <w:bookmarkStart w:id="1" w:name="_Toc242543326"/>
       <w:r>
         <w:t>2. Resumen</w:t>
       </w:r>
@@ -3597,14 +3597,14 @@
         <w:jc w:val="both"/>
       </w:pPr>
       <w:r>
-        <w:t>La planificación de gobernanza, interesados, alcance y cronograma está emitida (24 documentos). El asunto más serio es la calidad del producto: el prototipo heredado no tiene un modelo validado con datos reales.</w:t>
+        <w:t>La planificación de gobernanza, interesados, alcance y cronograma está emitida (25 documentos). El asunto más serio es la calidad del producto: el prototipo heredado no tiene un modelo validado con datos reales.</w:t>
       </w:r>
     </w:p>
     <w:p>
       <w:pPr>
         <w:pStyle w:val="Ttulo1"/>
       </w:pPr>
-      <w:bookmarkStart w:id="2" w:name="_Toc242540247"/>
+      <w:bookmarkStart w:id="2" w:name="_Toc242543327"/>
       <w:r>
         <w:t>3. Estado por dominio</w:t>
       </w:r>
@@ -3652,7 +3652,7 @@
           <w:left w:w="10" w:type="dxa"/>
           <w:right w:w="10" w:type="dxa"/>
         </w:tblCellMar>
-        <w:tblLook w:val="04A0" w:firstRow="1" w:lastRow="0" w:firstColumn="1" w:lastColumn="0" w:noHBand="0" w:noVBand="1"/>
+        <w:tblLook w:val="0000" w:firstRow="0" w:lastRow="0" w:firstColumn="0" w:lastColumn="0" w:noHBand="0" w:noVBand="0"/>
       </w:tblPr>
       <w:tblGrid>
         <w:gridCol w:w="1757"/>
@@ -4685,7 +4685,7 @@
       <w:pPr>
         <w:pStyle w:val="Ttulo1"/>
       </w:pPr>
-      <w:bookmarkStart w:id="3" w:name="_Toc242540248"/>
+      <w:bookmarkStart w:id="3" w:name="_Toc242543328"/>
       <w:r>
         <w:t>4. Avance de los entregables de gestión</w:t>
       </w:r>
@@ -4733,7 +4733,7 @@
           <w:left w:w="10" w:type="dxa"/>
           <w:right w:w="10" w:type="dxa"/>
         </w:tblCellMar>
-        <w:tblLook w:val="04A0" w:firstRow="1" w:lastRow="0" w:firstColumn="1" w:lastColumn="0" w:noHBand="0" w:noVBand="1"/>
+        <w:tblLook w:val="0000" w:firstRow="0" w:lastRow="0" w:firstColumn="0" w:lastColumn="0" w:noHBand="0" w:noVBand="0"/>
       </w:tblPr>
       <w:tblGrid>
         <w:gridCol w:w="5272"/>
@@ -5123,7 +5123,7 @@
                 <w:sz w:val="18"/>
                 <w:szCs w:val="18"/>
               </w:rPr>
-              <w:t>4</w:t>
+              <w:t>5</w:t>
             </w:r>
           </w:p>
         </w:tc>
@@ -5279,7 +5279,7 @@
                 <w:sz w:val="18"/>
                 <w:szCs w:val="18"/>
               </w:rPr>
-              <w:t>24</w:t>
+              <w:t>25</w:t>
             </w:r>
           </w:p>
         </w:tc>
@@ -5338,7 +5338,7 @@
       <w:pPr>
         <w:pStyle w:val="Ttulo1"/>
       </w:pPr>
-      <w:bookmarkStart w:id="4" w:name="_Toc242540249"/>
+      <w:bookmarkStart w:id="4" w:name="_Toc242543329"/>
       <w:r>
         <w:t>5. Hitos próximos</w:t>
       </w:r>
@@ -5386,7 +5386,7 @@
           <w:left w:w="10" w:type="dxa"/>
           <w:right w:w="10" w:type="dxa"/>
         </w:tblCellMar>
-        <w:tblLook w:val="04A0" w:firstRow="1" w:lastRow="0" w:firstColumn="1" w:lastColumn="0" w:noHBand="0" w:noVBand="1"/>
+        <w:tblLook w:val="0000" w:firstRow="0" w:lastRow="0" w:firstColumn="0" w:lastColumn="0" w:noHBand="0" w:noVBand="0"/>
       </w:tblPr>
       <w:tblGrid>
         <w:gridCol w:w="2987"/>
@@ -5957,7 +5957,7 @@
       <w:pPr>
         <w:pStyle w:val="Ttulo1"/>
       </w:pPr>
-      <w:bookmarkStart w:id="5" w:name="_Toc242540250"/>
+      <w:bookmarkStart w:id="5" w:name="_Toc242543330"/>
       <w:r>
         <w:t>6. Decisiones que se solicitan a la patrocinadora</w:t>
       </w:r>
@@ -6037,7 +6037,7 @@
       <w:pPr>
         <w:pStyle w:val="Ttulo1"/>
       </w:pPr>
-      <w:bookmarkStart w:id="6" w:name="_Toc242540251"/>
+      <w:bookmarkStart w:id="6" w:name="_Toc242543331"/>
       <w:r>
         <w:t>7. Cómo se medirá el desempeño desde el Sprint 1</w:t>
       </w:r>
@@ -6085,7 +6085,7 @@
           <w:left w:w="10" w:type="dxa"/>
           <w:right w:w="10" w:type="dxa"/>
         </w:tblCellMar>
-        <w:tblLook w:val="04A0" w:firstRow="1" w:lastRow="0" w:firstColumn="1" w:lastColumn="0" w:noHBand="0" w:noVBand="1"/>
+        <w:tblLook w:val="0000" w:firstRow="0" w:lastRow="0" w:firstColumn="0" w:lastColumn="0" w:noHBand="0" w:noVBand="0"/>
       </w:tblPr>
       <w:tblGrid>
         <w:gridCol w:w="2636"/>
@@ -6902,7 +6902,7 @@
           <w:left w:w="10" w:type="dxa"/>
           <w:right w:w="10" w:type="dxa"/>
         </w:tblCellMar>
-        <w:tblLook w:val="04A0" w:firstRow="1" w:lastRow="0" w:firstColumn="1" w:lastColumn="0" w:noHBand="0" w:noVBand="1"/>
+        <w:tblLook w:val="0000" w:firstRow="0" w:lastRow="0" w:firstColumn="0" w:lastColumn="0" w:noHBand="0" w:noVBand="0"/>
       </w:tblPr>
       <w:tblGrid>
         <w:gridCol w:w="8787"/>
@@ -7353,10 +7353,10 @@
 <file path=word/numbering.xml><?xml version="1.0" encoding="utf-8"?>
 <w:numbering xmlns:wpc="http://schemas.microsoft.com/office/word/2010/wordprocessingCanvas" xmlns:cx="http://schemas.microsoft.com/office/drawing/2014/chartex" xmlns:cx1="http://schemas.microsoft.com/office/drawing/2015/9/8/chartex" xmlns:cx2="http://schemas.microsoft.com/office/drawing/2015/10/21/chartex" xmlns:cx3="http://schemas.microsoft.com/office/drawing/2016/5/9/chartex" xmlns:cx4="http://schemas.microsoft.com/office/drawing/2016/5/10/chartex" xmlns:cx5="http://schemas.microsoft.com/office/drawing/2016/5/11/chartex" xmlns:cx6="http://schemas.microsoft.com/office/drawing/2016/5/12/chartex" xmlns:cx7="http://schemas.microsoft.com/office/drawing/2016/5/13/chartex" xmlns:cx8="http://schemas.microsoft.com/office/drawing/2016/5/14/chartex" xmlns:mc="http://schemas.openxmlformats.org/markup-compatibility/2006" xmlns:aink="http://schemas.microsoft.com/office/drawing/2016/ink" xmlns:am3d="http://schemas.microsoft.com/office/drawing/2017/model3d" xmlns:o="urn:schemas-microsoft-com:office:office" xmlns:oel="http://schemas.microsoft.com/office/2019/extlst" xmlns:r="http://schemas.openxmlformats.org/officeDocument/2006/relationships" xmlns:m="http://schemas.openxmlformats.org/officeDocument/2006/math" xmlns:v="urn:schemas-microsoft-com:vml" xmlns:wp14="http://schemas.microsoft.com/office/word/2010/wordprocessingDrawing" xmlns:wp="http://schemas.openxmlformats.org/drawingml/2006/wordprocessingDrawing" xmlns:w10="urn:schemas-microsoft-com:office:word" xmlns:w="http://schemas.openxmlformats.org/wordprocessingml/2006/main" xmlns:w14="http://schemas.microsoft.com/office/word/2010/wordml" xmlns:w15="http://schemas.microsoft.com/office/word/2012/wordml" xmlns:w16cex="http://schemas.microsoft.com/office/word/2018/wordml/cex" xmlns:w16cid="http://schemas.microsoft.com/office/word/2016/wordml/cid" xmlns:w16="http://schemas.microsoft.com/office/word/2018/wordml" xmlns:w16du="http://schemas.microsoft.com/office/word/2023/wordml/word16du" xmlns:w16sdtdh="http://schemas.microsoft.com/office/word/2020/wordml/sdtdatahash" xmlns:w16sdtfl="http://schemas.microsoft.com/office/word/2024/wordml/sdtformatlock" xmlns:w16se="http://schemas.microsoft.com/office/word/2015/wordml/symex" xmlns:wpg="http://schemas.microsoft.com/office/word/2010/wordprocessingGroup" xmlns:wpi="http://schemas.microsoft.com/office/word/2010/wordprocessingInk" xmlns:wne="http://schemas.microsoft.com/office/word/2006/wordml" xmlns:wps="http://schemas.microsoft.com/office/word/2010/wordprocessingShape" mc:Ignorable="w14 w15 w16se w16cid w16 w16cex w16sdtdh w16sdtfl w16du wp14">
   <w:abstractNum w:abstractNumId="0" w15:restartNumberingAfterBreak="0">
-    <w:nsid w:val="120C1A2E"/>
+    <w:nsid w:val="07FA3977"/>
     <w:multiLevelType w:val="hybridMultilevel"/>
-    <w:tmpl w:val="05E69B88"/>
-    <w:lvl w:ilvl="0" w:tplc="30106666">
+    <w:tmpl w:val="A634A67E"/>
+    <w:lvl w:ilvl="0" w:tplc="9D10E606">
       <w:start w:val="1"/>
       <w:numFmt w:val="bullet"/>
       <w:lvlText w:val="•"/>
@@ -7365,52 +7365,52 @@
         <w:ind w:left="560" w:hanging="280"/>
       </w:pPr>
     </w:lvl>
-    <w:lvl w:ilvl="1" w:tplc="B71068CC">
+    <w:lvl w:ilvl="1" w:tplc="1AD60764">
       <w:numFmt w:val="decimal"/>
       <w:lvlText w:val=""/>
       <w:lvlJc w:val="left"/>
     </w:lvl>
-    <w:lvl w:ilvl="2" w:tplc="B9045DC6">
+    <w:lvl w:ilvl="2" w:tplc="06A096BE">
       <w:numFmt w:val="decimal"/>
       <w:lvlText w:val=""/>
       <w:lvlJc w:val="left"/>
     </w:lvl>
-    <w:lvl w:ilvl="3" w:tplc="D0060F2E">
+    <w:lvl w:ilvl="3" w:tplc="82C4FC44">
       <w:numFmt w:val="decimal"/>
       <w:lvlText w:val=""/>
       <w:lvlJc w:val="left"/>
     </w:lvl>
-    <w:lvl w:ilvl="4" w:tplc="A4D86964">
+    <w:lvl w:ilvl="4" w:tplc="75A6CC70">
       <w:numFmt w:val="decimal"/>
       <w:lvlText w:val=""/>
       <w:lvlJc w:val="left"/>
     </w:lvl>
-    <w:lvl w:ilvl="5" w:tplc="B1382B54">
+    <w:lvl w:ilvl="5" w:tplc="9D3EF2E0">
       <w:numFmt w:val="decimal"/>
       <w:lvlText w:val=""/>
       <w:lvlJc w:val="left"/>
     </w:lvl>
-    <w:lvl w:ilvl="6" w:tplc="7C9E23D4">
+    <w:lvl w:ilvl="6" w:tplc="FA60F9F8">
       <w:numFmt w:val="decimal"/>
       <w:lvlText w:val=""/>
       <w:lvlJc w:val="left"/>
     </w:lvl>
-    <w:lvl w:ilvl="7" w:tplc="D252408C">
+    <w:lvl w:ilvl="7" w:tplc="35D0CCA6">
       <w:numFmt w:val="decimal"/>
       <w:lvlText w:val=""/>
       <w:lvlJc w:val="left"/>
     </w:lvl>
-    <w:lvl w:ilvl="8" w:tplc="B54EE38A">
+    <w:lvl w:ilvl="8" w:tplc="BB4E24CA">
       <w:numFmt w:val="decimal"/>
       <w:lvlText w:val=""/>
       <w:lvlJc w:val="left"/>
     </w:lvl>
   </w:abstractNum>
   <w:abstractNum w:abstractNumId="1" w15:restartNumberingAfterBreak="0">
-    <w:nsid w:val="424B09EB"/>
+    <w:nsid w:val="1AD51F41"/>
     <w:multiLevelType w:val="hybridMultilevel"/>
-    <w:tmpl w:val="4816EB1E"/>
-    <w:lvl w:ilvl="0" w:tplc="7A5A461C">
+    <w:tmpl w:val="7F3A3682"/>
+    <w:lvl w:ilvl="0" w:tplc="A7F88594">
       <w:start w:val="1"/>
       <w:numFmt w:val="decimal"/>
       <w:lvlText w:val="%1."/>
@@ -7419,52 +7419,52 @@
         <w:ind w:left="560" w:hanging="340"/>
       </w:pPr>
     </w:lvl>
-    <w:lvl w:ilvl="1" w:tplc="FCF87F9A">
+    <w:lvl w:ilvl="1" w:tplc="1BD04A02">
       <w:numFmt w:val="decimal"/>
       <w:lvlText w:val=""/>
       <w:lvlJc w:val="left"/>
     </w:lvl>
-    <w:lvl w:ilvl="2" w:tplc="988CA6B4">
+    <w:lvl w:ilvl="2" w:tplc="AFCE0B78">
       <w:numFmt w:val="decimal"/>
       <w:lvlText w:val=""/>
       <w:lvlJc w:val="left"/>
     </w:lvl>
-    <w:lvl w:ilvl="3" w:tplc="FAAE9868">
+    <w:lvl w:ilvl="3" w:tplc="3A0AEBF6">
       <w:numFmt w:val="decimal"/>
       <w:lvlText w:val=""/>
       <w:lvlJc w:val="left"/>
     </w:lvl>
-    <w:lvl w:ilvl="4" w:tplc="4CC0BB4E">
+    <w:lvl w:ilvl="4" w:tplc="DC847324">
       <w:numFmt w:val="decimal"/>
       <w:lvlText w:val=""/>
       <w:lvlJc w:val="left"/>
     </w:lvl>
-    <w:lvl w:ilvl="5" w:tplc="45346ABC">
+    <w:lvl w:ilvl="5" w:tplc="881647BA">
       <w:numFmt w:val="decimal"/>
       <w:lvlText w:val=""/>
       <w:lvlJc w:val="left"/>
     </w:lvl>
-    <w:lvl w:ilvl="6" w:tplc="46664966">
+    <w:lvl w:ilvl="6" w:tplc="2BA48ED8">
       <w:numFmt w:val="decimal"/>
       <w:lvlText w:val=""/>
       <w:lvlJc w:val="left"/>
     </w:lvl>
-    <w:lvl w:ilvl="7" w:tplc="5C92C9E2">
+    <w:lvl w:ilvl="7" w:tplc="6C06A72A">
       <w:numFmt w:val="decimal"/>
       <w:lvlText w:val=""/>
       <w:lvlJc w:val="left"/>
     </w:lvl>
-    <w:lvl w:ilvl="8" w:tplc="73EA390A">
+    <w:lvl w:ilvl="8" w:tplc="7534B990">
       <w:numFmt w:val="decimal"/>
       <w:lvlText w:val=""/>
       <w:lvlJc w:val="left"/>
     </w:lvl>
   </w:abstractNum>
   <w:abstractNum w:abstractNumId="2" w15:restartNumberingAfterBreak="0">
-    <w:nsid w:val="48B74EBA"/>
+    <w:nsid w:val="679169EC"/>
     <w:multiLevelType w:val="hybridMultilevel"/>
-    <w:tmpl w:val="F92EF64C"/>
-    <w:lvl w:ilvl="0" w:tplc="74AEDC2E">
+    <w:tmpl w:val="7D1ACAE4"/>
+    <w:lvl w:ilvl="0" w:tplc="401A99B2">
       <w:start w:val="1"/>
       <w:numFmt w:val="bullet"/>
       <w:lvlText w:val="●"/>
@@ -7473,7 +7473,7 @@
         <w:ind w:left="720" w:hanging="360"/>
       </w:pPr>
     </w:lvl>
-    <w:lvl w:ilvl="1" w:tplc="94947A46">
+    <w:lvl w:ilvl="1" w:tplc="DCDA4D7E">
       <w:start w:val="1"/>
       <w:numFmt w:val="bullet"/>
       <w:lvlText w:val="○"/>
@@ -7482,7 +7482,7 @@
         <w:ind w:left="1440" w:hanging="360"/>
       </w:pPr>
     </w:lvl>
-    <w:lvl w:ilvl="2" w:tplc="3D008A8E">
+    <w:lvl w:ilvl="2" w:tplc="503693DE">
       <w:start w:val="1"/>
       <w:numFmt w:val="bullet"/>
       <w:lvlText w:val="■"/>
@@ -7491,7 +7491,7 @@
         <w:ind w:left="2160" w:hanging="360"/>
       </w:pPr>
     </w:lvl>
-    <w:lvl w:ilvl="3" w:tplc="D4E4BF74">
+    <w:lvl w:ilvl="3" w:tplc="41B2B5EA">
       <w:start w:val="1"/>
       <w:numFmt w:val="bullet"/>
       <w:lvlText w:val="●"/>
@@ -7500,7 +7500,7 @@
         <w:ind w:left="2880" w:hanging="360"/>
       </w:pPr>
     </w:lvl>
-    <w:lvl w:ilvl="4" w:tplc="42144EF2">
+    <w:lvl w:ilvl="4" w:tplc="8A3C8A9A">
       <w:start w:val="1"/>
       <w:numFmt w:val="bullet"/>
       <w:lvlText w:val="○"/>
@@ -7509,7 +7509,7 @@
         <w:ind w:left="3600" w:hanging="360"/>
       </w:pPr>
     </w:lvl>
-    <w:lvl w:ilvl="5" w:tplc="F0D6F686">
+    <w:lvl w:ilvl="5" w:tplc="CBE0FAE6">
       <w:start w:val="1"/>
       <w:numFmt w:val="bullet"/>
       <w:lvlText w:val="■"/>
@@ -7518,7 +7518,7 @@
         <w:ind w:left="4320" w:hanging="360"/>
       </w:pPr>
     </w:lvl>
-    <w:lvl w:ilvl="6" w:tplc="2DA204CA">
+    <w:lvl w:ilvl="6" w:tplc="00F290D0">
       <w:start w:val="1"/>
       <w:numFmt w:val="bullet"/>
       <w:lvlText w:val="●"/>
@@ -7527,7 +7527,7 @@
         <w:ind w:left="5040" w:hanging="360"/>
       </w:pPr>
     </w:lvl>
-    <w:lvl w:ilvl="7" w:tplc="168C4D0C">
+    <w:lvl w:ilvl="7" w:tplc="0658A786">
       <w:start w:val="1"/>
       <w:numFmt w:val="bullet"/>
       <w:lvlText w:val="●"/>
@@ -7536,7 +7536,7 @@
         <w:ind w:left="5760" w:hanging="360"/>
       </w:pPr>
     </w:lvl>
-    <w:lvl w:ilvl="8" w:tplc="284C5282">
+    <w:lvl w:ilvl="8" w:tplc="31C021E0">
       <w:start w:val="1"/>
       <w:numFmt w:val="bullet"/>
       <w:lvlText w:val="●"/>
@@ -7546,19 +7546,19 @@
       </w:pPr>
     </w:lvl>
   </w:abstractNum>
-  <w:num w:numId="1" w16cid:durableId="280649697">
+  <w:num w:numId="1" w16cid:durableId="50545827">
     <w:abstractNumId w:val="2"/>
     <w:lvlOverride w:ilvl="0">
       <w:startOverride w:val="1"/>
     </w:lvlOverride>
   </w:num>
-  <w:num w:numId="2" w16cid:durableId="1226641443">
+  <w:num w:numId="2" w16cid:durableId="1029650309">
     <w:abstractNumId w:val="0"/>
     <w:lvlOverride w:ilvl="0">
       <w:startOverride w:val="1"/>
     </w:lvlOverride>
   </w:num>
-  <w:num w:numId="3" w16cid:durableId="236474338">
+  <w:num w:numId="3" w16cid:durableId="1876848423">
     <w:abstractNumId w:val="1"/>
     <w:lvlOverride w:ilvl="0">
       <w:startOverride w:val="1"/>
@@ -8152,7 +8152,7 @@
     <w:autoRedefine/>
     <w:uiPriority w:val="39"/>
     <w:unhideWhenUsed/>
-    <w:rsid w:val="00A11571"/>
+    <w:rsid w:val="00D0090F"/>
     <w:pPr>
       <w:spacing w:after="100"/>
     </w:pPr>

--- a/public/documentos/GOB-09-informe-de-desempeno-n-1.docx
+++ b/public/documentos/GOB-09-informe-de-desempeno-n-1.docx
@@ -18,7 +18,7 @@
           <w:left w:w="10" w:type="dxa"/>
           <w:right w:w="10" w:type="dxa"/>
         </w:tblCellMar>
-        <w:tblLook w:val="0000" w:firstRow="0" w:lastRow="0" w:firstColumn="0" w:lastColumn="0" w:noHBand="0" w:noVBand="0"/>
+        <w:tblLook w:val="04A0" w:firstRow="1" w:lastRow="0" w:firstColumn="1" w:lastColumn="0" w:noHBand="0" w:noVBand="1"/>
       </w:tblPr>
       <w:tblGrid>
         <w:gridCol w:w="1757"/>
@@ -52,7 +52,7 @@
                 <w:noProof/>
               </w:rPr>
               <w:drawing>
-                <wp:inline distT="0" distB="0" distL="0" distR="0" wp14:anchorId="0B45ECAA" wp14:editId="1494F407">
+                <wp:inline distT="0" distB="0" distL="0" distR="0" wp14:anchorId="6EAC73A5" wp14:editId="68DD6DCF">
                   <wp:extent cx="990600" cy="990600"/>
                   <wp:effectExtent l="0" t="0" r="0" b="0"/>
                   <wp:docPr id="1" name="Imagen 1"/>
@@ -171,10 +171,10 @@
                 <w:noProof/>
               </w:rPr>
               <w:drawing>
-                <wp:inline distT="0" distB="0" distL="0" distR="0" wp14:anchorId="316261D9" wp14:editId="2650893E">
+                <wp:inline distT="0" distB="0" distL="0" distR="0" wp14:anchorId="11CA9B8F" wp14:editId="24BE6C02">
                   <wp:extent cx="800100" cy="800100"/>
                   <wp:effectExtent l="0" t="0" r="0" b="0"/>
-                  <wp:docPr id="1475527136" name="Imagen 1475527136"/>
+                  <wp:docPr id="251704281" name="Imagen 251704281"/>
                   <wp:cNvGraphicFramePr>
                     <a:graphicFrameLocks xmlns:a="http://schemas.openxmlformats.org/drawingml/2006/main" noChangeAspect="1"/>
                   </wp:cNvGraphicFramePr>
@@ -308,7 +308,7 @@
           <w:left w:w="10" w:type="dxa"/>
           <w:right w:w="10" w:type="dxa"/>
         </w:tblCellMar>
-        <w:tblLook w:val="0000" w:firstRow="0" w:lastRow="0" w:firstColumn="0" w:lastColumn="0" w:noHBand="0" w:noVBand="0"/>
+        <w:tblLook w:val="04A0" w:firstRow="1" w:lastRow="0" w:firstColumn="1" w:lastColumn="0" w:noHBand="0" w:noVBand="1"/>
       </w:tblPr>
       <w:tblGrid>
         <w:gridCol w:w="2636"/>
@@ -786,7 +786,7 @@
           <w:left w:w="10" w:type="dxa"/>
           <w:right w:w="10" w:type="dxa"/>
         </w:tblCellMar>
-        <w:tblLook w:val="0000" w:firstRow="0" w:lastRow="0" w:firstColumn="0" w:lastColumn="0" w:noHBand="0" w:noVBand="0"/>
+        <w:tblLook w:val="04A0" w:firstRow="1" w:lastRow="0" w:firstColumn="1" w:lastColumn="0" w:noHBand="0" w:noVBand="1"/>
       </w:tblPr>
       <w:tblGrid>
         <w:gridCol w:w="4042"/>
@@ -1399,7 +1399,7 @@
           <w:left w:w="10" w:type="dxa"/>
           <w:right w:w="10" w:type="dxa"/>
         </w:tblCellMar>
-        <w:tblLook w:val="0000" w:firstRow="0" w:lastRow="0" w:firstColumn="0" w:lastColumn="0" w:noHBand="0" w:noVBand="0"/>
+        <w:tblLook w:val="04A0" w:firstRow="1" w:lastRow="0" w:firstColumn="1" w:lastColumn="0" w:noHBand="0" w:noVBand="1"/>
       </w:tblPr>
       <w:tblGrid>
         <w:gridCol w:w="2636"/>
@@ -1817,7 +1817,7 @@
           <w:left w:w="10" w:type="dxa"/>
           <w:right w:w="10" w:type="dxa"/>
         </w:tblCellMar>
-        <w:tblLook w:val="0000" w:firstRow="0" w:lastRow="0" w:firstColumn="0" w:lastColumn="0" w:noHBand="0" w:noVBand="0"/>
+        <w:tblLook w:val="04A0" w:firstRow="1" w:lastRow="0" w:firstColumn="1" w:lastColumn="0" w:noHBand="0" w:noVBand="1"/>
       </w:tblPr>
       <w:tblGrid>
         <w:gridCol w:w="1054"/>
@@ -2158,7 +2158,7 @@
           <w:left w:w="10" w:type="dxa"/>
           <w:right w:w="10" w:type="dxa"/>
         </w:tblCellMar>
-        <w:tblLook w:val="0000" w:firstRow="0" w:lastRow="0" w:firstColumn="0" w:lastColumn="0" w:noHBand="0" w:noVBand="0"/>
+        <w:tblLook w:val="04A0" w:firstRow="1" w:lastRow="0" w:firstColumn="1" w:lastColumn="0" w:noHBand="0" w:noVBand="1"/>
       </w:tblPr>
       <w:tblGrid>
         <w:gridCol w:w="2636"/>
@@ -2498,7 +2498,7 @@
           <w:left w:w="10" w:type="dxa"/>
           <w:right w:w="10" w:type="dxa"/>
         </w:tblCellMar>
-        <w:tblLook w:val="0000" w:firstRow="0" w:lastRow="0" w:firstColumn="0" w:lastColumn="0" w:noHBand="0" w:noVBand="0"/>
+        <w:tblLook w:val="04A0" w:firstRow="1" w:lastRow="0" w:firstColumn="1" w:lastColumn="0" w:noHBand="0" w:noVBand="1"/>
       </w:tblPr>
       <w:tblGrid>
         <w:gridCol w:w="8787"/>
@@ -2585,7 +2585,7 @@
     <w:sdt>
       <w:sdtPr>
         <w:alias w:val="Contenido"/>
-        <w:id w:val="-1300534144"/>
+        <w:id w:val="39320171"/>
       </w:sdtPr>
       <w:sdtEndPr/>
       <w:sdtContent>
@@ -2611,7 +2611,7 @@
           <w:r>
             <w:fldChar w:fldCharType="separate"/>
           </w:r>
-          <w:hyperlink w:anchor="_Toc242543325" w:history="1">
+          <w:hyperlink w:anchor="_Toc242545353" w:history="1">
             <w:r>
               <w:rPr>
                 <w:rStyle w:val="Hipervnculo"/>
@@ -2635,7 +2635,7 @@
               <w:rPr>
                 <w:noProof/>
               </w:rPr>
-              <w:instrText xml:space="preserve"> PAGEREF _Toc242543325 \h </w:instrText>
+              <w:instrText xml:space="preserve"> PAGEREF _Toc242545353 \h </w:instrText>
             </w:r>
             <w:r>
               <w:rPr>
@@ -2675,7 +2675,7 @@
               <w14:ligatures w14:val="standardContextual"/>
             </w:rPr>
           </w:pPr>
-          <w:hyperlink w:anchor="_Toc242543326" w:history="1">
+          <w:hyperlink w:anchor="_Toc242545354" w:history="1">
             <w:r>
               <w:rPr>
                 <w:rStyle w:val="Hipervnculo"/>
@@ -2699,7 +2699,7 @@
               <w:rPr>
                 <w:noProof/>
               </w:rPr>
-              <w:instrText xml:space="preserve"> PAGEREF _Toc242543326 \h </w:instrText>
+              <w:instrText xml:space="preserve"> PAGEREF _Toc242545354 \h </w:instrText>
             </w:r>
             <w:r>
               <w:rPr>
@@ -2739,7 +2739,7 @@
               <w14:ligatures w14:val="standardContextual"/>
             </w:rPr>
           </w:pPr>
-          <w:hyperlink w:anchor="_Toc242543327" w:history="1">
+          <w:hyperlink w:anchor="_Toc242545355" w:history="1">
             <w:r>
               <w:rPr>
                 <w:rStyle w:val="Hipervnculo"/>
@@ -2763,7 +2763,7 @@
               <w:rPr>
                 <w:noProof/>
               </w:rPr>
-              <w:instrText xml:space="preserve"> PAGEREF _Toc242543327 \h </w:instrText>
+              <w:instrText xml:space="preserve"> PAGEREF _Toc242545355 \h </w:instrText>
             </w:r>
             <w:r>
               <w:rPr>
@@ -2803,7 +2803,7 @@
               <w14:ligatures w14:val="standardContextual"/>
             </w:rPr>
           </w:pPr>
-          <w:hyperlink w:anchor="_Toc242543328" w:history="1">
+          <w:hyperlink w:anchor="_Toc242545356" w:history="1">
             <w:r>
               <w:rPr>
                 <w:rStyle w:val="Hipervnculo"/>
@@ -2827,7 +2827,7 @@
               <w:rPr>
                 <w:noProof/>
               </w:rPr>
-              <w:instrText xml:space="preserve"> PAGEREF _Toc242543328 \h </w:instrText>
+              <w:instrText xml:space="preserve"> PAGEREF _Toc242545356 \h </w:instrText>
             </w:r>
             <w:r>
               <w:rPr>
@@ -2867,7 +2867,7 @@
               <w14:ligatures w14:val="standardContextual"/>
             </w:rPr>
           </w:pPr>
-          <w:hyperlink w:anchor="_Toc242543329" w:history="1">
+          <w:hyperlink w:anchor="_Toc242545357" w:history="1">
             <w:r>
               <w:rPr>
                 <w:rStyle w:val="Hipervnculo"/>
@@ -2891,7 +2891,7 @@
               <w:rPr>
                 <w:noProof/>
               </w:rPr>
-              <w:instrText xml:space="preserve"> PAGEREF _Toc242543329 \h </w:instrText>
+              <w:instrText xml:space="preserve"> PAGEREF _Toc242545357 \h </w:instrText>
             </w:r>
             <w:r>
               <w:rPr>
@@ -2931,7 +2931,7 @@
               <w14:ligatures w14:val="standardContextual"/>
             </w:rPr>
           </w:pPr>
-          <w:hyperlink w:anchor="_Toc242543330" w:history="1">
+          <w:hyperlink w:anchor="_Toc242545358" w:history="1">
             <w:r>
               <w:rPr>
                 <w:rStyle w:val="Hipervnculo"/>
@@ -2955,7 +2955,7 @@
               <w:rPr>
                 <w:noProof/>
               </w:rPr>
-              <w:instrText xml:space="preserve"> PAGEREF _Toc242543330 \h </w:instrText>
+              <w:instrText xml:space="preserve"> PAGEREF _Toc242545358 \h </w:instrText>
             </w:r>
             <w:r>
               <w:rPr>
@@ -2995,7 +2995,7 @@
               <w14:ligatures w14:val="standardContextual"/>
             </w:rPr>
           </w:pPr>
-          <w:hyperlink w:anchor="_Toc242543331" w:history="1">
+          <w:hyperlink w:anchor="_Toc242545359" w:history="1">
             <w:r>
               <w:rPr>
                 <w:rStyle w:val="Hipervnculo"/>
@@ -3019,7 +3019,7 @@
               <w:rPr>
                 <w:noProof/>
               </w:rPr>
-              <w:instrText xml:space="preserve"> PAGEREF _Toc242543331 \h </w:instrText>
+              <w:instrText xml:space="preserve"> PAGEREF _Toc242545359 \h </w:instrText>
             </w:r>
             <w:r>
               <w:rPr>
@@ -3069,7 +3069,7 @@
       <w:pPr>
         <w:pStyle w:val="Ttulo1"/>
       </w:pPr>
-      <w:bookmarkStart w:id="0" w:name="_Toc242543325"/>
+      <w:bookmarkStart w:id="0" w:name="_Toc242545353"/>
       <w:r>
         <w:lastRenderedPageBreak/>
         <w:t>1. Datos del informe</w:t>
@@ -3092,7 +3092,7 @@
           <w:left w:w="10" w:type="dxa"/>
           <w:right w:w="10" w:type="dxa"/>
         </w:tblCellMar>
-        <w:tblLook w:val="0000" w:firstRow="0" w:lastRow="0" w:firstColumn="0" w:lastColumn="0" w:noHBand="0" w:noVBand="0"/>
+        <w:tblLook w:val="04A0" w:firstRow="1" w:lastRow="0" w:firstColumn="1" w:lastColumn="0" w:noHBand="0" w:noVBand="1"/>
       </w:tblPr>
       <w:tblGrid>
         <w:gridCol w:w="2636"/>
@@ -3576,7 +3576,7 @@
       <w:pPr>
         <w:pStyle w:val="Ttulo1"/>
       </w:pPr>
-      <w:bookmarkStart w:id="1" w:name="_Toc242543326"/>
+      <w:bookmarkStart w:id="1" w:name="_Toc242545354"/>
       <w:r>
         <w:t>2. Resumen</w:t>
       </w:r>
@@ -3604,7 +3604,7 @@
       <w:pPr>
         <w:pStyle w:val="Ttulo1"/>
       </w:pPr>
-      <w:bookmarkStart w:id="2" w:name="_Toc242543327"/>
+      <w:bookmarkStart w:id="2" w:name="_Toc242545355"/>
       <w:r>
         <w:t>3. Estado por dominio</w:t>
       </w:r>
@@ -3652,7 +3652,7 @@
           <w:left w:w="10" w:type="dxa"/>
           <w:right w:w="10" w:type="dxa"/>
         </w:tblCellMar>
-        <w:tblLook w:val="0000" w:firstRow="0" w:lastRow="0" w:firstColumn="0" w:lastColumn="0" w:noHBand="0" w:noVBand="0"/>
+        <w:tblLook w:val="04A0" w:firstRow="1" w:lastRow="0" w:firstColumn="1" w:lastColumn="0" w:noHBand="0" w:noVBand="1"/>
       </w:tblPr>
       <w:tblGrid>
         <w:gridCol w:w="1757"/>
@@ -4685,7 +4685,7 @@
       <w:pPr>
         <w:pStyle w:val="Ttulo1"/>
       </w:pPr>
-      <w:bookmarkStart w:id="3" w:name="_Toc242543328"/>
+      <w:bookmarkStart w:id="3" w:name="_Toc242545356"/>
       <w:r>
         <w:t>4. Avance de los entregables de gestión</w:t>
       </w:r>
@@ -4733,7 +4733,7 @@
           <w:left w:w="10" w:type="dxa"/>
           <w:right w:w="10" w:type="dxa"/>
         </w:tblCellMar>
-        <w:tblLook w:val="0000" w:firstRow="0" w:lastRow="0" w:firstColumn="0" w:lastColumn="0" w:noHBand="0" w:noVBand="0"/>
+        <w:tblLook w:val="04A0" w:firstRow="1" w:lastRow="0" w:firstColumn="1" w:lastColumn="0" w:noHBand="0" w:noVBand="1"/>
       </w:tblPr>
       <w:tblGrid>
         <w:gridCol w:w="5272"/>
@@ -5338,7 +5338,7 @@
       <w:pPr>
         <w:pStyle w:val="Ttulo1"/>
       </w:pPr>
-      <w:bookmarkStart w:id="4" w:name="_Toc242543329"/>
+      <w:bookmarkStart w:id="4" w:name="_Toc242545357"/>
       <w:r>
         <w:t>5. Hitos próximos</w:t>
       </w:r>
@@ -5386,7 +5386,7 @@
           <w:left w:w="10" w:type="dxa"/>
           <w:right w:w="10" w:type="dxa"/>
         </w:tblCellMar>
-        <w:tblLook w:val="0000" w:firstRow="0" w:lastRow="0" w:firstColumn="0" w:lastColumn="0" w:noHBand="0" w:noVBand="0"/>
+        <w:tblLook w:val="04A0" w:firstRow="1" w:lastRow="0" w:firstColumn="1" w:lastColumn="0" w:noHBand="0" w:noVBand="1"/>
       </w:tblPr>
       <w:tblGrid>
         <w:gridCol w:w="2987"/>
@@ -5957,7 +5957,7 @@
       <w:pPr>
         <w:pStyle w:val="Ttulo1"/>
       </w:pPr>
-      <w:bookmarkStart w:id="5" w:name="_Toc242543330"/>
+      <w:bookmarkStart w:id="5" w:name="_Toc242545358"/>
       <w:r>
         <w:t>6. Decisiones que se solicitan a la patrocinadora</w:t>
       </w:r>
@@ -6037,7 +6037,7 @@
       <w:pPr>
         <w:pStyle w:val="Ttulo1"/>
       </w:pPr>
-      <w:bookmarkStart w:id="6" w:name="_Toc242543331"/>
+      <w:bookmarkStart w:id="6" w:name="_Toc242545359"/>
       <w:r>
         <w:t>7. Cómo se medirá el desempeño desde el Sprint 1</w:t>
       </w:r>
@@ -6085,7 +6085,7 @@
           <w:left w:w="10" w:type="dxa"/>
           <w:right w:w="10" w:type="dxa"/>
         </w:tblCellMar>
-        <w:tblLook w:val="0000" w:firstRow="0" w:lastRow="0" w:firstColumn="0" w:lastColumn="0" w:noHBand="0" w:noVBand="0"/>
+        <w:tblLook w:val="04A0" w:firstRow="1" w:lastRow="0" w:firstColumn="1" w:lastColumn="0" w:noHBand="0" w:noVBand="1"/>
       </w:tblPr>
       <w:tblGrid>
         <w:gridCol w:w="2636"/>
@@ -6902,7 +6902,7 @@
           <w:left w:w="10" w:type="dxa"/>
           <w:right w:w="10" w:type="dxa"/>
         </w:tblCellMar>
-        <w:tblLook w:val="0000" w:firstRow="0" w:lastRow="0" w:firstColumn="0" w:lastColumn="0" w:noHBand="0" w:noVBand="0"/>
+        <w:tblLook w:val="04A0" w:firstRow="1" w:lastRow="0" w:firstColumn="1" w:lastColumn="0" w:noHBand="0" w:noVBand="1"/>
       </w:tblPr>
       <w:tblGrid>
         <w:gridCol w:w="8787"/>
@@ -7353,118 +7353,10 @@
 <file path=word/numbering.xml><?xml version="1.0" encoding="utf-8"?>
 <w:numbering xmlns:wpc="http://schemas.microsoft.com/office/word/2010/wordprocessingCanvas" xmlns:cx="http://schemas.microsoft.com/office/drawing/2014/chartex" xmlns:cx1="http://schemas.microsoft.com/office/drawing/2015/9/8/chartex" xmlns:cx2="http://schemas.microsoft.com/office/drawing/2015/10/21/chartex" xmlns:cx3="http://schemas.microsoft.com/office/drawing/2016/5/9/chartex" xmlns:cx4="http://schemas.microsoft.com/office/drawing/2016/5/10/chartex" xmlns:cx5="http://schemas.microsoft.com/office/drawing/2016/5/11/chartex" xmlns:cx6="http://schemas.microsoft.com/office/drawing/2016/5/12/chartex" xmlns:cx7="http://schemas.microsoft.com/office/drawing/2016/5/13/chartex" xmlns:cx8="http://schemas.microsoft.com/office/drawing/2016/5/14/chartex" xmlns:mc="http://schemas.openxmlformats.org/markup-compatibility/2006" xmlns:aink="http://schemas.microsoft.com/office/drawing/2016/ink" xmlns:am3d="http://schemas.microsoft.com/office/drawing/2017/model3d" xmlns:o="urn:schemas-microsoft-com:office:office" xmlns:oel="http://schemas.microsoft.com/office/2019/extlst" xmlns:r="http://schemas.openxmlformats.org/officeDocument/2006/relationships" xmlns:m="http://schemas.openxmlformats.org/officeDocument/2006/math" xmlns:v="urn:schemas-microsoft-com:vml" xmlns:wp14="http://schemas.microsoft.com/office/word/2010/wordprocessingDrawing" xmlns:wp="http://schemas.openxmlformats.org/drawingml/2006/wordprocessingDrawing" xmlns:w10="urn:schemas-microsoft-com:office:word" xmlns:w="http://schemas.openxmlformats.org/wordprocessingml/2006/main" xmlns:w14="http://schemas.microsoft.com/office/word/2010/wordml" xmlns:w15="http://schemas.microsoft.com/office/word/2012/wordml" xmlns:w16cex="http://schemas.microsoft.com/office/word/2018/wordml/cex" xmlns:w16cid="http://schemas.microsoft.com/office/word/2016/wordml/cid" xmlns:w16="http://schemas.microsoft.com/office/word/2018/wordml" xmlns:w16du="http://schemas.microsoft.com/office/word/2023/wordml/word16du" xmlns:w16sdtdh="http://schemas.microsoft.com/office/word/2020/wordml/sdtdatahash" xmlns:w16sdtfl="http://schemas.microsoft.com/office/word/2024/wordml/sdtformatlock" xmlns:w16se="http://schemas.microsoft.com/office/word/2015/wordml/symex" xmlns:wpg="http://schemas.microsoft.com/office/word/2010/wordprocessingGroup" xmlns:wpi="http://schemas.microsoft.com/office/word/2010/wordprocessingInk" xmlns:wne="http://schemas.microsoft.com/office/word/2006/wordml" xmlns:wps="http://schemas.microsoft.com/office/word/2010/wordprocessingShape" mc:Ignorable="w14 w15 w16se w16cid w16 w16cex w16sdtdh w16sdtfl w16du wp14">
   <w:abstractNum w:abstractNumId="0" w15:restartNumberingAfterBreak="0">
-    <w:nsid w:val="07FA3977"/>
+    <w:nsid w:val="1C855501"/>
     <w:multiLevelType w:val="hybridMultilevel"/>
-    <w:tmpl w:val="A634A67E"/>
-    <w:lvl w:ilvl="0" w:tplc="9D10E606">
-      <w:start w:val="1"/>
-      <w:numFmt w:val="bullet"/>
-      <w:lvlText w:val="•"/>
-      <w:lvlJc w:val="left"/>
-      <w:pPr>
-        <w:ind w:left="560" w:hanging="280"/>
-      </w:pPr>
-    </w:lvl>
-    <w:lvl w:ilvl="1" w:tplc="1AD60764">
-      <w:numFmt w:val="decimal"/>
-      <w:lvlText w:val=""/>
-      <w:lvlJc w:val="left"/>
-    </w:lvl>
-    <w:lvl w:ilvl="2" w:tplc="06A096BE">
-      <w:numFmt w:val="decimal"/>
-      <w:lvlText w:val=""/>
-      <w:lvlJc w:val="left"/>
-    </w:lvl>
-    <w:lvl w:ilvl="3" w:tplc="82C4FC44">
-      <w:numFmt w:val="decimal"/>
-      <w:lvlText w:val=""/>
-      <w:lvlJc w:val="left"/>
-    </w:lvl>
-    <w:lvl w:ilvl="4" w:tplc="75A6CC70">
-      <w:numFmt w:val="decimal"/>
-      <w:lvlText w:val=""/>
-      <w:lvlJc w:val="left"/>
-    </w:lvl>
-    <w:lvl w:ilvl="5" w:tplc="9D3EF2E0">
-      <w:numFmt w:val="decimal"/>
-      <w:lvlText w:val=""/>
-      <w:lvlJc w:val="left"/>
-    </w:lvl>
-    <w:lvl w:ilvl="6" w:tplc="FA60F9F8">
-      <w:numFmt w:val="decimal"/>
-      <w:lvlText w:val=""/>
-      <w:lvlJc w:val="left"/>
-    </w:lvl>
-    <w:lvl w:ilvl="7" w:tplc="35D0CCA6">
-      <w:numFmt w:val="decimal"/>
-      <w:lvlText w:val=""/>
-      <w:lvlJc w:val="left"/>
-    </w:lvl>
-    <w:lvl w:ilvl="8" w:tplc="BB4E24CA">
-      <w:numFmt w:val="decimal"/>
-      <w:lvlText w:val=""/>
-      <w:lvlJc w:val="left"/>
-    </w:lvl>
-  </w:abstractNum>
-  <w:abstractNum w:abstractNumId="1" w15:restartNumberingAfterBreak="0">
-    <w:nsid w:val="1AD51F41"/>
-    <w:multiLevelType w:val="hybridMultilevel"/>
-    <w:tmpl w:val="7F3A3682"/>
-    <w:lvl w:ilvl="0" w:tplc="A7F88594">
-      <w:start w:val="1"/>
-      <w:numFmt w:val="decimal"/>
-      <w:lvlText w:val="%1."/>
-      <w:lvlJc w:val="left"/>
-      <w:pPr>
-        <w:ind w:left="560" w:hanging="340"/>
-      </w:pPr>
-    </w:lvl>
-    <w:lvl w:ilvl="1" w:tplc="1BD04A02">
-      <w:numFmt w:val="decimal"/>
-      <w:lvlText w:val=""/>
-      <w:lvlJc w:val="left"/>
-    </w:lvl>
-    <w:lvl w:ilvl="2" w:tplc="AFCE0B78">
-      <w:numFmt w:val="decimal"/>
-      <w:lvlText w:val=""/>
-      <w:lvlJc w:val="left"/>
-    </w:lvl>
-    <w:lvl w:ilvl="3" w:tplc="3A0AEBF6">
-      <w:numFmt w:val="decimal"/>
-      <w:lvlText w:val=""/>
-      <w:lvlJc w:val="left"/>
-    </w:lvl>
-    <w:lvl w:ilvl="4" w:tplc="DC847324">
-      <w:numFmt w:val="decimal"/>
-      <w:lvlText w:val=""/>
-      <w:lvlJc w:val="left"/>
-    </w:lvl>
-    <w:lvl w:ilvl="5" w:tplc="881647BA">
-      <w:numFmt w:val="decimal"/>
-      <w:lvlText w:val=""/>
-      <w:lvlJc w:val="left"/>
-    </w:lvl>
-    <w:lvl w:ilvl="6" w:tplc="2BA48ED8">
-      <w:numFmt w:val="decimal"/>
-      <w:lvlText w:val=""/>
-      <w:lvlJc w:val="left"/>
-    </w:lvl>
-    <w:lvl w:ilvl="7" w:tplc="6C06A72A">
-      <w:numFmt w:val="decimal"/>
-      <w:lvlText w:val=""/>
-      <w:lvlJc w:val="left"/>
-    </w:lvl>
-    <w:lvl w:ilvl="8" w:tplc="7534B990">
-      <w:numFmt w:val="decimal"/>
-      <w:lvlText w:val=""/>
-      <w:lvlJc w:val="left"/>
-    </w:lvl>
-  </w:abstractNum>
-  <w:abstractNum w:abstractNumId="2" w15:restartNumberingAfterBreak="0">
-    <w:nsid w:val="679169EC"/>
-    <w:multiLevelType w:val="hybridMultilevel"/>
-    <w:tmpl w:val="7D1ACAE4"/>
-    <w:lvl w:ilvl="0" w:tplc="401A99B2">
+    <w:tmpl w:val="AD981350"/>
+    <w:lvl w:ilvl="0" w:tplc="252EBD42">
       <w:start w:val="1"/>
       <w:numFmt w:val="bullet"/>
       <w:lvlText w:val="●"/>
@@ -7473,7 +7365,7 @@
         <w:ind w:left="720" w:hanging="360"/>
       </w:pPr>
     </w:lvl>
-    <w:lvl w:ilvl="1" w:tplc="DCDA4D7E">
+    <w:lvl w:ilvl="1" w:tplc="173E16B6">
       <w:start w:val="1"/>
       <w:numFmt w:val="bullet"/>
       <w:lvlText w:val="○"/>
@@ -7482,7 +7374,7 @@
         <w:ind w:left="1440" w:hanging="360"/>
       </w:pPr>
     </w:lvl>
-    <w:lvl w:ilvl="2" w:tplc="503693DE">
+    <w:lvl w:ilvl="2" w:tplc="84A8BAE4">
       <w:start w:val="1"/>
       <w:numFmt w:val="bullet"/>
       <w:lvlText w:val="■"/>
@@ -7491,7 +7383,7 @@
         <w:ind w:left="2160" w:hanging="360"/>
       </w:pPr>
     </w:lvl>
-    <w:lvl w:ilvl="3" w:tplc="41B2B5EA">
+    <w:lvl w:ilvl="3" w:tplc="4E242704">
       <w:start w:val="1"/>
       <w:numFmt w:val="bullet"/>
       <w:lvlText w:val="●"/>
@@ -7500,7 +7392,7 @@
         <w:ind w:left="2880" w:hanging="360"/>
       </w:pPr>
     </w:lvl>
-    <w:lvl w:ilvl="4" w:tplc="8A3C8A9A">
+    <w:lvl w:ilvl="4" w:tplc="401828E4">
       <w:start w:val="1"/>
       <w:numFmt w:val="bullet"/>
       <w:lvlText w:val="○"/>
@@ -7509,7 +7401,7 @@
         <w:ind w:left="3600" w:hanging="360"/>
       </w:pPr>
     </w:lvl>
-    <w:lvl w:ilvl="5" w:tplc="CBE0FAE6">
+    <w:lvl w:ilvl="5" w:tplc="F7A891FA">
       <w:start w:val="1"/>
       <w:numFmt w:val="bullet"/>
       <w:lvlText w:val="■"/>
@@ -7518,7 +7410,7 @@
         <w:ind w:left="4320" w:hanging="360"/>
       </w:pPr>
     </w:lvl>
-    <w:lvl w:ilvl="6" w:tplc="00F290D0">
+    <w:lvl w:ilvl="6" w:tplc="CD6C57AA">
       <w:start w:val="1"/>
       <w:numFmt w:val="bullet"/>
       <w:lvlText w:val="●"/>
@@ -7527,7 +7419,7 @@
         <w:ind w:left="5040" w:hanging="360"/>
       </w:pPr>
     </w:lvl>
-    <w:lvl w:ilvl="7" w:tplc="0658A786">
+    <w:lvl w:ilvl="7" w:tplc="AC302410">
       <w:start w:val="1"/>
       <w:numFmt w:val="bullet"/>
       <w:lvlText w:val="●"/>
@@ -7536,7 +7428,7 @@
         <w:ind w:left="5760" w:hanging="360"/>
       </w:pPr>
     </w:lvl>
-    <w:lvl w:ilvl="8" w:tplc="31C021E0">
+    <w:lvl w:ilvl="8" w:tplc="F9AE4AF0">
       <w:start w:val="1"/>
       <w:numFmt w:val="bullet"/>
       <w:lvlText w:val="●"/>
@@ -7546,19 +7438,127 @@
       </w:pPr>
     </w:lvl>
   </w:abstractNum>
-  <w:num w:numId="1" w16cid:durableId="50545827">
+  <w:abstractNum w:abstractNumId="1" w15:restartNumberingAfterBreak="0">
+    <w:nsid w:val="2493622C"/>
+    <w:multiLevelType w:val="hybridMultilevel"/>
+    <w:tmpl w:val="11649FCC"/>
+    <w:lvl w:ilvl="0" w:tplc="D146184E">
+      <w:start w:val="1"/>
+      <w:numFmt w:val="decimal"/>
+      <w:lvlText w:val="%1."/>
+      <w:lvlJc w:val="left"/>
+      <w:pPr>
+        <w:ind w:left="560" w:hanging="340"/>
+      </w:pPr>
+    </w:lvl>
+    <w:lvl w:ilvl="1" w:tplc="DD2467FA">
+      <w:numFmt w:val="decimal"/>
+      <w:lvlText w:val=""/>
+      <w:lvlJc w:val="left"/>
+    </w:lvl>
+    <w:lvl w:ilvl="2" w:tplc="72CC5AB4">
+      <w:numFmt w:val="decimal"/>
+      <w:lvlText w:val=""/>
+      <w:lvlJc w:val="left"/>
+    </w:lvl>
+    <w:lvl w:ilvl="3" w:tplc="286891EE">
+      <w:numFmt w:val="decimal"/>
+      <w:lvlText w:val=""/>
+      <w:lvlJc w:val="left"/>
+    </w:lvl>
+    <w:lvl w:ilvl="4" w:tplc="E286C282">
+      <w:numFmt w:val="decimal"/>
+      <w:lvlText w:val=""/>
+      <w:lvlJc w:val="left"/>
+    </w:lvl>
+    <w:lvl w:ilvl="5" w:tplc="691CB9FA">
+      <w:numFmt w:val="decimal"/>
+      <w:lvlText w:val=""/>
+      <w:lvlJc w:val="left"/>
+    </w:lvl>
+    <w:lvl w:ilvl="6" w:tplc="501A5AA8">
+      <w:numFmt w:val="decimal"/>
+      <w:lvlText w:val=""/>
+      <w:lvlJc w:val="left"/>
+    </w:lvl>
+    <w:lvl w:ilvl="7" w:tplc="427AD5B4">
+      <w:numFmt w:val="decimal"/>
+      <w:lvlText w:val=""/>
+      <w:lvlJc w:val="left"/>
+    </w:lvl>
+    <w:lvl w:ilvl="8" w:tplc="F71A26C0">
+      <w:numFmt w:val="decimal"/>
+      <w:lvlText w:val=""/>
+      <w:lvlJc w:val="left"/>
+    </w:lvl>
+  </w:abstractNum>
+  <w:abstractNum w:abstractNumId="2" w15:restartNumberingAfterBreak="0">
+    <w:nsid w:val="2E9C6277"/>
+    <w:multiLevelType w:val="hybridMultilevel"/>
+    <w:tmpl w:val="9B20C31E"/>
+    <w:lvl w:ilvl="0" w:tplc="FEC6A544">
+      <w:start w:val="1"/>
+      <w:numFmt w:val="bullet"/>
+      <w:lvlText w:val="•"/>
+      <w:lvlJc w:val="left"/>
+      <w:pPr>
+        <w:ind w:left="560" w:hanging="280"/>
+      </w:pPr>
+    </w:lvl>
+    <w:lvl w:ilvl="1" w:tplc="A0901BFC">
+      <w:numFmt w:val="decimal"/>
+      <w:lvlText w:val=""/>
+      <w:lvlJc w:val="left"/>
+    </w:lvl>
+    <w:lvl w:ilvl="2" w:tplc="06462770">
+      <w:numFmt w:val="decimal"/>
+      <w:lvlText w:val=""/>
+      <w:lvlJc w:val="left"/>
+    </w:lvl>
+    <w:lvl w:ilvl="3" w:tplc="5AD2BAD0">
+      <w:numFmt w:val="decimal"/>
+      <w:lvlText w:val=""/>
+      <w:lvlJc w:val="left"/>
+    </w:lvl>
+    <w:lvl w:ilvl="4" w:tplc="5914D04C">
+      <w:numFmt w:val="decimal"/>
+      <w:lvlText w:val=""/>
+      <w:lvlJc w:val="left"/>
+    </w:lvl>
+    <w:lvl w:ilvl="5" w:tplc="B1743F64">
+      <w:numFmt w:val="decimal"/>
+      <w:lvlText w:val=""/>
+      <w:lvlJc w:val="left"/>
+    </w:lvl>
+    <w:lvl w:ilvl="6" w:tplc="654EFBA0">
+      <w:numFmt w:val="decimal"/>
+      <w:lvlText w:val=""/>
+      <w:lvlJc w:val="left"/>
+    </w:lvl>
+    <w:lvl w:ilvl="7" w:tplc="B80E701E">
+      <w:numFmt w:val="decimal"/>
+      <w:lvlText w:val=""/>
+      <w:lvlJc w:val="left"/>
+    </w:lvl>
+    <w:lvl w:ilvl="8" w:tplc="8DBC10CA">
+      <w:numFmt w:val="decimal"/>
+      <w:lvlText w:val=""/>
+      <w:lvlJc w:val="left"/>
+    </w:lvl>
+  </w:abstractNum>
+  <w:num w:numId="1" w16cid:durableId="1245840209">
+    <w:abstractNumId w:val="0"/>
+    <w:lvlOverride w:ilvl="0">
+      <w:startOverride w:val="1"/>
+    </w:lvlOverride>
+  </w:num>
+  <w:num w:numId="2" w16cid:durableId="673341072">
     <w:abstractNumId w:val="2"/>
     <w:lvlOverride w:ilvl="0">
       <w:startOverride w:val="1"/>
     </w:lvlOverride>
   </w:num>
-  <w:num w:numId="2" w16cid:durableId="1029650309">
-    <w:abstractNumId w:val="0"/>
-    <w:lvlOverride w:ilvl="0">
-      <w:startOverride w:val="1"/>
-    </w:lvlOverride>
-  </w:num>
-  <w:num w:numId="3" w16cid:durableId="1876848423">
+  <w:num w:numId="3" w16cid:durableId="1707025813">
     <w:abstractNumId w:val="1"/>
     <w:lvlOverride w:ilvl="0">
       <w:startOverride w:val="1"/>
@@ -8152,7 +8152,7 @@
     <w:autoRedefine/>
     <w:uiPriority w:val="39"/>
     <w:unhideWhenUsed/>
-    <w:rsid w:val="00D0090F"/>
+    <w:rsid w:val="00F359CF"/>
     <w:pPr>
       <w:spacing w:after="100"/>
     </w:pPr>

--- a/public/documentos/GOB-09-informe-de-desempeno-n-1.docx
+++ b/public/documentos/GOB-09-informe-de-desempeno-n-1.docx
@@ -52,7 +52,7 @@
                 <w:noProof/>
               </w:rPr>
               <w:drawing>
-                <wp:inline distT="0" distB="0" distL="0" distR="0" wp14:anchorId="6EAC73A5" wp14:editId="68DD6DCF">
+                <wp:inline distT="0" distB="0" distL="0" distR="0" wp14:anchorId="6973E9DC" wp14:editId="1EDF9542">
                   <wp:extent cx="990600" cy="990600"/>
                   <wp:effectExtent l="0" t="0" r="0" b="0"/>
                   <wp:docPr id="1" name="Imagen 1"/>
@@ -171,10 +171,10 @@
                 <w:noProof/>
               </w:rPr>
               <w:drawing>
-                <wp:inline distT="0" distB="0" distL="0" distR="0" wp14:anchorId="11CA9B8F" wp14:editId="24BE6C02">
+                <wp:inline distT="0" distB="0" distL="0" distR="0" wp14:anchorId="026DD3E1" wp14:editId="4A661C7B">
                   <wp:extent cx="800100" cy="800100"/>
                   <wp:effectExtent l="0" t="0" r="0" b="0"/>
-                  <wp:docPr id="251704281" name="Imagen 251704281"/>
+                  <wp:docPr id="2065415157" name="Imagen 2065415157"/>
                   <wp:cNvGraphicFramePr>
                     <a:graphicFrameLocks xmlns:a="http://schemas.openxmlformats.org/drawingml/2006/main" noChangeAspect="1"/>
                   </wp:cNvGraphicFramePr>
@@ -2585,7 +2585,7 @@
     <w:sdt>
       <w:sdtPr>
         <w:alias w:val="Contenido"/>
-        <w:id w:val="39320171"/>
+        <w:id w:val="-1721126622"/>
       </w:sdtPr>
       <w:sdtEndPr/>
       <w:sdtContent>
@@ -2611,7 +2611,7 @@
           <w:r>
             <w:fldChar w:fldCharType="separate"/>
           </w:r>
-          <w:hyperlink w:anchor="_Toc242545353" w:history="1">
+          <w:hyperlink w:anchor="_Toc242549567" w:history="1">
             <w:r>
               <w:rPr>
                 <w:rStyle w:val="Hipervnculo"/>
@@ -2635,7 +2635,7 @@
               <w:rPr>
                 <w:noProof/>
               </w:rPr>
-              <w:instrText xml:space="preserve"> PAGEREF _Toc242545353 \h </w:instrText>
+              <w:instrText xml:space="preserve"> PAGEREF _Toc242549567 \h </w:instrText>
             </w:r>
             <w:r>
               <w:rPr>
@@ -2675,7 +2675,7 @@
               <w14:ligatures w14:val="standardContextual"/>
             </w:rPr>
           </w:pPr>
-          <w:hyperlink w:anchor="_Toc242545354" w:history="1">
+          <w:hyperlink w:anchor="_Toc242549568" w:history="1">
             <w:r>
               <w:rPr>
                 <w:rStyle w:val="Hipervnculo"/>
@@ -2699,7 +2699,7 @@
               <w:rPr>
                 <w:noProof/>
               </w:rPr>
-              <w:instrText xml:space="preserve"> PAGEREF _Toc242545354 \h </w:instrText>
+              <w:instrText xml:space="preserve"> PAGEREF _Toc242549568 \h </w:instrText>
             </w:r>
             <w:r>
               <w:rPr>
@@ -2739,7 +2739,7 @@
               <w14:ligatures w14:val="standardContextual"/>
             </w:rPr>
           </w:pPr>
-          <w:hyperlink w:anchor="_Toc242545355" w:history="1">
+          <w:hyperlink w:anchor="_Toc242549569" w:history="1">
             <w:r>
               <w:rPr>
                 <w:rStyle w:val="Hipervnculo"/>
@@ -2763,7 +2763,7 @@
               <w:rPr>
                 <w:noProof/>
               </w:rPr>
-              <w:instrText xml:space="preserve"> PAGEREF _Toc242545355 \h </w:instrText>
+              <w:instrText xml:space="preserve"> PAGEREF _Toc242549569 \h </w:instrText>
             </w:r>
             <w:r>
               <w:rPr>
@@ -2803,7 +2803,7 @@
               <w14:ligatures w14:val="standardContextual"/>
             </w:rPr>
           </w:pPr>
-          <w:hyperlink w:anchor="_Toc242545356" w:history="1">
+          <w:hyperlink w:anchor="_Toc242549570" w:history="1">
             <w:r>
               <w:rPr>
                 <w:rStyle w:val="Hipervnculo"/>
@@ -2827,7 +2827,7 @@
               <w:rPr>
                 <w:noProof/>
               </w:rPr>
-              <w:instrText xml:space="preserve"> PAGEREF _Toc242545356 \h </w:instrText>
+              <w:instrText xml:space="preserve"> PAGEREF _Toc242549570 \h </w:instrText>
             </w:r>
             <w:r>
               <w:rPr>
@@ -2867,7 +2867,7 @@
               <w14:ligatures w14:val="standardContextual"/>
             </w:rPr>
           </w:pPr>
-          <w:hyperlink w:anchor="_Toc242545357" w:history="1">
+          <w:hyperlink w:anchor="_Toc242549571" w:history="1">
             <w:r>
               <w:rPr>
                 <w:rStyle w:val="Hipervnculo"/>
@@ -2891,7 +2891,7 @@
               <w:rPr>
                 <w:noProof/>
               </w:rPr>
-              <w:instrText xml:space="preserve"> PAGEREF _Toc242545357 \h </w:instrText>
+              <w:instrText xml:space="preserve"> PAGEREF _Toc242549571 \h </w:instrText>
             </w:r>
             <w:r>
               <w:rPr>
@@ -2931,7 +2931,7 @@
               <w14:ligatures w14:val="standardContextual"/>
             </w:rPr>
           </w:pPr>
-          <w:hyperlink w:anchor="_Toc242545358" w:history="1">
+          <w:hyperlink w:anchor="_Toc242549572" w:history="1">
             <w:r>
               <w:rPr>
                 <w:rStyle w:val="Hipervnculo"/>
@@ -2955,7 +2955,7 @@
               <w:rPr>
                 <w:noProof/>
               </w:rPr>
-              <w:instrText xml:space="preserve"> PAGEREF _Toc242545358 \h </w:instrText>
+              <w:instrText xml:space="preserve"> PAGEREF _Toc242549572 \h </w:instrText>
             </w:r>
             <w:r>
               <w:rPr>
@@ -2995,7 +2995,7 @@
               <w14:ligatures w14:val="standardContextual"/>
             </w:rPr>
           </w:pPr>
-          <w:hyperlink w:anchor="_Toc242545359" w:history="1">
+          <w:hyperlink w:anchor="_Toc242549573" w:history="1">
             <w:r>
               <w:rPr>
                 <w:rStyle w:val="Hipervnculo"/>
@@ -3019,7 +3019,7 @@
               <w:rPr>
                 <w:noProof/>
               </w:rPr>
-              <w:instrText xml:space="preserve"> PAGEREF _Toc242545359 \h </w:instrText>
+              <w:instrText xml:space="preserve"> PAGEREF _Toc242549573 \h </w:instrText>
             </w:r>
             <w:r>
               <w:rPr>
@@ -3069,7 +3069,7 @@
       <w:pPr>
         <w:pStyle w:val="Ttulo1"/>
       </w:pPr>
-      <w:bookmarkStart w:id="0" w:name="_Toc242545353"/>
+      <w:bookmarkStart w:id="0" w:name="_Toc242549567"/>
       <w:r>
         <w:lastRenderedPageBreak/>
         <w:t>1. Datos del informe</w:t>
@@ -3576,7 +3576,7 @@
       <w:pPr>
         <w:pStyle w:val="Ttulo1"/>
       </w:pPr>
-      <w:bookmarkStart w:id="1" w:name="_Toc242545354"/>
+      <w:bookmarkStart w:id="1" w:name="_Toc242549568"/>
       <w:r>
         <w:t>2. Resumen</w:t>
       </w:r>
@@ -3604,7 +3604,7 @@
       <w:pPr>
         <w:pStyle w:val="Ttulo1"/>
       </w:pPr>
-      <w:bookmarkStart w:id="2" w:name="_Toc242545355"/>
+      <w:bookmarkStart w:id="2" w:name="_Toc242549569"/>
       <w:r>
         <w:t>3. Estado por dominio</w:t>
       </w:r>
@@ -4685,7 +4685,7 @@
       <w:pPr>
         <w:pStyle w:val="Ttulo1"/>
       </w:pPr>
-      <w:bookmarkStart w:id="3" w:name="_Toc242545356"/>
+      <w:bookmarkStart w:id="3" w:name="_Toc242549570"/>
       <w:r>
         <w:t>4. Avance de los entregables de gestión</w:t>
       </w:r>
@@ -5338,7 +5338,7 @@
       <w:pPr>
         <w:pStyle w:val="Ttulo1"/>
       </w:pPr>
-      <w:bookmarkStart w:id="4" w:name="_Toc242545357"/>
+      <w:bookmarkStart w:id="4" w:name="_Toc242549571"/>
       <w:r>
         <w:t>5. Hitos próximos</w:t>
       </w:r>
@@ -5957,7 +5957,7 @@
       <w:pPr>
         <w:pStyle w:val="Ttulo1"/>
       </w:pPr>
-      <w:bookmarkStart w:id="5" w:name="_Toc242545358"/>
+      <w:bookmarkStart w:id="5" w:name="_Toc242549572"/>
       <w:r>
         <w:t>6. Decisiones que se solicitan a la patrocinadora</w:t>
       </w:r>
@@ -6037,7 +6037,7 @@
       <w:pPr>
         <w:pStyle w:val="Ttulo1"/>
       </w:pPr>
-      <w:bookmarkStart w:id="6" w:name="_Toc242545359"/>
+      <w:bookmarkStart w:id="6" w:name="_Toc242549573"/>
       <w:r>
         <w:t>7. Cómo se medirá el desempeño desde el Sprint 1</w:t>
       </w:r>
@@ -7353,10 +7353,10 @@
 <file path=word/numbering.xml><?xml version="1.0" encoding="utf-8"?>
 <w:numbering xmlns:wpc="http://schemas.microsoft.com/office/word/2010/wordprocessingCanvas" xmlns:cx="http://schemas.microsoft.com/office/drawing/2014/chartex" xmlns:cx1="http://schemas.microsoft.com/office/drawing/2015/9/8/chartex" xmlns:cx2="http://schemas.microsoft.com/office/drawing/2015/10/21/chartex" xmlns:cx3="http://schemas.microsoft.com/office/drawing/2016/5/9/chartex" xmlns:cx4="http://schemas.microsoft.com/office/drawing/2016/5/10/chartex" xmlns:cx5="http://schemas.microsoft.com/office/drawing/2016/5/11/chartex" xmlns:cx6="http://schemas.microsoft.com/office/drawing/2016/5/12/chartex" xmlns:cx7="http://schemas.microsoft.com/office/drawing/2016/5/13/chartex" xmlns:cx8="http://schemas.microsoft.com/office/drawing/2016/5/14/chartex" xmlns:mc="http://schemas.openxmlformats.org/markup-compatibility/2006" xmlns:aink="http://schemas.microsoft.com/office/drawing/2016/ink" xmlns:am3d="http://schemas.microsoft.com/office/drawing/2017/model3d" xmlns:o="urn:schemas-microsoft-com:office:office" xmlns:oel="http://schemas.microsoft.com/office/2019/extlst" xmlns:r="http://schemas.openxmlformats.org/officeDocument/2006/relationships" xmlns:m="http://schemas.openxmlformats.org/officeDocument/2006/math" xmlns:v="urn:schemas-microsoft-com:vml" xmlns:wp14="http://schemas.microsoft.com/office/word/2010/wordprocessingDrawing" xmlns:wp="http://schemas.openxmlformats.org/drawingml/2006/wordprocessingDrawing" xmlns:w10="urn:schemas-microsoft-com:office:word" xmlns:w="http://schemas.openxmlformats.org/wordprocessingml/2006/main" xmlns:w14="http://schemas.microsoft.com/office/word/2010/wordml" xmlns:w15="http://schemas.microsoft.com/office/word/2012/wordml" xmlns:w16cex="http://schemas.microsoft.com/office/word/2018/wordml/cex" xmlns:w16cid="http://schemas.microsoft.com/office/word/2016/wordml/cid" xmlns:w16="http://schemas.microsoft.com/office/word/2018/wordml" xmlns:w16du="http://schemas.microsoft.com/office/word/2023/wordml/word16du" xmlns:w16sdtdh="http://schemas.microsoft.com/office/word/2020/wordml/sdtdatahash" xmlns:w16sdtfl="http://schemas.microsoft.com/office/word/2024/wordml/sdtformatlock" xmlns:w16se="http://schemas.microsoft.com/office/word/2015/wordml/symex" xmlns:wpg="http://schemas.microsoft.com/office/word/2010/wordprocessingGroup" xmlns:wpi="http://schemas.microsoft.com/office/word/2010/wordprocessingInk" xmlns:wne="http://schemas.microsoft.com/office/word/2006/wordml" xmlns:wps="http://schemas.microsoft.com/office/word/2010/wordprocessingShape" mc:Ignorable="w14 w15 w16se w16cid w16 w16cex w16sdtdh w16sdtfl w16du wp14">
   <w:abstractNum w:abstractNumId="0" w15:restartNumberingAfterBreak="0">
-    <w:nsid w:val="1C855501"/>
+    <w:nsid w:val="381D7EEA"/>
     <w:multiLevelType w:val="hybridMultilevel"/>
-    <w:tmpl w:val="AD981350"/>
-    <w:lvl w:ilvl="0" w:tplc="252EBD42">
+    <w:tmpl w:val="67102A7C"/>
+    <w:lvl w:ilvl="0" w:tplc="529C8E4E">
       <w:start w:val="1"/>
       <w:numFmt w:val="bullet"/>
       <w:lvlText w:val="●"/>
@@ -7365,7 +7365,7 @@
         <w:ind w:left="720" w:hanging="360"/>
       </w:pPr>
     </w:lvl>
-    <w:lvl w:ilvl="1" w:tplc="173E16B6">
+    <w:lvl w:ilvl="1" w:tplc="E700B02A">
       <w:start w:val="1"/>
       <w:numFmt w:val="bullet"/>
       <w:lvlText w:val="○"/>
@@ -7374,7 +7374,7 @@
         <w:ind w:left="1440" w:hanging="360"/>
       </w:pPr>
     </w:lvl>
-    <w:lvl w:ilvl="2" w:tplc="84A8BAE4">
+    <w:lvl w:ilvl="2" w:tplc="CCE8933C">
       <w:start w:val="1"/>
       <w:numFmt w:val="bullet"/>
       <w:lvlText w:val="■"/>
@@ -7383,7 +7383,7 @@
         <w:ind w:left="2160" w:hanging="360"/>
       </w:pPr>
     </w:lvl>
-    <w:lvl w:ilvl="3" w:tplc="4E242704">
+    <w:lvl w:ilvl="3" w:tplc="C83E7BFC">
       <w:start w:val="1"/>
       <w:numFmt w:val="bullet"/>
       <w:lvlText w:val="●"/>
@@ -7392,7 +7392,7 @@
         <w:ind w:left="2880" w:hanging="360"/>
       </w:pPr>
     </w:lvl>
-    <w:lvl w:ilvl="4" w:tplc="401828E4">
+    <w:lvl w:ilvl="4" w:tplc="E6D8800E">
       <w:start w:val="1"/>
       <w:numFmt w:val="bullet"/>
       <w:lvlText w:val="○"/>
@@ -7401,7 +7401,7 @@
         <w:ind w:left="3600" w:hanging="360"/>
       </w:pPr>
     </w:lvl>
-    <w:lvl w:ilvl="5" w:tplc="F7A891FA">
+    <w:lvl w:ilvl="5" w:tplc="379A9BB4">
       <w:start w:val="1"/>
       <w:numFmt w:val="bullet"/>
       <w:lvlText w:val="■"/>
@@ -7410,7 +7410,7 @@
         <w:ind w:left="4320" w:hanging="360"/>
       </w:pPr>
     </w:lvl>
-    <w:lvl w:ilvl="6" w:tplc="CD6C57AA">
+    <w:lvl w:ilvl="6" w:tplc="B6F442EC">
       <w:start w:val="1"/>
       <w:numFmt w:val="bullet"/>
       <w:lvlText w:val="●"/>
@@ -7419,7 +7419,7 @@
         <w:ind w:left="5040" w:hanging="360"/>
       </w:pPr>
     </w:lvl>
-    <w:lvl w:ilvl="7" w:tplc="AC302410">
+    <w:lvl w:ilvl="7" w:tplc="B25ABFF8">
       <w:start w:val="1"/>
       <w:numFmt w:val="bullet"/>
       <w:lvlText w:val="●"/>
@@ -7428,7 +7428,7 @@
         <w:ind w:left="5760" w:hanging="360"/>
       </w:pPr>
     </w:lvl>
-    <w:lvl w:ilvl="8" w:tplc="F9AE4AF0">
+    <w:lvl w:ilvl="8" w:tplc="3C620FD8">
       <w:start w:val="1"/>
       <w:numFmt w:val="bullet"/>
       <w:lvlText w:val="●"/>
@@ -7439,10 +7439,64 @@
     </w:lvl>
   </w:abstractNum>
   <w:abstractNum w:abstractNumId="1" w15:restartNumberingAfterBreak="0">
-    <w:nsid w:val="2493622C"/>
+    <w:nsid w:val="55141F8A"/>
     <w:multiLevelType w:val="hybridMultilevel"/>
-    <w:tmpl w:val="11649FCC"/>
-    <w:lvl w:ilvl="0" w:tplc="D146184E">
+    <w:tmpl w:val="74E60B54"/>
+    <w:lvl w:ilvl="0" w:tplc="D55A717E">
+      <w:start w:val="1"/>
+      <w:numFmt w:val="bullet"/>
+      <w:lvlText w:val="•"/>
+      <w:lvlJc w:val="left"/>
+      <w:pPr>
+        <w:ind w:left="560" w:hanging="280"/>
+      </w:pPr>
+    </w:lvl>
+    <w:lvl w:ilvl="1" w:tplc="7E3E75DA">
+      <w:numFmt w:val="decimal"/>
+      <w:lvlText w:val=""/>
+      <w:lvlJc w:val="left"/>
+    </w:lvl>
+    <w:lvl w:ilvl="2" w:tplc="A692B67A">
+      <w:numFmt w:val="decimal"/>
+      <w:lvlText w:val=""/>
+      <w:lvlJc w:val="left"/>
+    </w:lvl>
+    <w:lvl w:ilvl="3" w:tplc="EDBC0720">
+      <w:numFmt w:val="decimal"/>
+      <w:lvlText w:val=""/>
+      <w:lvlJc w:val="left"/>
+    </w:lvl>
+    <w:lvl w:ilvl="4" w:tplc="CAE40908">
+      <w:numFmt w:val="decimal"/>
+      <w:lvlText w:val=""/>
+      <w:lvlJc w:val="left"/>
+    </w:lvl>
+    <w:lvl w:ilvl="5" w:tplc="C456B72C">
+      <w:numFmt w:val="decimal"/>
+      <w:lvlText w:val=""/>
+      <w:lvlJc w:val="left"/>
+    </w:lvl>
+    <w:lvl w:ilvl="6" w:tplc="9C84E5C4">
+      <w:numFmt w:val="decimal"/>
+      <w:lvlText w:val=""/>
+      <w:lvlJc w:val="left"/>
+    </w:lvl>
+    <w:lvl w:ilvl="7" w:tplc="556C7ECE">
+      <w:numFmt w:val="decimal"/>
+      <w:lvlText w:val=""/>
+      <w:lvlJc w:val="left"/>
+    </w:lvl>
+    <w:lvl w:ilvl="8" w:tplc="2E249DA8">
+      <w:numFmt w:val="decimal"/>
+      <w:lvlText w:val=""/>
+      <w:lvlJc w:val="left"/>
+    </w:lvl>
+  </w:abstractNum>
+  <w:abstractNum w:abstractNumId="2" w15:restartNumberingAfterBreak="0">
+    <w:nsid w:val="6B04473C"/>
+    <w:multiLevelType w:val="hybridMultilevel"/>
+    <w:tmpl w:val="FDA2C934"/>
+    <w:lvl w:ilvl="0" w:tplc="47DACFB8">
       <w:start w:val="1"/>
       <w:numFmt w:val="decimal"/>
       <w:lvlText w:val="%1."/>
@@ -7451,115 +7505,61 @@
         <w:ind w:left="560" w:hanging="340"/>
       </w:pPr>
     </w:lvl>
-    <w:lvl w:ilvl="1" w:tplc="DD2467FA">
+    <w:lvl w:ilvl="1" w:tplc="561E434A">
       <w:numFmt w:val="decimal"/>
       <w:lvlText w:val=""/>
       <w:lvlJc w:val="left"/>
     </w:lvl>
-    <w:lvl w:ilvl="2" w:tplc="72CC5AB4">
+    <w:lvl w:ilvl="2" w:tplc="D3725B54">
       <w:numFmt w:val="decimal"/>
       <w:lvlText w:val=""/>
       <w:lvlJc w:val="left"/>
     </w:lvl>
-    <w:lvl w:ilvl="3" w:tplc="286891EE">
+    <w:lvl w:ilvl="3" w:tplc="1B8E8D9C">
       <w:numFmt w:val="decimal"/>
       <w:lvlText w:val=""/>
       <w:lvlJc w:val="left"/>
     </w:lvl>
-    <w:lvl w:ilvl="4" w:tplc="E286C282">
+    <w:lvl w:ilvl="4" w:tplc="37DA0C48">
       <w:numFmt w:val="decimal"/>
       <w:lvlText w:val=""/>
       <w:lvlJc w:val="left"/>
     </w:lvl>
-    <w:lvl w:ilvl="5" w:tplc="691CB9FA">
+    <w:lvl w:ilvl="5" w:tplc="7518A56C">
       <w:numFmt w:val="decimal"/>
       <w:lvlText w:val=""/>
       <w:lvlJc w:val="left"/>
     </w:lvl>
-    <w:lvl w:ilvl="6" w:tplc="501A5AA8">
+    <w:lvl w:ilvl="6" w:tplc="A2E6D70A">
       <w:numFmt w:val="decimal"/>
       <w:lvlText w:val=""/>
       <w:lvlJc w:val="left"/>
     </w:lvl>
-    <w:lvl w:ilvl="7" w:tplc="427AD5B4">
+    <w:lvl w:ilvl="7" w:tplc="230CE37A">
       <w:numFmt w:val="decimal"/>
       <w:lvlText w:val=""/>
       <w:lvlJc w:val="left"/>
     </w:lvl>
-    <w:lvl w:ilvl="8" w:tplc="F71A26C0">
+    <w:lvl w:ilvl="8" w:tplc="5B8C9926">
       <w:numFmt w:val="decimal"/>
       <w:lvlText w:val=""/>
       <w:lvlJc w:val="left"/>
     </w:lvl>
   </w:abstractNum>
-  <w:abstractNum w:abstractNumId="2" w15:restartNumberingAfterBreak="0">
-    <w:nsid w:val="2E9C6277"/>
-    <w:multiLevelType w:val="hybridMultilevel"/>
-    <w:tmpl w:val="9B20C31E"/>
-    <w:lvl w:ilvl="0" w:tplc="FEC6A544">
-      <w:start w:val="1"/>
-      <w:numFmt w:val="bullet"/>
-      <w:lvlText w:val="•"/>
-      <w:lvlJc w:val="left"/>
-      <w:pPr>
-        <w:ind w:left="560" w:hanging="280"/>
-      </w:pPr>
-    </w:lvl>
-    <w:lvl w:ilvl="1" w:tplc="A0901BFC">
-      <w:numFmt w:val="decimal"/>
-      <w:lvlText w:val=""/>
-      <w:lvlJc w:val="left"/>
-    </w:lvl>
-    <w:lvl w:ilvl="2" w:tplc="06462770">
-      <w:numFmt w:val="decimal"/>
-      <w:lvlText w:val=""/>
-      <w:lvlJc w:val="left"/>
-    </w:lvl>
-    <w:lvl w:ilvl="3" w:tplc="5AD2BAD0">
-      <w:numFmt w:val="decimal"/>
-      <w:lvlText w:val=""/>
-      <w:lvlJc w:val="left"/>
-    </w:lvl>
-    <w:lvl w:ilvl="4" w:tplc="5914D04C">
-      <w:numFmt w:val="decimal"/>
-      <w:lvlText w:val=""/>
-      <w:lvlJc w:val="left"/>
-    </w:lvl>
-    <w:lvl w:ilvl="5" w:tplc="B1743F64">
-      <w:numFmt w:val="decimal"/>
-      <w:lvlText w:val=""/>
-      <w:lvlJc w:val="left"/>
-    </w:lvl>
-    <w:lvl w:ilvl="6" w:tplc="654EFBA0">
-      <w:numFmt w:val="decimal"/>
-      <w:lvlText w:val=""/>
-      <w:lvlJc w:val="left"/>
-    </w:lvl>
-    <w:lvl w:ilvl="7" w:tplc="B80E701E">
-      <w:numFmt w:val="decimal"/>
-      <w:lvlText w:val=""/>
-      <w:lvlJc w:val="left"/>
-    </w:lvl>
-    <w:lvl w:ilvl="8" w:tplc="8DBC10CA">
-      <w:numFmt w:val="decimal"/>
-      <w:lvlText w:val=""/>
-      <w:lvlJc w:val="left"/>
-    </w:lvl>
-  </w:abstractNum>
-  <w:num w:numId="1" w16cid:durableId="1245840209">
+  <w:num w:numId="1" w16cid:durableId="686179450">
     <w:abstractNumId w:val="0"/>
     <w:lvlOverride w:ilvl="0">
       <w:startOverride w:val="1"/>
     </w:lvlOverride>
   </w:num>
-  <w:num w:numId="2" w16cid:durableId="673341072">
-    <w:abstractNumId w:val="2"/>
+  <w:num w:numId="2" w16cid:durableId="1696082239">
+    <w:abstractNumId w:val="1"/>
     <w:lvlOverride w:ilvl="0">
       <w:startOverride w:val="1"/>
     </w:lvlOverride>
   </w:num>
-  <w:num w:numId="3" w16cid:durableId="1707025813">
-    <w:abstractNumId w:val="1"/>
+  <w:num w:numId="3" w16cid:durableId="536505134">
+    <w:abstractNumId w:val="2"/>
     <w:lvlOverride w:ilvl="0">
       <w:startOverride w:val="1"/>
     </w:lvlOverride>
@@ -8152,7 +8152,7 @@
     <w:autoRedefine/>
     <w:uiPriority w:val="39"/>
     <w:unhideWhenUsed/>
-    <w:rsid w:val="00F359CF"/>
+    <w:rsid w:val="00B93493"/>
     <w:pPr>
       <w:spacing w:after="100"/>
     </w:pPr>

--- a/public/documentos/GOB-09-informe-de-desempeno-n-1.docx
+++ b/public/documentos/GOB-09-informe-de-desempeno-n-1.docx
@@ -18,7 +18,7 @@
           <w:left w:w="10" w:type="dxa"/>
           <w:right w:w="10" w:type="dxa"/>
         </w:tblCellMar>
-        <w:tblLook w:val="04A0" w:firstRow="1" w:lastRow="0" w:firstColumn="1" w:lastColumn="0" w:noHBand="0" w:noVBand="1"/>
+        <w:tblLook w:val="0000" w:firstRow="0" w:lastRow="0" w:firstColumn="0" w:lastColumn="0" w:noHBand="0" w:noVBand="0"/>
       </w:tblPr>
       <w:tblGrid>
         <w:gridCol w:w="1757"/>
@@ -52,7 +52,7 @@
                 <w:noProof/>
               </w:rPr>
               <w:drawing>
-                <wp:inline distT="0" distB="0" distL="0" distR="0" wp14:anchorId="6973E9DC" wp14:editId="1EDF9542">
+                <wp:inline distT="0" distB="0" distL="0" distR="0" wp14:anchorId="5E0C236A" wp14:editId="12B77705">
                   <wp:extent cx="990600" cy="990600"/>
                   <wp:effectExtent l="0" t="0" r="0" b="0"/>
                   <wp:docPr id="1" name="Imagen 1"/>
@@ -171,10 +171,10 @@
                 <w:noProof/>
               </w:rPr>
               <w:drawing>
-                <wp:inline distT="0" distB="0" distL="0" distR="0" wp14:anchorId="026DD3E1" wp14:editId="4A661C7B">
+                <wp:inline distT="0" distB="0" distL="0" distR="0" wp14:anchorId="235DC8AB" wp14:editId="5FE81765">
                   <wp:extent cx="800100" cy="800100"/>
                   <wp:effectExtent l="0" t="0" r="0" b="0"/>
-                  <wp:docPr id="2065415157" name="Imagen 2065415157"/>
+                  <wp:docPr id="1195418733" name="Imagen 1195418733"/>
                   <wp:cNvGraphicFramePr>
                     <a:graphicFrameLocks xmlns:a="http://schemas.openxmlformats.org/drawingml/2006/main" noChangeAspect="1"/>
                   </wp:cNvGraphicFramePr>
@@ -308,7 +308,7 @@
           <w:left w:w="10" w:type="dxa"/>
           <w:right w:w="10" w:type="dxa"/>
         </w:tblCellMar>
-        <w:tblLook w:val="04A0" w:firstRow="1" w:lastRow="0" w:firstColumn="1" w:lastColumn="0" w:noHBand="0" w:noVBand="1"/>
+        <w:tblLook w:val="0000" w:firstRow="0" w:lastRow="0" w:firstColumn="0" w:lastColumn="0" w:noHBand="0" w:noVBand="0"/>
       </w:tblPr>
       <w:tblGrid>
         <w:gridCol w:w="2636"/>
@@ -786,7 +786,7 @@
           <w:left w:w="10" w:type="dxa"/>
           <w:right w:w="10" w:type="dxa"/>
         </w:tblCellMar>
-        <w:tblLook w:val="04A0" w:firstRow="1" w:lastRow="0" w:firstColumn="1" w:lastColumn="0" w:noHBand="0" w:noVBand="1"/>
+        <w:tblLook w:val="0000" w:firstRow="0" w:lastRow="0" w:firstColumn="0" w:lastColumn="0" w:noHBand="0" w:noVBand="0"/>
       </w:tblPr>
       <w:tblGrid>
         <w:gridCol w:w="4042"/>
@@ -1117,7 +1117,7 @@
                 <w:sz w:val="17"/>
                 <w:szCs w:val="17"/>
               </w:rPr>
-              <w:t>Responsable del modelo de Machine Learning</w:t>
+              <w:t>Responsable del modelo de Machine Learning y Product Owner</w:t>
             </w:r>
           </w:p>
         </w:tc>
@@ -1399,7 +1399,7 @@
           <w:left w:w="10" w:type="dxa"/>
           <w:right w:w="10" w:type="dxa"/>
         </w:tblCellMar>
-        <w:tblLook w:val="04A0" w:firstRow="1" w:lastRow="0" w:firstColumn="1" w:lastColumn="0" w:noHBand="0" w:noVBand="1"/>
+        <w:tblLook w:val="0000" w:firstRow="0" w:lastRow="0" w:firstColumn="0" w:lastColumn="0" w:noHBand="0" w:noVBand="0"/>
       </w:tblPr>
       <w:tblGrid>
         <w:gridCol w:w="2636"/>
@@ -1817,7 +1817,7 @@
           <w:left w:w="10" w:type="dxa"/>
           <w:right w:w="10" w:type="dxa"/>
         </w:tblCellMar>
-        <w:tblLook w:val="04A0" w:firstRow="1" w:lastRow="0" w:firstColumn="1" w:lastColumn="0" w:noHBand="0" w:noVBand="1"/>
+        <w:tblLook w:val="0000" w:firstRow="0" w:lastRow="0" w:firstColumn="0" w:lastColumn="0" w:noHBand="0" w:noVBand="0"/>
       </w:tblPr>
       <w:tblGrid>
         <w:gridCol w:w="1054"/>
@@ -2158,7 +2158,7 @@
           <w:left w:w="10" w:type="dxa"/>
           <w:right w:w="10" w:type="dxa"/>
         </w:tblCellMar>
-        <w:tblLook w:val="04A0" w:firstRow="1" w:lastRow="0" w:firstColumn="1" w:lastColumn="0" w:noHBand="0" w:noVBand="1"/>
+        <w:tblLook w:val="0000" w:firstRow="0" w:lastRow="0" w:firstColumn="0" w:lastColumn="0" w:noHBand="0" w:noVBand="0"/>
       </w:tblPr>
       <w:tblGrid>
         <w:gridCol w:w="2636"/>
@@ -2498,7 +2498,7 @@
           <w:left w:w="10" w:type="dxa"/>
           <w:right w:w="10" w:type="dxa"/>
         </w:tblCellMar>
-        <w:tblLook w:val="04A0" w:firstRow="1" w:lastRow="0" w:firstColumn="1" w:lastColumn="0" w:noHBand="0" w:noVBand="1"/>
+        <w:tblLook w:val="0000" w:firstRow="0" w:lastRow="0" w:firstColumn="0" w:lastColumn="0" w:noHBand="0" w:noVBand="0"/>
       </w:tblPr>
       <w:tblGrid>
         <w:gridCol w:w="8787"/>
@@ -2585,7 +2585,7 @@
     <w:sdt>
       <w:sdtPr>
         <w:alias w:val="Contenido"/>
-        <w:id w:val="-1721126622"/>
+        <w:id w:val="784853380"/>
       </w:sdtPr>
       <w:sdtEndPr/>
       <w:sdtContent>
@@ -2611,7 +2611,7 @@
           <w:r>
             <w:fldChar w:fldCharType="separate"/>
           </w:r>
-          <w:hyperlink w:anchor="_Toc242549567" w:history="1">
+          <w:hyperlink w:anchor="_Toc243091619" w:history="1">
             <w:r>
               <w:rPr>
                 <w:rStyle w:val="Hipervnculo"/>
@@ -2635,7 +2635,7 @@
               <w:rPr>
                 <w:noProof/>
               </w:rPr>
-              <w:instrText xml:space="preserve"> PAGEREF _Toc242549567 \h </w:instrText>
+              <w:instrText xml:space="preserve"> PAGEREF _Toc243091619 \h </w:instrText>
             </w:r>
             <w:r>
               <w:rPr>
@@ -2675,7 +2675,7 @@
               <w14:ligatures w14:val="standardContextual"/>
             </w:rPr>
           </w:pPr>
-          <w:hyperlink w:anchor="_Toc242549568" w:history="1">
+          <w:hyperlink w:anchor="_Toc243091620" w:history="1">
             <w:r>
               <w:rPr>
                 <w:rStyle w:val="Hipervnculo"/>
@@ -2699,7 +2699,7 @@
               <w:rPr>
                 <w:noProof/>
               </w:rPr>
-              <w:instrText xml:space="preserve"> PAGEREF _Toc242549568 \h </w:instrText>
+              <w:instrText xml:space="preserve"> PAGEREF _Toc243091620 \h </w:instrText>
             </w:r>
             <w:r>
               <w:rPr>
@@ -2739,7 +2739,7 @@
               <w14:ligatures w14:val="standardContextual"/>
             </w:rPr>
           </w:pPr>
-          <w:hyperlink w:anchor="_Toc242549569" w:history="1">
+          <w:hyperlink w:anchor="_Toc243091621" w:history="1">
             <w:r>
               <w:rPr>
                 <w:rStyle w:val="Hipervnculo"/>
@@ -2763,7 +2763,7 @@
               <w:rPr>
                 <w:noProof/>
               </w:rPr>
-              <w:instrText xml:space="preserve"> PAGEREF _Toc242549569 \h </w:instrText>
+              <w:instrText xml:space="preserve"> PAGEREF _Toc243091621 \h </w:instrText>
             </w:r>
             <w:r>
               <w:rPr>
@@ -2803,7 +2803,7 @@
               <w14:ligatures w14:val="standardContextual"/>
             </w:rPr>
           </w:pPr>
-          <w:hyperlink w:anchor="_Toc242549570" w:history="1">
+          <w:hyperlink w:anchor="_Toc243091622" w:history="1">
             <w:r>
               <w:rPr>
                 <w:rStyle w:val="Hipervnculo"/>
@@ -2827,7 +2827,7 @@
               <w:rPr>
                 <w:noProof/>
               </w:rPr>
-              <w:instrText xml:space="preserve"> PAGEREF _Toc242549570 \h </w:instrText>
+              <w:instrText xml:space="preserve"> PAGEREF _Toc243091622 \h </w:instrText>
             </w:r>
             <w:r>
               <w:rPr>
@@ -2867,7 +2867,7 @@
               <w14:ligatures w14:val="standardContextual"/>
             </w:rPr>
           </w:pPr>
-          <w:hyperlink w:anchor="_Toc242549571" w:history="1">
+          <w:hyperlink w:anchor="_Toc243091623" w:history="1">
             <w:r>
               <w:rPr>
                 <w:rStyle w:val="Hipervnculo"/>
@@ -2891,7 +2891,7 @@
               <w:rPr>
                 <w:noProof/>
               </w:rPr>
-              <w:instrText xml:space="preserve"> PAGEREF _Toc242549571 \h </w:instrText>
+              <w:instrText xml:space="preserve"> PAGEREF _Toc243091623 \h </w:instrText>
             </w:r>
             <w:r>
               <w:rPr>
@@ -2931,7 +2931,7 @@
               <w14:ligatures w14:val="standardContextual"/>
             </w:rPr>
           </w:pPr>
-          <w:hyperlink w:anchor="_Toc242549572" w:history="1">
+          <w:hyperlink w:anchor="_Toc243091624" w:history="1">
             <w:r>
               <w:rPr>
                 <w:rStyle w:val="Hipervnculo"/>
@@ -2955,7 +2955,7 @@
               <w:rPr>
                 <w:noProof/>
               </w:rPr>
-              <w:instrText xml:space="preserve"> PAGEREF _Toc242549572 \h </w:instrText>
+              <w:instrText xml:space="preserve"> PAGEREF _Toc243091624 \h </w:instrText>
             </w:r>
             <w:r>
               <w:rPr>
@@ -2995,7 +2995,7 @@
               <w14:ligatures w14:val="standardContextual"/>
             </w:rPr>
           </w:pPr>
-          <w:hyperlink w:anchor="_Toc242549573" w:history="1">
+          <w:hyperlink w:anchor="_Toc243091625" w:history="1">
             <w:r>
               <w:rPr>
                 <w:rStyle w:val="Hipervnculo"/>
@@ -3019,7 +3019,7 @@
               <w:rPr>
                 <w:noProof/>
               </w:rPr>
-              <w:instrText xml:space="preserve"> PAGEREF _Toc242549573 \h </w:instrText>
+              <w:instrText xml:space="preserve"> PAGEREF _Toc243091625 \h </w:instrText>
             </w:r>
             <w:r>
               <w:rPr>
@@ -3069,7 +3069,7 @@
       <w:pPr>
         <w:pStyle w:val="Ttulo1"/>
       </w:pPr>
-      <w:bookmarkStart w:id="0" w:name="_Toc242549567"/>
+      <w:bookmarkStart w:id="0" w:name="_Toc243091619"/>
       <w:r>
         <w:lastRenderedPageBreak/>
         <w:t>1. Datos del informe</w:t>
@@ -3092,7 +3092,7 @@
           <w:left w:w="10" w:type="dxa"/>
           <w:right w:w="10" w:type="dxa"/>
         </w:tblCellMar>
-        <w:tblLook w:val="04A0" w:firstRow="1" w:lastRow="0" w:firstColumn="1" w:lastColumn="0" w:noHBand="0" w:noVBand="1"/>
+        <w:tblLook w:val="0000" w:firstRow="0" w:lastRow="0" w:firstColumn="0" w:lastColumn="0" w:noHBand="0" w:noVBand="0"/>
       </w:tblPr>
       <w:tblGrid>
         <w:gridCol w:w="2636"/>
@@ -3576,7 +3576,7 @@
       <w:pPr>
         <w:pStyle w:val="Ttulo1"/>
       </w:pPr>
-      <w:bookmarkStart w:id="1" w:name="_Toc242549568"/>
+      <w:bookmarkStart w:id="1" w:name="_Toc243091620"/>
       <w:r>
         <w:t>2. Resumen</w:t>
       </w:r>
@@ -3597,14 +3597,14 @@
         <w:jc w:val="both"/>
       </w:pPr>
       <w:r>
-        <w:t>La planificación de gobernanza, interesados, alcance y cronograma está emitida (25 documentos). El asunto más serio es la calidad del producto: el prototipo heredado no tiene un modelo validado con datos reales.</w:t>
+        <w:t>La planificación de gobernanza, interesados, alcance y cronograma está emitida (26 documentos). El asunto más serio es la calidad del producto: el prototipo heredado no tiene un modelo validado con datos reales.</w:t>
       </w:r>
     </w:p>
     <w:p>
       <w:pPr>
         <w:pStyle w:val="Ttulo1"/>
       </w:pPr>
-      <w:bookmarkStart w:id="2" w:name="_Toc242549569"/>
+      <w:bookmarkStart w:id="2" w:name="_Toc243091621"/>
       <w:r>
         <w:t>3. Estado por dominio</w:t>
       </w:r>
@@ -3652,7 +3652,7 @@
           <w:left w:w="10" w:type="dxa"/>
           <w:right w:w="10" w:type="dxa"/>
         </w:tblCellMar>
-        <w:tblLook w:val="04A0" w:firstRow="1" w:lastRow="0" w:firstColumn="1" w:lastColumn="0" w:noHBand="0" w:noVBand="1"/>
+        <w:tblLook w:val="0000" w:firstRow="0" w:lastRow="0" w:firstColumn="0" w:lastColumn="0" w:noHBand="0" w:noVBand="0"/>
       </w:tblPr>
       <w:tblGrid>
         <w:gridCol w:w="1757"/>
@@ -4685,7 +4685,7 @@
       <w:pPr>
         <w:pStyle w:val="Ttulo1"/>
       </w:pPr>
-      <w:bookmarkStart w:id="3" w:name="_Toc242549570"/>
+      <w:bookmarkStart w:id="3" w:name="_Toc243091622"/>
       <w:r>
         <w:t>4. Avance de los entregables de gestión</w:t>
       </w:r>
@@ -4733,7 +4733,7 @@
           <w:left w:w="10" w:type="dxa"/>
           <w:right w:w="10" w:type="dxa"/>
         </w:tblCellMar>
-        <w:tblLook w:val="04A0" w:firstRow="1" w:lastRow="0" w:firstColumn="1" w:lastColumn="0" w:noHBand="0" w:noVBand="1"/>
+        <w:tblLook w:val="0000" w:firstRow="0" w:lastRow="0" w:firstColumn="0" w:lastColumn="0" w:noHBand="0" w:noVBand="0"/>
       </w:tblPr>
       <w:tblGrid>
         <w:gridCol w:w="5272"/>
@@ -4971,7 +4971,7 @@
                 <w:sz w:val="18"/>
                 <w:szCs w:val="18"/>
               </w:rPr>
-              <w:t>11</w:t>
+              <w:t>12</w:t>
             </w:r>
           </w:p>
         </w:tc>
@@ -5279,7 +5279,7 @@
                 <w:sz w:val="18"/>
                 <w:szCs w:val="18"/>
               </w:rPr>
-              <w:t>25</w:t>
+              <w:t>26</w:t>
             </w:r>
           </w:p>
         </w:tc>
@@ -5331,14 +5331,14 @@
         <w:jc w:val="both"/>
       </w:pPr>
       <w:r>
-        <w:t>Registro de cambios con 10 solicitudes e incidentes registrados: 11.</w:t>
+        <w:t>Registro de cambios con 11 solicitudes e incidentes registrados: 11.</w:t>
       </w:r>
     </w:p>
     <w:p>
       <w:pPr>
         <w:pStyle w:val="Ttulo1"/>
       </w:pPr>
-      <w:bookmarkStart w:id="4" w:name="_Toc242549571"/>
+      <w:bookmarkStart w:id="4" w:name="_Toc243091623"/>
       <w:r>
         <w:t>5. Hitos próximos</w:t>
       </w:r>
@@ -5386,7 +5386,7 @@
           <w:left w:w="10" w:type="dxa"/>
           <w:right w:w="10" w:type="dxa"/>
         </w:tblCellMar>
-        <w:tblLook w:val="04A0" w:firstRow="1" w:lastRow="0" w:firstColumn="1" w:lastColumn="0" w:noHBand="0" w:noVBand="1"/>
+        <w:tblLook w:val="0000" w:firstRow="0" w:lastRow="0" w:firstColumn="0" w:lastColumn="0" w:noHBand="0" w:noVBand="0"/>
       </w:tblPr>
       <w:tblGrid>
         <w:gridCol w:w="2987"/>
@@ -5957,7 +5957,7 @@
       <w:pPr>
         <w:pStyle w:val="Ttulo1"/>
       </w:pPr>
-      <w:bookmarkStart w:id="5" w:name="_Toc242549572"/>
+      <w:bookmarkStart w:id="5" w:name="_Toc243091624"/>
       <w:r>
         <w:t>6. Decisiones que se solicitan a la patrocinadora</w:t>
       </w:r>
@@ -6037,7 +6037,7 @@
       <w:pPr>
         <w:pStyle w:val="Ttulo1"/>
       </w:pPr>
-      <w:bookmarkStart w:id="6" w:name="_Toc242549573"/>
+      <w:bookmarkStart w:id="6" w:name="_Toc243091625"/>
       <w:r>
         <w:t>7. Cómo se medirá el desempeño desde el Sprint 1</w:t>
       </w:r>
@@ -6085,7 +6085,7 @@
           <w:left w:w="10" w:type="dxa"/>
           <w:right w:w="10" w:type="dxa"/>
         </w:tblCellMar>
-        <w:tblLook w:val="04A0" w:firstRow="1" w:lastRow="0" w:firstColumn="1" w:lastColumn="0" w:noHBand="0" w:noVBand="1"/>
+        <w:tblLook w:val="0000" w:firstRow="0" w:lastRow="0" w:firstColumn="0" w:lastColumn="0" w:noHBand="0" w:noVBand="0"/>
       </w:tblPr>
       <w:tblGrid>
         <w:gridCol w:w="2636"/>
@@ -6902,7 +6902,7 @@
           <w:left w:w="10" w:type="dxa"/>
           <w:right w:w="10" w:type="dxa"/>
         </w:tblCellMar>
-        <w:tblLook w:val="04A0" w:firstRow="1" w:lastRow="0" w:firstColumn="1" w:lastColumn="0" w:noHBand="0" w:noVBand="1"/>
+        <w:tblLook w:val="0000" w:firstRow="0" w:lastRow="0" w:firstColumn="0" w:lastColumn="0" w:noHBand="0" w:noVBand="0"/>
       </w:tblPr>
       <w:tblGrid>
         <w:gridCol w:w="8787"/>
@@ -7353,10 +7353,64 @@
 <file path=word/numbering.xml><?xml version="1.0" encoding="utf-8"?>
 <w:numbering xmlns:wpc="http://schemas.microsoft.com/office/word/2010/wordprocessingCanvas" xmlns:cx="http://schemas.microsoft.com/office/drawing/2014/chartex" xmlns:cx1="http://schemas.microsoft.com/office/drawing/2015/9/8/chartex" xmlns:cx2="http://schemas.microsoft.com/office/drawing/2015/10/21/chartex" xmlns:cx3="http://schemas.microsoft.com/office/drawing/2016/5/9/chartex" xmlns:cx4="http://schemas.microsoft.com/office/drawing/2016/5/10/chartex" xmlns:cx5="http://schemas.microsoft.com/office/drawing/2016/5/11/chartex" xmlns:cx6="http://schemas.microsoft.com/office/drawing/2016/5/12/chartex" xmlns:cx7="http://schemas.microsoft.com/office/drawing/2016/5/13/chartex" xmlns:cx8="http://schemas.microsoft.com/office/drawing/2016/5/14/chartex" xmlns:mc="http://schemas.openxmlformats.org/markup-compatibility/2006" xmlns:aink="http://schemas.microsoft.com/office/drawing/2016/ink" xmlns:am3d="http://schemas.microsoft.com/office/drawing/2017/model3d" xmlns:o="urn:schemas-microsoft-com:office:office" xmlns:oel="http://schemas.microsoft.com/office/2019/extlst" xmlns:r="http://schemas.openxmlformats.org/officeDocument/2006/relationships" xmlns:m="http://schemas.openxmlformats.org/officeDocument/2006/math" xmlns:v="urn:schemas-microsoft-com:vml" xmlns:wp14="http://schemas.microsoft.com/office/word/2010/wordprocessingDrawing" xmlns:wp="http://schemas.openxmlformats.org/drawingml/2006/wordprocessingDrawing" xmlns:w10="urn:schemas-microsoft-com:office:word" xmlns:w="http://schemas.openxmlformats.org/wordprocessingml/2006/main" xmlns:w14="http://schemas.microsoft.com/office/word/2010/wordml" xmlns:w15="http://schemas.microsoft.com/office/word/2012/wordml" xmlns:w16cex="http://schemas.microsoft.com/office/word/2018/wordml/cex" xmlns:w16cid="http://schemas.microsoft.com/office/word/2016/wordml/cid" xmlns:w16="http://schemas.microsoft.com/office/word/2018/wordml" xmlns:w16du="http://schemas.microsoft.com/office/word/2023/wordml/word16du" xmlns:w16sdtdh="http://schemas.microsoft.com/office/word/2020/wordml/sdtdatahash" xmlns:w16sdtfl="http://schemas.microsoft.com/office/word/2024/wordml/sdtformatlock" xmlns:w16se="http://schemas.microsoft.com/office/word/2015/wordml/symex" xmlns:wpg="http://schemas.microsoft.com/office/word/2010/wordprocessingGroup" xmlns:wpi="http://schemas.microsoft.com/office/word/2010/wordprocessingInk" xmlns:wne="http://schemas.microsoft.com/office/word/2006/wordml" xmlns:wps="http://schemas.microsoft.com/office/word/2010/wordprocessingShape" mc:Ignorable="w14 w15 w16se w16cid w16 w16cex w16sdtdh w16sdtfl w16du wp14">
   <w:abstractNum w:abstractNumId="0" w15:restartNumberingAfterBreak="0">
-    <w:nsid w:val="381D7EEA"/>
+    <w:nsid w:val="2D2A6FBB"/>
     <w:multiLevelType w:val="hybridMultilevel"/>
-    <w:tmpl w:val="67102A7C"/>
-    <w:lvl w:ilvl="0" w:tplc="529C8E4E">
+    <w:tmpl w:val="56A0AC68"/>
+    <w:lvl w:ilvl="0" w:tplc="B86487DE">
+      <w:start w:val="1"/>
+      <w:numFmt w:val="decimal"/>
+      <w:lvlText w:val="%1."/>
+      <w:lvlJc w:val="left"/>
+      <w:pPr>
+        <w:ind w:left="560" w:hanging="340"/>
+      </w:pPr>
+    </w:lvl>
+    <w:lvl w:ilvl="1" w:tplc="DAB4DDD6">
+      <w:numFmt w:val="decimal"/>
+      <w:lvlText w:val=""/>
+      <w:lvlJc w:val="left"/>
+    </w:lvl>
+    <w:lvl w:ilvl="2" w:tplc="016E2CE8">
+      <w:numFmt w:val="decimal"/>
+      <w:lvlText w:val=""/>
+      <w:lvlJc w:val="left"/>
+    </w:lvl>
+    <w:lvl w:ilvl="3" w:tplc="1304FCDE">
+      <w:numFmt w:val="decimal"/>
+      <w:lvlText w:val=""/>
+      <w:lvlJc w:val="left"/>
+    </w:lvl>
+    <w:lvl w:ilvl="4" w:tplc="6122D31E">
+      <w:numFmt w:val="decimal"/>
+      <w:lvlText w:val=""/>
+      <w:lvlJc w:val="left"/>
+    </w:lvl>
+    <w:lvl w:ilvl="5" w:tplc="DA767406">
+      <w:numFmt w:val="decimal"/>
+      <w:lvlText w:val=""/>
+      <w:lvlJc w:val="left"/>
+    </w:lvl>
+    <w:lvl w:ilvl="6" w:tplc="63705512">
+      <w:numFmt w:val="decimal"/>
+      <w:lvlText w:val=""/>
+      <w:lvlJc w:val="left"/>
+    </w:lvl>
+    <w:lvl w:ilvl="7" w:tplc="02725002">
+      <w:numFmt w:val="decimal"/>
+      <w:lvlText w:val=""/>
+      <w:lvlJc w:val="left"/>
+    </w:lvl>
+    <w:lvl w:ilvl="8" w:tplc="F0CECBD4">
+      <w:numFmt w:val="decimal"/>
+      <w:lvlText w:val=""/>
+      <w:lvlJc w:val="left"/>
+    </w:lvl>
+  </w:abstractNum>
+  <w:abstractNum w:abstractNumId="1" w15:restartNumberingAfterBreak="0">
+    <w:nsid w:val="370279F9"/>
+    <w:multiLevelType w:val="hybridMultilevel"/>
+    <w:tmpl w:val="39BC4C1A"/>
+    <w:lvl w:ilvl="0" w:tplc="EEFA86C4">
       <w:start w:val="1"/>
       <w:numFmt w:val="bullet"/>
       <w:lvlText w:val="●"/>
@@ -7365,7 +7419,7 @@
         <w:ind w:left="720" w:hanging="360"/>
       </w:pPr>
     </w:lvl>
-    <w:lvl w:ilvl="1" w:tplc="E700B02A">
+    <w:lvl w:ilvl="1" w:tplc="6DE2E1C2">
       <w:start w:val="1"/>
       <w:numFmt w:val="bullet"/>
       <w:lvlText w:val="○"/>
@@ -7374,7 +7428,7 @@
         <w:ind w:left="1440" w:hanging="360"/>
       </w:pPr>
     </w:lvl>
-    <w:lvl w:ilvl="2" w:tplc="CCE8933C">
+    <w:lvl w:ilvl="2" w:tplc="791ED96C">
       <w:start w:val="1"/>
       <w:numFmt w:val="bullet"/>
       <w:lvlText w:val="■"/>
@@ -7383,7 +7437,7 @@
         <w:ind w:left="2160" w:hanging="360"/>
       </w:pPr>
     </w:lvl>
-    <w:lvl w:ilvl="3" w:tplc="C83E7BFC">
+    <w:lvl w:ilvl="3" w:tplc="9E2EF9A6">
       <w:start w:val="1"/>
       <w:numFmt w:val="bullet"/>
       <w:lvlText w:val="●"/>
@@ -7392,7 +7446,7 @@
         <w:ind w:left="2880" w:hanging="360"/>
       </w:pPr>
     </w:lvl>
-    <w:lvl w:ilvl="4" w:tplc="E6D8800E">
+    <w:lvl w:ilvl="4" w:tplc="EF20667C">
       <w:start w:val="1"/>
       <w:numFmt w:val="bullet"/>
       <w:lvlText w:val="○"/>
@@ -7401,7 +7455,7 @@
         <w:ind w:left="3600" w:hanging="360"/>
       </w:pPr>
     </w:lvl>
-    <w:lvl w:ilvl="5" w:tplc="379A9BB4">
+    <w:lvl w:ilvl="5" w:tplc="1AC419E6">
       <w:start w:val="1"/>
       <w:numFmt w:val="bullet"/>
       <w:lvlText w:val="■"/>
@@ -7410,7 +7464,7 @@
         <w:ind w:left="4320" w:hanging="360"/>
       </w:pPr>
     </w:lvl>
-    <w:lvl w:ilvl="6" w:tplc="B6F442EC">
+    <w:lvl w:ilvl="6" w:tplc="13F64A40">
       <w:start w:val="1"/>
       <w:numFmt w:val="bullet"/>
       <w:lvlText w:val="●"/>
@@ -7419,7 +7473,7 @@
         <w:ind w:left="5040" w:hanging="360"/>
       </w:pPr>
     </w:lvl>
-    <w:lvl w:ilvl="7" w:tplc="B25ABFF8">
+    <w:lvl w:ilvl="7" w:tplc="E00CD7B2">
       <w:start w:val="1"/>
       <w:numFmt w:val="bullet"/>
       <w:lvlText w:val="●"/>
@@ -7428,7 +7482,7 @@
         <w:ind w:left="5760" w:hanging="360"/>
       </w:pPr>
     </w:lvl>
-    <w:lvl w:ilvl="8" w:tplc="3C620FD8">
+    <w:lvl w:ilvl="8" w:tplc="3EBAC15C">
       <w:start w:val="1"/>
       <w:numFmt w:val="bullet"/>
       <w:lvlText w:val="●"/>
@@ -7438,11 +7492,11 @@
       </w:pPr>
     </w:lvl>
   </w:abstractNum>
-  <w:abstractNum w:abstractNumId="1" w15:restartNumberingAfterBreak="0">
-    <w:nsid w:val="55141F8A"/>
+  <w:abstractNum w:abstractNumId="2" w15:restartNumberingAfterBreak="0">
+    <w:nsid w:val="6A796AFC"/>
     <w:multiLevelType w:val="hybridMultilevel"/>
-    <w:tmpl w:val="74E60B54"/>
-    <w:lvl w:ilvl="0" w:tplc="D55A717E">
+    <w:tmpl w:val="0EFC17E8"/>
+    <w:lvl w:ilvl="0" w:tplc="941438B0">
       <w:start w:val="1"/>
       <w:numFmt w:val="bullet"/>
       <w:lvlText w:val="•"/>
@@ -7451,115 +7505,61 @@
         <w:ind w:left="560" w:hanging="280"/>
       </w:pPr>
     </w:lvl>
-    <w:lvl w:ilvl="1" w:tplc="7E3E75DA">
+    <w:lvl w:ilvl="1" w:tplc="23D06264">
       <w:numFmt w:val="decimal"/>
       <w:lvlText w:val=""/>
       <w:lvlJc w:val="left"/>
     </w:lvl>
-    <w:lvl w:ilvl="2" w:tplc="A692B67A">
+    <w:lvl w:ilvl="2" w:tplc="306E5394">
       <w:numFmt w:val="decimal"/>
       <w:lvlText w:val=""/>
       <w:lvlJc w:val="left"/>
     </w:lvl>
-    <w:lvl w:ilvl="3" w:tplc="EDBC0720">
+    <w:lvl w:ilvl="3" w:tplc="CEAC1DB4">
       <w:numFmt w:val="decimal"/>
       <w:lvlText w:val=""/>
       <w:lvlJc w:val="left"/>
     </w:lvl>
-    <w:lvl w:ilvl="4" w:tplc="CAE40908">
+    <w:lvl w:ilvl="4" w:tplc="FC5ABCB4">
       <w:numFmt w:val="decimal"/>
       <w:lvlText w:val=""/>
       <w:lvlJc w:val="left"/>
     </w:lvl>
-    <w:lvl w:ilvl="5" w:tplc="C456B72C">
+    <w:lvl w:ilvl="5" w:tplc="E7AA241E">
       <w:numFmt w:val="decimal"/>
       <w:lvlText w:val=""/>
       <w:lvlJc w:val="left"/>
     </w:lvl>
-    <w:lvl w:ilvl="6" w:tplc="9C84E5C4">
+    <w:lvl w:ilvl="6" w:tplc="FA66B9DC">
       <w:numFmt w:val="decimal"/>
       <w:lvlText w:val=""/>
       <w:lvlJc w:val="left"/>
     </w:lvl>
-    <w:lvl w:ilvl="7" w:tplc="556C7ECE">
+    <w:lvl w:ilvl="7" w:tplc="9F8E941C">
       <w:numFmt w:val="decimal"/>
       <w:lvlText w:val=""/>
       <w:lvlJc w:val="left"/>
     </w:lvl>
-    <w:lvl w:ilvl="8" w:tplc="2E249DA8">
+    <w:lvl w:ilvl="8" w:tplc="8A3491FC">
       <w:numFmt w:val="decimal"/>
       <w:lvlText w:val=""/>
       <w:lvlJc w:val="left"/>
     </w:lvl>
   </w:abstractNum>
-  <w:abstractNum w:abstractNumId="2" w15:restartNumberingAfterBreak="0">
-    <w:nsid w:val="6B04473C"/>
-    <w:multiLevelType w:val="hybridMultilevel"/>
-    <w:tmpl w:val="FDA2C934"/>
-    <w:lvl w:ilvl="0" w:tplc="47DACFB8">
-      <w:start w:val="1"/>
-      <w:numFmt w:val="decimal"/>
-      <w:lvlText w:val="%1."/>
-      <w:lvlJc w:val="left"/>
-      <w:pPr>
-        <w:ind w:left="560" w:hanging="340"/>
-      </w:pPr>
-    </w:lvl>
-    <w:lvl w:ilvl="1" w:tplc="561E434A">
-      <w:numFmt w:val="decimal"/>
-      <w:lvlText w:val=""/>
-      <w:lvlJc w:val="left"/>
-    </w:lvl>
-    <w:lvl w:ilvl="2" w:tplc="D3725B54">
-      <w:numFmt w:val="decimal"/>
-      <w:lvlText w:val=""/>
-      <w:lvlJc w:val="left"/>
-    </w:lvl>
-    <w:lvl w:ilvl="3" w:tplc="1B8E8D9C">
-      <w:numFmt w:val="decimal"/>
-      <w:lvlText w:val=""/>
-      <w:lvlJc w:val="left"/>
-    </w:lvl>
-    <w:lvl w:ilvl="4" w:tplc="37DA0C48">
-      <w:numFmt w:val="decimal"/>
-      <w:lvlText w:val=""/>
-      <w:lvlJc w:val="left"/>
-    </w:lvl>
-    <w:lvl w:ilvl="5" w:tplc="7518A56C">
-      <w:numFmt w:val="decimal"/>
-      <w:lvlText w:val=""/>
-      <w:lvlJc w:val="left"/>
-    </w:lvl>
-    <w:lvl w:ilvl="6" w:tplc="A2E6D70A">
-      <w:numFmt w:val="decimal"/>
-      <w:lvlText w:val=""/>
-      <w:lvlJc w:val="left"/>
-    </w:lvl>
-    <w:lvl w:ilvl="7" w:tplc="230CE37A">
-      <w:numFmt w:val="decimal"/>
-      <w:lvlText w:val=""/>
-      <w:lvlJc w:val="left"/>
-    </w:lvl>
-    <w:lvl w:ilvl="8" w:tplc="5B8C9926">
-      <w:numFmt w:val="decimal"/>
-      <w:lvlText w:val=""/>
-      <w:lvlJc w:val="left"/>
-    </w:lvl>
-  </w:abstractNum>
-  <w:num w:numId="1" w16cid:durableId="686179450">
-    <w:abstractNumId w:val="0"/>
-    <w:lvlOverride w:ilvl="0">
-      <w:startOverride w:val="1"/>
-    </w:lvlOverride>
-  </w:num>
-  <w:num w:numId="2" w16cid:durableId="1696082239">
+  <w:num w:numId="1" w16cid:durableId="1625574772">
     <w:abstractNumId w:val="1"/>
     <w:lvlOverride w:ilvl="0">
       <w:startOverride w:val="1"/>
     </w:lvlOverride>
   </w:num>
-  <w:num w:numId="3" w16cid:durableId="536505134">
+  <w:num w:numId="2" w16cid:durableId="657686110">
     <w:abstractNumId w:val="2"/>
+    <w:lvlOverride w:ilvl="0">
+      <w:startOverride w:val="1"/>
+    </w:lvlOverride>
+  </w:num>
+  <w:num w:numId="3" w16cid:durableId="1363556510">
+    <w:abstractNumId w:val="0"/>
     <w:lvlOverride w:ilvl="0">
       <w:startOverride w:val="1"/>
     </w:lvlOverride>
@@ -8152,7 +8152,7 @@
     <w:autoRedefine/>
     <w:uiPriority w:val="39"/>
     <w:unhideWhenUsed/>
-    <w:rsid w:val="00B93493"/>
+    <w:rsid w:val="003B3B5B"/>
     <w:pPr>
       <w:spacing w:after="100"/>
     </w:pPr>

--- a/public/documentos/GOB-09-informe-de-desempeno-n-1.docx
+++ b/public/documentos/GOB-09-informe-de-desempeno-n-1.docx
@@ -52,7 +52,7 @@
                 <w:noProof/>
               </w:rPr>
               <w:drawing>
-                <wp:inline distT="0" distB="0" distL="0" distR="0" wp14:anchorId="5E0C236A" wp14:editId="12B77705">
+                <wp:inline distT="0" distB="0" distL="0" distR="0" wp14:anchorId="50106893" wp14:editId="2088AC8A">
                   <wp:extent cx="990600" cy="990600"/>
                   <wp:effectExtent l="0" t="0" r="0" b="0"/>
                   <wp:docPr id="1" name="Imagen 1"/>
@@ -171,10 +171,10 @@
                 <w:noProof/>
               </w:rPr>
               <w:drawing>
-                <wp:inline distT="0" distB="0" distL="0" distR="0" wp14:anchorId="235DC8AB" wp14:editId="5FE81765">
+                <wp:inline distT="0" distB="0" distL="0" distR="0" wp14:anchorId="364FFB81" wp14:editId="357067BE">
                   <wp:extent cx="800100" cy="800100"/>
                   <wp:effectExtent l="0" t="0" r="0" b="0"/>
-                  <wp:docPr id="1195418733" name="Imagen 1195418733"/>
+                  <wp:docPr id="485016905" name="Imagen 485016905"/>
                   <wp:cNvGraphicFramePr>
                     <a:graphicFrameLocks xmlns:a="http://schemas.openxmlformats.org/drawingml/2006/main" noChangeAspect="1"/>
                   </wp:cNvGraphicFramePr>
@@ -2585,7 +2585,7 @@
     <w:sdt>
       <w:sdtPr>
         <w:alias w:val="Contenido"/>
-        <w:id w:val="784853380"/>
+        <w:id w:val="-2070954126"/>
       </w:sdtPr>
       <w:sdtEndPr/>
       <w:sdtContent>
@@ -2611,7 +2611,7 @@
           <w:r>
             <w:fldChar w:fldCharType="separate"/>
           </w:r>
-          <w:hyperlink w:anchor="_Toc243091619" w:history="1">
+          <w:hyperlink w:anchor="_Toc243093432" w:history="1">
             <w:r>
               <w:rPr>
                 <w:rStyle w:val="Hipervnculo"/>
@@ -2635,7 +2635,7 @@
               <w:rPr>
                 <w:noProof/>
               </w:rPr>
-              <w:instrText xml:space="preserve"> PAGEREF _Toc243091619 \h </w:instrText>
+              <w:instrText xml:space="preserve"> PAGEREF _Toc243093432 \h </w:instrText>
             </w:r>
             <w:r>
               <w:rPr>
@@ -2675,7 +2675,7 @@
               <w14:ligatures w14:val="standardContextual"/>
             </w:rPr>
           </w:pPr>
-          <w:hyperlink w:anchor="_Toc243091620" w:history="1">
+          <w:hyperlink w:anchor="_Toc243093433" w:history="1">
             <w:r>
               <w:rPr>
                 <w:rStyle w:val="Hipervnculo"/>
@@ -2699,7 +2699,7 @@
               <w:rPr>
                 <w:noProof/>
               </w:rPr>
-              <w:instrText xml:space="preserve"> PAGEREF _Toc243091620 \h </w:instrText>
+              <w:instrText xml:space="preserve"> PAGEREF _Toc243093433 \h </w:instrText>
             </w:r>
             <w:r>
               <w:rPr>
@@ -2739,7 +2739,7 @@
               <w14:ligatures w14:val="standardContextual"/>
             </w:rPr>
           </w:pPr>
-          <w:hyperlink w:anchor="_Toc243091621" w:history="1">
+          <w:hyperlink w:anchor="_Toc243093434" w:history="1">
             <w:r>
               <w:rPr>
                 <w:rStyle w:val="Hipervnculo"/>
@@ -2763,7 +2763,7 @@
               <w:rPr>
                 <w:noProof/>
               </w:rPr>
-              <w:instrText xml:space="preserve"> PAGEREF _Toc243091621 \h </w:instrText>
+              <w:instrText xml:space="preserve"> PAGEREF _Toc243093434 \h </w:instrText>
             </w:r>
             <w:r>
               <w:rPr>
@@ -2803,7 +2803,7 @@
               <w14:ligatures w14:val="standardContextual"/>
             </w:rPr>
           </w:pPr>
-          <w:hyperlink w:anchor="_Toc243091622" w:history="1">
+          <w:hyperlink w:anchor="_Toc243093435" w:history="1">
             <w:r>
               <w:rPr>
                 <w:rStyle w:val="Hipervnculo"/>
@@ -2827,7 +2827,7 @@
               <w:rPr>
                 <w:noProof/>
               </w:rPr>
-              <w:instrText xml:space="preserve"> PAGEREF _Toc243091622 \h </w:instrText>
+              <w:instrText xml:space="preserve"> PAGEREF _Toc243093435 \h </w:instrText>
             </w:r>
             <w:r>
               <w:rPr>
@@ -2867,7 +2867,7 @@
               <w14:ligatures w14:val="standardContextual"/>
             </w:rPr>
           </w:pPr>
-          <w:hyperlink w:anchor="_Toc243091623" w:history="1">
+          <w:hyperlink w:anchor="_Toc243093436" w:history="1">
             <w:r>
               <w:rPr>
                 <w:rStyle w:val="Hipervnculo"/>
@@ -2891,7 +2891,7 @@
               <w:rPr>
                 <w:noProof/>
               </w:rPr>
-              <w:instrText xml:space="preserve"> PAGEREF _Toc243091623 \h </w:instrText>
+              <w:instrText xml:space="preserve"> PAGEREF _Toc243093436 \h </w:instrText>
             </w:r>
             <w:r>
               <w:rPr>
@@ -2931,7 +2931,7 @@
               <w14:ligatures w14:val="standardContextual"/>
             </w:rPr>
           </w:pPr>
-          <w:hyperlink w:anchor="_Toc243091624" w:history="1">
+          <w:hyperlink w:anchor="_Toc243093437" w:history="1">
             <w:r>
               <w:rPr>
                 <w:rStyle w:val="Hipervnculo"/>
@@ -2955,7 +2955,7 @@
               <w:rPr>
                 <w:noProof/>
               </w:rPr>
-              <w:instrText xml:space="preserve"> PAGEREF _Toc243091624 \h </w:instrText>
+              <w:instrText xml:space="preserve"> PAGEREF _Toc243093437 \h </w:instrText>
             </w:r>
             <w:r>
               <w:rPr>
@@ -2995,7 +2995,7 @@
               <w14:ligatures w14:val="standardContextual"/>
             </w:rPr>
           </w:pPr>
-          <w:hyperlink w:anchor="_Toc243091625" w:history="1">
+          <w:hyperlink w:anchor="_Toc243093438" w:history="1">
             <w:r>
               <w:rPr>
                 <w:rStyle w:val="Hipervnculo"/>
@@ -3019,7 +3019,7 @@
               <w:rPr>
                 <w:noProof/>
               </w:rPr>
-              <w:instrText xml:space="preserve"> PAGEREF _Toc243091625 \h </w:instrText>
+              <w:instrText xml:space="preserve"> PAGEREF _Toc243093438 \h </w:instrText>
             </w:r>
             <w:r>
               <w:rPr>
@@ -3069,7 +3069,7 @@
       <w:pPr>
         <w:pStyle w:val="Ttulo1"/>
       </w:pPr>
-      <w:bookmarkStart w:id="0" w:name="_Toc243091619"/>
+      <w:bookmarkStart w:id="0" w:name="_Toc243093432"/>
       <w:r>
         <w:lastRenderedPageBreak/>
         <w:t>1. Datos del informe</w:t>
@@ -3576,7 +3576,7 @@
       <w:pPr>
         <w:pStyle w:val="Ttulo1"/>
       </w:pPr>
-      <w:bookmarkStart w:id="1" w:name="_Toc243091620"/>
+      <w:bookmarkStart w:id="1" w:name="_Toc243093433"/>
       <w:r>
         <w:t>2. Resumen</w:t>
       </w:r>
@@ -3604,7 +3604,7 @@
       <w:pPr>
         <w:pStyle w:val="Ttulo1"/>
       </w:pPr>
-      <w:bookmarkStart w:id="2" w:name="_Toc243091621"/>
+      <w:bookmarkStart w:id="2" w:name="_Toc243093434"/>
       <w:r>
         <w:t>3. Estado por dominio</w:t>
       </w:r>
@@ -4685,7 +4685,7 @@
       <w:pPr>
         <w:pStyle w:val="Ttulo1"/>
       </w:pPr>
-      <w:bookmarkStart w:id="3" w:name="_Toc243091622"/>
+      <w:bookmarkStart w:id="3" w:name="_Toc243093435"/>
       <w:r>
         <w:t>4. Avance de los entregables de gestión</w:t>
       </w:r>
@@ -5338,7 +5338,7 @@
       <w:pPr>
         <w:pStyle w:val="Ttulo1"/>
       </w:pPr>
-      <w:bookmarkStart w:id="4" w:name="_Toc243091623"/>
+      <w:bookmarkStart w:id="4" w:name="_Toc243093436"/>
       <w:r>
         <w:t>5. Hitos próximos</w:t>
       </w:r>
@@ -5957,7 +5957,7 @@
       <w:pPr>
         <w:pStyle w:val="Ttulo1"/>
       </w:pPr>
-      <w:bookmarkStart w:id="5" w:name="_Toc243091624"/>
+      <w:bookmarkStart w:id="5" w:name="_Toc243093437"/>
       <w:r>
         <w:t>6. Decisiones que se solicitan a la patrocinadora</w:t>
       </w:r>
@@ -6037,7 +6037,7 @@
       <w:pPr>
         <w:pStyle w:val="Ttulo1"/>
       </w:pPr>
-      <w:bookmarkStart w:id="6" w:name="_Toc243091625"/>
+      <w:bookmarkStart w:id="6" w:name="_Toc243093438"/>
       <w:r>
         <w:t>7. Cómo se medirá el desempeño desde el Sprint 1</w:t>
       </w:r>
@@ -7353,10 +7353,64 @@
 <file path=word/numbering.xml><?xml version="1.0" encoding="utf-8"?>
 <w:numbering xmlns:wpc="http://schemas.microsoft.com/office/word/2010/wordprocessingCanvas" xmlns:cx="http://schemas.microsoft.com/office/drawing/2014/chartex" xmlns:cx1="http://schemas.microsoft.com/office/drawing/2015/9/8/chartex" xmlns:cx2="http://schemas.microsoft.com/office/drawing/2015/10/21/chartex" xmlns:cx3="http://schemas.microsoft.com/office/drawing/2016/5/9/chartex" xmlns:cx4="http://schemas.microsoft.com/office/drawing/2016/5/10/chartex" xmlns:cx5="http://schemas.microsoft.com/office/drawing/2016/5/11/chartex" xmlns:cx6="http://schemas.microsoft.com/office/drawing/2016/5/12/chartex" xmlns:cx7="http://schemas.microsoft.com/office/drawing/2016/5/13/chartex" xmlns:cx8="http://schemas.microsoft.com/office/drawing/2016/5/14/chartex" xmlns:mc="http://schemas.openxmlformats.org/markup-compatibility/2006" xmlns:aink="http://schemas.microsoft.com/office/drawing/2016/ink" xmlns:am3d="http://schemas.microsoft.com/office/drawing/2017/model3d" xmlns:o="urn:schemas-microsoft-com:office:office" xmlns:oel="http://schemas.microsoft.com/office/2019/extlst" xmlns:r="http://schemas.openxmlformats.org/officeDocument/2006/relationships" xmlns:m="http://schemas.openxmlformats.org/officeDocument/2006/math" xmlns:v="urn:schemas-microsoft-com:vml" xmlns:wp14="http://schemas.microsoft.com/office/word/2010/wordprocessingDrawing" xmlns:wp="http://schemas.openxmlformats.org/drawingml/2006/wordprocessingDrawing" xmlns:w10="urn:schemas-microsoft-com:office:word" xmlns:w="http://schemas.openxmlformats.org/wordprocessingml/2006/main" xmlns:w14="http://schemas.microsoft.com/office/word/2010/wordml" xmlns:w15="http://schemas.microsoft.com/office/word/2012/wordml" xmlns:w16cex="http://schemas.microsoft.com/office/word/2018/wordml/cex" xmlns:w16cid="http://schemas.microsoft.com/office/word/2016/wordml/cid" xmlns:w16="http://schemas.microsoft.com/office/word/2018/wordml" xmlns:w16du="http://schemas.microsoft.com/office/word/2023/wordml/word16du" xmlns:w16sdtdh="http://schemas.microsoft.com/office/word/2020/wordml/sdtdatahash" xmlns:w16sdtfl="http://schemas.microsoft.com/office/word/2024/wordml/sdtformatlock" xmlns:w16se="http://schemas.microsoft.com/office/word/2015/wordml/symex" xmlns:wpg="http://schemas.microsoft.com/office/word/2010/wordprocessingGroup" xmlns:wpi="http://schemas.microsoft.com/office/word/2010/wordprocessingInk" xmlns:wne="http://schemas.microsoft.com/office/word/2006/wordml" xmlns:wps="http://schemas.microsoft.com/office/word/2010/wordprocessingShape" mc:Ignorable="w14 w15 w16se w16cid w16 w16cex w16sdtdh w16sdtfl w16du wp14">
   <w:abstractNum w:abstractNumId="0" w15:restartNumberingAfterBreak="0">
-    <w:nsid w:val="2D2A6FBB"/>
+    <w:nsid w:val="07A90592"/>
     <w:multiLevelType w:val="hybridMultilevel"/>
-    <w:tmpl w:val="56A0AC68"/>
-    <w:lvl w:ilvl="0" w:tplc="B86487DE">
+    <w:tmpl w:val="CF4E9098"/>
+    <w:lvl w:ilvl="0" w:tplc="937227DE">
+      <w:start w:val="1"/>
+      <w:numFmt w:val="bullet"/>
+      <w:lvlText w:val="•"/>
+      <w:lvlJc w:val="left"/>
+      <w:pPr>
+        <w:ind w:left="560" w:hanging="280"/>
+      </w:pPr>
+    </w:lvl>
+    <w:lvl w:ilvl="1" w:tplc="EDC89000">
+      <w:numFmt w:val="decimal"/>
+      <w:lvlText w:val=""/>
+      <w:lvlJc w:val="left"/>
+    </w:lvl>
+    <w:lvl w:ilvl="2" w:tplc="FDD6A51C">
+      <w:numFmt w:val="decimal"/>
+      <w:lvlText w:val=""/>
+      <w:lvlJc w:val="left"/>
+    </w:lvl>
+    <w:lvl w:ilvl="3" w:tplc="C42447C8">
+      <w:numFmt w:val="decimal"/>
+      <w:lvlText w:val=""/>
+      <w:lvlJc w:val="left"/>
+    </w:lvl>
+    <w:lvl w:ilvl="4" w:tplc="20E09ABC">
+      <w:numFmt w:val="decimal"/>
+      <w:lvlText w:val=""/>
+      <w:lvlJc w:val="left"/>
+    </w:lvl>
+    <w:lvl w:ilvl="5" w:tplc="865AB5DA">
+      <w:numFmt w:val="decimal"/>
+      <w:lvlText w:val=""/>
+      <w:lvlJc w:val="left"/>
+    </w:lvl>
+    <w:lvl w:ilvl="6" w:tplc="2398D466">
+      <w:numFmt w:val="decimal"/>
+      <w:lvlText w:val=""/>
+      <w:lvlJc w:val="left"/>
+    </w:lvl>
+    <w:lvl w:ilvl="7" w:tplc="EFFC479C">
+      <w:numFmt w:val="decimal"/>
+      <w:lvlText w:val=""/>
+      <w:lvlJc w:val="left"/>
+    </w:lvl>
+    <w:lvl w:ilvl="8" w:tplc="C0481A2E">
+      <w:numFmt w:val="decimal"/>
+      <w:lvlText w:val=""/>
+      <w:lvlJc w:val="left"/>
+    </w:lvl>
+  </w:abstractNum>
+  <w:abstractNum w:abstractNumId="1" w15:restartNumberingAfterBreak="0">
+    <w:nsid w:val="22F24F0A"/>
+    <w:multiLevelType w:val="hybridMultilevel"/>
+    <w:tmpl w:val="E5F0CE58"/>
+    <w:lvl w:ilvl="0" w:tplc="BFC47116">
       <w:start w:val="1"/>
       <w:numFmt w:val="decimal"/>
       <w:lvlText w:val="%1."/>
@@ -7365,52 +7419,52 @@
         <w:ind w:left="560" w:hanging="340"/>
       </w:pPr>
     </w:lvl>
-    <w:lvl w:ilvl="1" w:tplc="DAB4DDD6">
+    <w:lvl w:ilvl="1" w:tplc="CBE804BC">
       <w:numFmt w:val="decimal"/>
       <w:lvlText w:val=""/>
       <w:lvlJc w:val="left"/>
     </w:lvl>
-    <w:lvl w:ilvl="2" w:tplc="016E2CE8">
+    <w:lvl w:ilvl="2" w:tplc="FE4C6ED0">
       <w:numFmt w:val="decimal"/>
       <w:lvlText w:val=""/>
       <w:lvlJc w:val="left"/>
     </w:lvl>
-    <w:lvl w:ilvl="3" w:tplc="1304FCDE">
+    <w:lvl w:ilvl="3" w:tplc="B672E74A">
       <w:numFmt w:val="decimal"/>
       <w:lvlText w:val=""/>
       <w:lvlJc w:val="left"/>
     </w:lvl>
-    <w:lvl w:ilvl="4" w:tplc="6122D31E">
+    <w:lvl w:ilvl="4" w:tplc="BEDED958">
       <w:numFmt w:val="decimal"/>
       <w:lvlText w:val=""/>
       <w:lvlJc w:val="left"/>
     </w:lvl>
-    <w:lvl w:ilvl="5" w:tplc="DA767406">
+    <w:lvl w:ilvl="5" w:tplc="C5FE59DA">
       <w:numFmt w:val="decimal"/>
       <w:lvlText w:val=""/>
       <w:lvlJc w:val="left"/>
     </w:lvl>
-    <w:lvl w:ilvl="6" w:tplc="63705512">
+    <w:lvl w:ilvl="6" w:tplc="6882D06E">
       <w:numFmt w:val="decimal"/>
       <w:lvlText w:val=""/>
       <w:lvlJc w:val="left"/>
     </w:lvl>
-    <w:lvl w:ilvl="7" w:tplc="02725002">
+    <w:lvl w:ilvl="7" w:tplc="CCA4623C">
       <w:numFmt w:val="decimal"/>
       <w:lvlText w:val=""/>
       <w:lvlJc w:val="left"/>
     </w:lvl>
-    <w:lvl w:ilvl="8" w:tplc="F0CECBD4">
+    <w:lvl w:ilvl="8" w:tplc="19286684">
       <w:numFmt w:val="decimal"/>
       <w:lvlText w:val=""/>
       <w:lvlJc w:val="left"/>
     </w:lvl>
   </w:abstractNum>
-  <w:abstractNum w:abstractNumId="1" w15:restartNumberingAfterBreak="0">
-    <w:nsid w:val="370279F9"/>
+  <w:abstractNum w:abstractNumId="2" w15:restartNumberingAfterBreak="0">
+    <w:nsid w:val="3DEC50F1"/>
     <w:multiLevelType w:val="hybridMultilevel"/>
-    <w:tmpl w:val="39BC4C1A"/>
-    <w:lvl w:ilvl="0" w:tplc="EEFA86C4">
+    <w:tmpl w:val="D646F55E"/>
+    <w:lvl w:ilvl="0" w:tplc="A35C8D3C">
       <w:start w:val="1"/>
       <w:numFmt w:val="bullet"/>
       <w:lvlText w:val="●"/>
@@ -7419,7 +7473,7 @@
         <w:ind w:left="720" w:hanging="360"/>
       </w:pPr>
     </w:lvl>
-    <w:lvl w:ilvl="1" w:tplc="6DE2E1C2">
+    <w:lvl w:ilvl="1" w:tplc="CC2EB530">
       <w:start w:val="1"/>
       <w:numFmt w:val="bullet"/>
       <w:lvlText w:val="○"/>
@@ -7428,7 +7482,7 @@
         <w:ind w:left="1440" w:hanging="360"/>
       </w:pPr>
     </w:lvl>
-    <w:lvl w:ilvl="2" w:tplc="791ED96C">
+    <w:lvl w:ilvl="2" w:tplc="813AF760">
       <w:start w:val="1"/>
       <w:numFmt w:val="bullet"/>
       <w:lvlText w:val="■"/>
@@ -7437,7 +7491,7 @@
         <w:ind w:left="2160" w:hanging="360"/>
       </w:pPr>
     </w:lvl>
-    <w:lvl w:ilvl="3" w:tplc="9E2EF9A6">
+    <w:lvl w:ilvl="3" w:tplc="BA8C402C">
       <w:start w:val="1"/>
       <w:numFmt w:val="bullet"/>
       <w:lvlText w:val="●"/>
@@ -7446,7 +7500,7 @@
         <w:ind w:left="2880" w:hanging="360"/>
       </w:pPr>
     </w:lvl>
-    <w:lvl w:ilvl="4" w:tplc="EF20667C">
+    <w:lvl w:ilvl="4" w:tplc="2758B8C8">
       <w:start w:val="1"/>
       <w:numFmt w:val="bullet"/>
       <w:lvlText w:val="○"/>
@@ -7455,7 +7509,7 @@
         <w:ind w:left="3600" w:hanging="360"/>
       </w:pPr>
     </w:lvl>
-    <w:lvl w:ilvl="5" w:tplc="1AC419E6">
+    <w:lvl w:ilvl="5" w:tplc="62F0183A">
       <w:start w:val="1"/>
       <w:numFmt w:val="bullet"/>
       <w:lvlText w:val="■"/>
@@ -7464,7 +7518,7 @@
         <w:ind w:left="4320" w:hanging="360"/>
       </w:pPr>
     </w:lvl>
-    <w:lvl w:ilvl="6" w:tplc="13F64A40">
+    <w:lvl w:ilvl="6" w:tplc="AA8C6984">
       <w:start w:val="1"/>
       <w:numFmt w:val="bullet"/>
       <w:lvlText w:val="●"/>
@@ -7473,7 +7527,7 @@
         <w:ind w:left="5040" w:hanging="360"/>
       </w:pPr>
     </w:lvl>
-    <w:lvl w:ilvl="7" w:tplc="E00CD7B2">
+    <w:lvl w:ilvl="7" w:tplc="716E150C">
       <w:start w:val="1"/>
       <w:numFmt w:val="bullet"/>
       <w:lvlText w:val="●"/>
@@ -7482,7 +7536,7 @@
         <w:ind w:left="5760" w:hanging="360"/>
       </w:pPr>
     </w:lvl>
-    <w:lvl w:ilvl="8" w:tplc="3EBAC15C">
+    <w:lvl w:ilvl="8" w:tplc="BFBAF8F8">
       <w:start w:val="1"/>
       <w:numFmt w:val="bullet"/>
       <w:lvlText w:val="●"/>
@@ -7492,74 +7546,20 @@
       </w:pPr>
     </w:lvl>
   </w:abstractNum>
-  <w:abstractNum w:abstractNumId="2" w15:restartNumberingAfterBreak="0">
-    <w:nsid w:val="6A796AFC"/>
-    <w:multiLevelType w:val="hybridMultilevel"/>
-    <w:tmpl w:val="0EFC17E8"/>
-    <w:lvl w:ilvl="0" w:tplc="941438B0">
-      <w:start w:val="1"/>
-      <w:numFmt w:val="bullet"/>
-      <w:lvlText w:val="•"/>
-      <w:lvlJc w:val="left"/>
-      <w:pPr>
-        <w:ind w:left="560" w:hanging="280"/>
-      </w:pPr>
-    </w:lvl>
-    <w:lvl w:ilvl="1" w:tplc="23D06264">
-      <w:numFmt w:val="decimal"/>
-      <w:lvlText w:val=""/>
-      <w:lvlJc w:val="left"/>
-    </w:lvl>
-    <w:lvl w:ilvl="2" w:tplc="306E5394">
-      <w:numFmt w:val="decimal"/>
-      <w:lvlText w:val=""/>
-      <w:lvlJc w:val="left"/>
-    </w:lvl>
-    <w:lvl w:ilvl="3" w:tplc="CEAC1DB4">
-      <w:numFmt w:val="decimal"/>
-      <w:lvlText w:val=""/>
-      <w:lvlJc w:val="left"/>
-    </w:lvl>
-    <w:lvl w:ilvl="4" w:tplc="FC5ABCB4">
-      <w:numFmt w:val="decimal"/>
-      <w:lvlText w:val=""/>
-      <w:lvlJc w:val="left"/>
-    </w:lvl>
-    <w:lvl w:ilvl="5" w:tplc="E7AA241E">
-      <w:numFmt w:val="decimal"/>
-      <w:lvlText w:val=""/>
-      <w:lvlJc w:val="left"/>
-    </w:lvl>
-    <w:lvl w:ilvl="6" w:tplc="FA66B9DC">
-      <w:numFmt w:val="decimal"/>
-      <w:lvlText w:val=""/>
-      <w:lvlJc w:val="left"/>
-    </w:lvl>
-    <w:lvl w:ilvl="7" w:tplc="9F8E941C">
-      <w:numFmt w:val="decimal"/>
-      <w:lvlText w:val=""/>
-      <w:lvlJc w:val="left"/>
-    </w:lvl>
-    <w:lvl w:ilvl="8" w:tplc="8A3491FC">
-      <w:numFmt w:val="decimal"/>
-      <w:lvlText w:val=""/>
-      <w:lvlJc w:val="left"/>
-    </w:lvl>
-  </w:abstractNum>
-  <w:num w:numId="1" w16cid:durableId="1625574772">
-    <w:abstractNumId w:val="1"/>
-    <w:lvlOverride w:ilvl="0">
-      <w:startOverride w:val="1"/>
-    </w:lvlOverride>
-  </w:num>
-  <w:num w:numId="2" w16cid:durableId="657686110">
+  <w:num w:numId="1" w16cid:durableId="511335498">
     <w:abstractNumId w:val="2"/>
     <w:lvlOverride w:ilvl="0">
       <w:startOverride w:val="1"/>
     </w:lvlOverride>
   </w:num>
-  <w:num w:numId="3" w16cid:durableId="1363556510">
+  <w:num w:numId="2" w16cid:durableId="1194078553">
     <w:abstractNumId w:val="0"/>
+    <w:lvlOverride w:ilvl="0">
+      <w:startOverride w:val="1"/>
+    </w:lvlOverride>
+  </w:num>
+  <w:num w:numId="3" w16cid:durableId="229847710">
+    <w:abstractNumId w:val="1"/>
     <w:lvlOverride w:ilvl="0">
       <w:startOverride w:val="1"/>
     </w:lvlOverride>
@@ -8152,7 +8152,7 @@
     <w:autoRedefine/>
     <w:uiPriority w:val="39"/>
     <w:unhideWhenUsed/>
-    <w:rsid w:val="003B3B5B"/>
+    <w:rsid w:val="0024275E"/>
     <w:pPr>
       <w:spacing w:after="100"/>
     </w:pPr>
